--- a/public/reports/sysml-ai-research-report.docx
+++ b/public/reports/sysml-ai-research-report.docx
@@ -88,7 +88,7 @@
                 <w:color w:val="0B2545"/>
                 <w:sz w:val="22"/>
               </w:rPr>
-              <w:t>2026-07-29</w:t>
+              <w:t>2026-07-30</w:t>
             </w:r>
           </w:p>
         </w:tc>
@@ -122,7 +122,7 @@
                 <w:color w:val="0B2545"/>
                 <w:sz w:val="22"/>
               </w:rPr>
-              <w:t>2026-08-01</w:t>
+              <w:t>2026-08-02</w:t>
             </w:r>
           </w:p>
         </w:tc>
@@ -158,7 +158,7 @@
                 <w:color w:val="0B2545"/>
                 <w:sz w:val="22"/>
               </w:rPr>
-              <w:t>15 个</w:t>
+              <w:t>16 个</w:t>
             </w:r>
           </w:p>
         </w:tc>
@@ -220,7 +220,7 @@
           <w:rFonts w:ascii="Microsoft YaHei" w:hAnsi="Microsoft YaHei" w:eastAsia="Microsoft YaHei"/>
           <w:color w:val="0B2545"/>
         </w:rPr>
-        <w:t xml:space="preserve"> 当前共收录 15 个项目，其中 5 个已验证、12 个确认为开源。 调研重点是这些工具在系统建模生命周期中的实际用途，而不只是在何种 AI 客户端中运行。</w:t>
+        <w:t xml:space="preserve"> 当前共收录 16 个项目，其中 5 个已验证、13 个确认为开源。 调研重点是这些工具在系统建模生命周期中的实际用途，而不只是在何种 AI 客户端中运行。</w:t>
       </w:r>
     </w:p>
     <w:p>
@@ -235,7 +235,7 @@
           <w:color w:val="0B2545"/>
           <w:sz w:val="22"/>
         </w:rPr>
-        <w:t>标准覆盖：SysML v2（7）；KerML（3）；通用 MBSE（1）；SysML (version unspecified)（2）；SysML v1（5）；UML（1）</w:t>
+        <w:t>标准覆盖：SysML v2（8）；KerML（3）；通用 MBSE（1）；SysML (version unspecified)（2）；SysML v1（5）；UML（1）</w:t>
       </w:r>
     </w:p>
     <w:p>
@@ -708,7 +708,7 @@
                 <w:color w:val="0B2545"/>
                 <w:sz w:val="17"/>
               </w:rPr>
-              <w:t>@engineer-fumi/sysml-v2-mcp、SysMLV2-MCP、cameo-mcp-bridge、jgs-magic-sysmlv1-mcp、jgs-magic-sysmlv1-pro、SysML v2 MCP Server by Raghunath Torase</w:t>
+              <w:t>@engineer-fumi/sysml-v2-mcp、SysMLV2-MCP、cameo-mcp-bridge、jgs-magic-sysmlv1-mcp、jgs-magic-sysmlv1-pro、mcp-syson、SysML v2 MCP Server by Raghunath Torase</w:t>
             </w:r>
           </w:p>
         </w:tc>
@@ -5338,7 +5338,380 @@
         <w:pageBreakBefore/>
       </w:pPr>
       <w:r>
-        <w:t>3.13 SysML v2 MCP Server by Raghunath Torase</w:t>
+        <w:t>3.13 mcp-syson</w:t>
+      </w:r>
+    </w:p>
+    <w:p>
+      <w:pPr>
+        <w:spacing w:after="160"/>
+      </w:pPr>
+      <w:r>
+        <w:rPr>
+          <w:rFonts w:ascii="Microsoft YaHei" w:hAnsi="Microsoft YaHei" w:eastAsia="Microsoft YaHei"/>
+          <w:b/>
+          <w:color w:val="007079"/>
+          <w:sz w:val="18"/>
+        </w:rPr>
+        <w:t>MCP Server · SysML v2 · 待验证 · 开源</w:t>
+      </w:r>
+    </w:p>
+    <w:tbl>
+      <w:tblPr>
+        <w:tblStyle w:val="TableGrid"/>
+        <w:tblW w:type="dxa" w:w="9360"/>
+        <w:jc w:val="left"/>
+        <w:tblLayout w:type="fixed"/>
+        <w:tblLook w:firstColumn="1" w:firstRow="1" w:lastColumn="0" w:lastRow="0" w:noHBand="0" w:noVBand="1" w:val="04A0"/>
+        <w:tblInd w:w="120" w:type="dxa"/>
+      </w:tblPr>
+      <w:tblGrid>
+        <w:gridCol w:w="1700"/>
+        <w:gridCol w:w="7660"/>
+      </w:tblGrid>
+      <w:tr>
+        <w:tc>
+          <w:tcPr>
+            <w:tcW w:type="dxa" w:w="1700"/>
+            <w:shd w:fill="E8EEF5"/>
+            <w:vAlign w:val="top"/>
+            <w:tcMar>
+              <w:top w:w="80" w:type="dxa"/>
+              <w:start w:w="120" w:type="dxa"/>
+              <w:bottom w:w="80" w:type="dxa"/>
+              <w:end w:w="120" w:type="dxa"/>
+            </w:tcMar>
+          </w:tcPr>
+          <w:p>
+            <w:r>
+              <w:rPr>
+                <w:rFonts w:ascii="Microsoft YaHei" w:hAnsi="Microsoft YaHei" w:eastAsia="Microsoft YaHei"/>
+                <w:b/>
+                <w:color w:val="0B2545"/>
+                <w:sz w:val="18"/>
+              </w:rPr>
+              <w:t>功能说明</w:t>
+            </w:r>
+          </w:p>
+        </w:tc>
+        <w:tc>
+          <w:tcPr>
+            <w:tcW w:type="dxa" w:w="7660"/>
+            <w:vAlign w:val="top"/>
+            <w:tcMar>
+              <w:top w:w="80" w:type="dxa"/>
+              <w:start w:w="120" w:type="dxa"/>
+              <w:bottom w:w="80" w:type="dxa"/>
+              <w:end w:w="120" w:type="dxa"/>
+            </w:tcMar>
+          </w:tcPr>
+          <w:p>
+            <w:r>
+              <w:rPr>
+                <w:rFonts w:ascii="Microsoft YaHei" w:hAnsi="Microsoft YaHei" w:eastAsia="Microsoft YaHei"/>
+                <w:color w:val="0B2545"/>
+                <w:sz w:val="18"/>
+              </w:rPr>
+              <w:t>公开描述：MCP server for SysON — SysML v2 MBSE modelling, AQL queries and requirements tracing for AI agents. 29 tools, 4 interactive UI viewers, docker-compose included。该功能说明由规则提取，需在下一次人工复核时确认。</w:t>
+            </w:r>
+          </w:p>
+        </w:tc>
+      </w:tr>
+      <w:tr>
+        <w:tc>
+          <w:tcPr>
+            <w:tcW w:type="dxa" w:w="1700"/>
+            <w:shd w:fill="E8EEF5"/>
+            <w:vAlign w:val="top"/>
+            <w:tcMar>
+              <w:top w:w="80" w:type="dxa"/>
+              <w:start w:w="120" w:type="dxa"/>
+              <w:bottom w:w="80" w:type="dxa"/>
+              <w:end w:w="120" w:type="dxa"/>
+            </w:tcMar>
+          </w:tcPr>
+          <w:p>
+            <w:r>
+              <w:rPr>
+                <w:rFonts w:ascii="Microsoft YaHei" w:hAnsi="Microsoft YaHei" w:eastAsia="Microsoft YaHei"/>
+                <w:b/>
+                <w:color w:val="0B2545"/>
+                <w:sz w:val="18"/>
+              </w:rPr>
+              <w:t>适用场景</w:t>
+            </w:r>
+          </w:p>
+        </w:tc>
+        <w:tc>
+          <w:tcPr>
+            <w:tcW w:type="dxa" w:w="7660"/>
+            <w:vAlign w:val="top"/>
+            <w:tcMar>
+              <w:top w:w="80" w:type="dxa"/>
+              <w:start w:w="120" w:type="dxa"/>
+              <w:bottom w:w="80" w:type="dxa"/>
+              <w:end w:w="120" w:type="dxa"/>
+            </w:tcMar>
+          </w:tcPr>
+          <w:p>
+            <w:r>
+              <w:rPr>
+                <w:rFonts w:ascii="Microsoft YaHei" w:hAnsi="Microsoft YaHei" w:eastAsia="Microsoft YaHei"/>
+                <w:color w:val="0B2545"/>
+                <w:sz w:val="18"/>
+              </w:rPr>
+              <w:t>需求建模</w:t>
+            </w:r>
+          </w:p>
+        </w:tc>
+      </w:tr>
+      <w:tr>
+        <w:tc>
+          <w:tcPr>
+            <w:tcW w:type="dxa" w:w="1700"/>
+            <w:shd w:fill="E8EEF5"/>
+            <w:vAlign w:val="top"/>
+            <w:tcMar>
+              <w:top w:w="80" w:type="dxa"/>
+              <w:start w:w="120" w:type="dxa"/>
+              <w:bottom w:w="80" w:type="dxa"/>
+              <w:end w:w="120" w:type="dxa"/>
+            </w:tcMar>
+          </w:tcPr>
+          <w:p>
+            <w:r>
+              <w:rPr>
+                <w:rFonts w:ascii="Microsoft YaHei" w:hAnsi="Microsoft YaHei" w:eastAsia="Microsoft YaHei"/>
+                <w:b/>
+                <w:color w:val="0B2545"/>
+                <w:sz w:val="18"/>
+              </w:rPr>
+              <w:t>核心能力</w:t>
+            </w:r>
+          </w:p>
+        </w:tc>
+        <w:tc>
+          <w:tcPr>
+            <w:tcW w:type="dxa" w:w="7660"/>
+            <w:vAlign w:val="top"/>
+            <w:tcMar>
+              <w:top w:w="80" w:type="dxa"/>
+              <w:start w:w="120" w:type="dxa"/>
+              <w:bottom w:w="80" w:type="dxa"/>
+              <w:end w:w="120" w:type="dxa"/>
+            </w:tcMar>
+          </w:tcPr>
+          <w:p>
+            <w:r>
+              <w:rPr>
+                <w:rFonts w:ascii="Microsoft YaHei" w:hAnsi="Microsoft YaHei" w:eastAsia="Microsoft YaHei"/>
+                <w:color w:val="0B2545"/>
+                <w:sz w:val="18"/>
+              </w:rPr>
+              <w:t>待进一步分析</w:t>
+            </w:r>
+          </w:p>
+        </w:tc>
+      </w:tr>
+      <w:tr>
+        <w:tc>
+          <w:tcPr>
+            <w:tcW w:type="dxa" w:w="1700"/>
+            <w:shd w:fill="E8EEF5"/>
+            <w:vAlign w:val="top"/>
+            <w:tcMar>
+              <w:top w:w="80" w:type="dxa"/>
+              <w:start w:w="120" w:type="dxa"/>
+              <w:bottom w:w="80" w:type="dxa"/>
+              <w:end w:w="120" w:type="dxa"/>
+            </w:tcMar>
+          </w:tcPr>
+          <w:p>
+            <w:r>
+              <w:rPr>
+                <w:rFonts w:ascii="Microsoft YaHei" w:hAnsi="Microsoft YaHei" w:eastAsia="Microsoft YaHei"/>
+                <w:b/>
+                <w:color w:val="0B2545"/>
+                <w:sz w:val="18"/>
+              </w:rPr>
+              <w:t>支持平台</w:t>
+            </w:r>
+          </w:p>
+        </w:tc>
+        <w:tc>
+          <w:tcPr>
+            <w:tcW w:type="dxa" w:w="7660"/>
+            <w:vAlign w:val="top"/>
+            <w:tcMar>
+              <w:top w:w="80" w:type="dxa"/>
+              <w:start w:w="120" w:type="dxa"/>
+              <w:bottom w:w="80" w:type="dxa"/>
+              <w:end w:w="120" w:type="dxa"/>
+            </w:tcMar>
+          </w:tcPr>
+          <w:p>
+            <w:r>
+              <w:rPr>
+                <w:rFonts w:ascii="Microsoft YaHei" w:hAnsi="Microsoft YaHei" w:eastAsia="Microsoft YaHei"/>
+                <w:color w:val="0B2545"/>
+                <w:sz w:val="18"/>
+              </w:rPr>
+              <w:t>MCP</w:t>
+            </w:r>
+          </w:p>
+        </w:tc>
+      </w:tr>
+      <w:tr>
+        <w:tc>
+          <w:tcPr>
+            <w:tcW w:type="dxa" w:w="1700"/>
+            <w:shd w:fill="E8EEF5"/>
+            <w:vAlign w:val="top"/>
+            <w:tcMar>
+              <w:top w:w="80" w:type="dxa"/>
+              <w:start w:w="120" w:type="dxa"/>
+              <w:bottom w:w="80" w:type="dxa"/>
+              <w:end w:w="120" w:type="dxa"/>
+            </w:tcMar>
+          </w:tcPr>
+          <w:p>
+            <w:r>
+              <w:rPr>
+                <w:rFonts w:ascii="Microsoft YaHei" w:hAnsi="Microsoft YaHei" w:eastAsia="Microsoft YaHei"/>
+                <w:b/>
+                <w:color w:val="0B2545"/>
+                <w:sz w:val="18"/>
+              </w:rPr>
+              <w:t>隐私与离线</w:t>
+            </w:r>
+          </w:p>
+        </w:tc>
+        <w:tc>
+          <w:tcPr>
+            <w:tcW w:type="dxa" w:w="7660"/>
+            <w:vAlign w:val="top"/>
+            <w:tcMar>
+              <w:top w:w="80" w:type="dxa"/>
+              <w:start w:w="120" w:type="dxa"/>
+              <w:bottom w:w="80" w:type="dxa"/>
+              <w:end w:w="120" w:type="dxa"/>
+            </w:tcMar>
+          </w:tcPr>
+          <w:p>
+            <w:r>
+              <w:rPr>
+                <w:rFonts w:ascii="Microsoft YaHei" w:hAnsi="Microsoft YaHei" w:eastAsia="Microsoft YaHei"/>
+                <w:color w:val="0B2545"/>
+                <w:sz w:val="18"/>
+              </w:rPr>
+              <w:t>自动发现项目，数据隐私与离线能力尚待核验。（离线能力：unknown）</w:t>
+            </w:r>
+          </w:p>
+        </w:tc>
+      </w:tr>
+      <w:tr>
+        <w:tc>
+          <w:tcPr>
+            <w:tcW w:type="dxa" w:w="1700"/>
+            <w:shd w:fill="E8EEF5"/>
+            <w:vAlign w:val="top"/>
+            <w:tcMar>
+              <w:top w:w="80" w:type="dxa"/>
+              <w:start w:w="120" w:type="dxa"/>
+              <w:bottom w:w="80" w:type="dxa"/>
+              <w:end w:w="120" w:type="dxa"/>
+            </w:tcMar>
+          </w:tcPr>
+          <w:p>
+            <w:r>
+              <w:rPr>
+                <w:rFonts w:ascii="Microsoft YaHei" w:hAnsi="Microsoft YaHei" w:eastAsia="Microsoft YaHei"/>
+                <w:b/>
+                <w:color w:val="0B2545"/>
+                <w:sz w:val="18"/>
+              </w:rPr>
+              <w:t>项目地址</w:t>
+            </w:r>
+          </w:p>
+        </w:tc>
+        <w:tc>
+          <w:tcPr>
+            <w:tcW w:type="dxa" w:w="7660"/>
+            <w:vAlign w:val="top"/>
+            <w:tcMar>
+              <w:top w:w="80" w:type="dxa"/>
+              <w:start w:w="120" w:type="dxa"/>
+              <w:bottom w:w="80" w:type="dxa"/>
+              <w:end w:w="120" w:type="dxa"/>
+            </w:tcMar>
+          </w:tcPr>
+          <w:p>
+            <w:r>
+              <w:rPr>
+                <w:rFonts w:ascii="Microsoft YaHei" w:hAnsi="Microsoft YaHei" w:eastAsia="Microsoft YaHei"/>
+                <w:color w:val="0B2545"/>
+                <w:sz w:val="18"/>
+              </w:rPr>
+              <w:t>https://github.com/Casys-AI/mcp-syson</w:t>
+            </w:r>
+          </w:p>
+        </w:tc>
+      </w:tr>
+      <w:tr>
+        <w:tc>
+          <w:tcPr>
+            <w:tcW w:type="dxa" w:w="1700"/>
+            <w:shd w:fill="E8EEF5"/>
+            <w:vAlign w:val="top"/>
+            <w:tcMar>
+              <w:top w:w="80" w:type="dxa"/>
+              <w:start w:w="120" w:type="dxa"/>
+              <w:bottom w:w="80" w:type="dxa"/>
+              <w:end w:w="120" w:type="dxa"/>
+            </w:tcMar>
+          </w:tcPr>
+          <w:p>
+            <w:r>
+              <w:rPr>
+                <w:rFonts w:ascii="Microsoft YaHei" w:hAnsi="Microsoft YaHei" w:eastAsia="Microsoft YaHei"/>
+                <w:b/>
+                <w:color w:val="0B2545"/>
+                <w:sz w:val="18"/>
+              </w:rPr>
+              <w:t>核验来源</w:t>
+            </w:r>
+          </w:p>
+        </w:tc>
+        <w:tc>
+          <w:tcPr>
+            <w:tcW w:type="dxa" w:w="7660"/>
+            <w:vAlign w:val="top"/>
+            <w:tcMar>
+              <w:top w:w="80" w:type="dxa"/>
+              <w:start w:w="120" w:type="dxa"/>
+              <w:bottom w:w="80" w:type="dxa"/>
+              <w:end w:w="120" w:type="dxa"/>
+            </w:tcMar>
+          </w:tcPr>
+          <w:p>
+            <w:r>
+              <w:rPr>
+                <w:rFonts w:ascii="Microsoft YaHei" w:hAnsi="Microsoft YaHei" w:eastAsia="Microsoft YaHei"/>
+                <w:color w:val="0B2545"/>
+                <w:sz w:val="18"/>
+              </w:rPr>
+              <w:t>https://github.com/Casys-AI/mcp-syson</w:t>
+            </w:r>
+          </w:p>
+        </w:tc>
+      </w:tr>
+    </w:tbl>
+    <w:p>
+      <w:pPr>
+        <w:pStyle w:val="Heading2"/>
+        <w:pageBreakBefore/>
+      </w:pPr>
+      <w:r>
+        <w:t>3.14 SysML v2 MCP Server by Raghunath Torase</w:t>
       </w:r>
     </w:p>
     <w:p>
@@ -5711,7 +6084,7 @@
         <w:pageBreakBefore/>
       </w:pPr>
       <w:r>
-        <w:t>3.14 sysml-ai-hub</w:t>
+        <w:t>3.15 sysml-ai-hub</w:t>
       </w:r>
     </w:p>
     <w:p>
@@ -6084,7 +6457,7 @@
         <w:pageBreakBefore/>
       </w:pPr>
       <w:r>
-        <w:t>3.15 sysml-v2-modeling-skill</w:t>
+        <w:t>3.16 sysml-v2-modeling-skill</w:t>
       </w:r>
     </w:p>
     <w:p>
@@ -6514,7 +6887,7 @@
           <w:color w:val="5D6B7A"/>
           <w:sz w:val="18"/>
         </w:rPr>
-        <w:t>生成时间：2026-07-31 22:19（Asia/Shanghai）</w:t>
+        <w:t>生成时间：2026-08-01 05:36（Asia/Shanghai）</w:t>
       </w:r>
     </w:p>
     <w:sectPr>

--- a/public/reports/sysml-ai-research-report.docx
+++ b/public/reports/sysml-ai-research-report.docx
@@ -88,7 +88,7 @@
                 <w:color w:val="0B2545"/>
                 <w:sz w:val="22"/>
               </w:rPr>
-              <w:t>2026-07-30</w:t>
+              <w:t>2026-08-02</w:t>
             </w:r>
           </w:p>
         </w:tc>
@@ -122,7 +122,7 @@
                 <w:color w:val="0B2545"/>
                 <w:sz w:val="22"/>
               </w:rPr>
-              <w:t>2026-08-02</w:t>
+              <w:t>2026-08-05</w:t>
             </w:r>
           </w:p>
         </w:tc>
@@ -158,7 +158,7 @@
                 <w:color w:val="0B2545"/>
                 <w:sz w:val="22"/>
               </w:rPr>
-              <w:t>16 个</w:t>
+              <w:t>20 个</w:t>
             </w:r>
           </w:p>
         </w:tc>
@@ -220,7 +220,7 @@
           <w:rFonts w:ascii="Microsoft YaHei" w:hAnsi="Microsoft YaHei" w:eastAsia="Microsoft YaHei"/>
           <w:color w:val="0B2545"/>
         </w:rPr>
-        <w:t xml:space="preserve"> 当前共收录 16 个项目，其中 5 个已验证、13 个确认为开源。 调研重点是这些工具在系统建模生命周期中的实际用途，而不只是在何种 AI 客户端中运行。</w:t>
+        <w:t xml:space="preserve"> 当前共收录 20 个项目，其中 5 个已验证、17 个确认为开源。 调研重点是这些工具在系统建模生命周期中的实际用途，而不只是在何种 AI 客户端中运行。</w:t>
       </w:r>
     </w:p>
     <w:p>
@@ -235,7 +235,7 @@
           <w:color w:val="0B2545"/>
           <w:sz w:val="22"/>
         </w:rPr>
-        <w:t>标准覆盖：SysML v2（8）；KerML（3）；通用 MBSE（1）；SysML (version unspecified)（2）；SysML v1（5）；UML（1）</w:t>
+        <w:t>标准覆盖：SysML v2（11）；KerML（3）；通用 MBSE（1）；SysML (version unspecified)（3）；SysML v1（5）；UML（1）</w:t>
       </w:r>
     </w:p>
     <w:p>
@@ -438,7 +438,7 @@
                 <w:color w:val="0B2545"/>
                 <w:sz w:val="17"/>
               </w:rPr>
-              <w:t>INSPECTA-Spec-Code-Proof-Copilot</w:t>
+              <w:t>INSPECTA-Spec-Code-Proof-Copilot、sidkolapalli</w:t>
             </w:r>
           </w:p>
         </w:tc>
@@ -460,7 +460,7 @@
                 <w:color w:val="0B2545"/>
                 <w:sz w:val="17"/>
               </w:rPr>
-              <w:t>架构设计</w:t>
+              <w:t>架构设计、模型理解、模型审查</w:t>
             </w:r>
           </w:p>
         </w:tc>
@@ -482,7 +482,7 @@
                 <w:color w:val="0B2545"/>
                 <w:sz w:val="17"/>
               </w:rPr>
-              <w:t>模型生成</w:t>
+              <w:t>模型生成、待进一步分析</w:t>
             </w:r>
           </w:p>
         </w:tc>
@@ -708,7 +708,7 @@
                 <w:color w:val="0B2545"/>
                 <w:sz w:val="17"/>
               </w:rPr>
-              <w:t>@engineer-fumi/sysml-v2-mcp、SysMLV2-MCP、cameo-mcp-bridge、jgs-magic-sysmlv1-mcp、jgs-magic-sysmlv1-pro、mcp-syson、SysML v2 MCP Server by Raghunath Torase</w:t>
+              <w:t>@engineer-fumi/sysml-v2-mcp、SysMLV2-MCP、@engineer-fumi/sysml-v2-mcp、cameo-mcp-bridge、jgs-magic-sysmlv1-mcp、jgs-magic-sysmlv1-pro、mcp-syson、SysML v2 MCP Server by Raghunath Torase、sysml-v2-lsp</w:t>
             </w:r>
           </w:p>
         </w:tc>
@@ -798,7 +798,7 @@
                 <w:color w:val="0B2545"/>
                 <w:sz w:val="17"/>
               </w:rPr>
-              <w:t>sysmlv2 Claude Skill、drawio-skill、Formal Specification Claude Plugin、jgs-magic-sysmlv1-read-skills、sysml-ai-hub、sysml-v2-modeling-skill</w:t>
+              <w:t>sysmlv2 Claude Skill、drawio-skill、Formal Specification Claude Plugin、jgs-magic-sysmlv1-read-skills、mycelium-hypha、sysml-ai-hub、sysml-v2-modeling-skill</w:t>
             </w:r>
           </w:p>
         </w:tc>
@@ -2727,7 +2727,380 @@
         <w:pageBreakBefore/>
       </w:pPr>
       <w:r>
-        <w:t>3.6 cameo-mcp-bridge</w:t>
+        <w:t>3.6 @engineer-fumi/sysml-v2-mcp</w:t>
+      </w:r>
+    </w:p>
+    <w:p>
+      <w:pPr>
+        <w:spacing w:after="160"/>
+      </w:pPr>
+      <w:r>
+        <w:rPr>
+          <w:rFonts w:ascii="Microsoft YaHei" w:hAnsi="Microsoft YaHei" w:eastAsia="Microsoft YaHei"/>
+          <w:b/>
+          <w:color w:val="007079"/>
+          <w:sz w:val="18"/>
+        </w:rPr>
+        <w:t>MCP Server · SysML v2 · 待验证 · 开源</w:t>
+      </w:r>
+    </w:p>
+    <w:tbl>
+      <w:tblPr>
+        <w:tblStyle w:val="TableGrid"/>
+        <w:tblW w:type="dxa" w:w="9360"/>
+        <w:jc w:val="left"/>
+        <w:tblLayout w:type="fixed"/>
+        <w:tblLook w:firstColumn="1" w:firstRow="1" w:lastColumn="0" w:lastRow="0" w:noHBand="0" w:noVBand="1" w:val="04A0"/>
+        <w:tblInd w:w="120" w:type="dxa"/>
+      </w:tblPr>
+      <w:tblGrid>
+        <w:gridCol w:w="1700"/>
+        <w:gridCol w:w="7660"/>
+      </w:tblGrid>
+      <w:tr>
+        <w:tc>
+          <w:tcPr>
+            <w:tcW w:type="dxa" w:w="1700"/>
+            <w:shd w:fill="E8EEF5"/>
+            <w:vAlign w:val="top"/>
+            <w:tcMar>
+              <w:top w:w="80" w:type="dxa"/>
+              <w:start w:w="120" w:type="dxa"/>
+              <w:bottom w:w="80" w:type="dxa"/>
+              <w:end w:w="120" w:type="dxa"/>
+            </w:tcMar>
+          </w:tcPr>
+          <w:p>
+            <w:r>
+              <w:rPr>
+                <w:rFonts w:ascii="Microsoft YaHei" w:hAnsi="Microsoft YaHei" w:eastAsia="Microsoft YaHei"/>
+                <w:b/>
+                <w:color w:val="0B2545"/>
+                <w:sz w:val="18"/>
+              </w:rPr>
+              <w:t>功能说明</w:t>
+            </w:r>
+          </w:p>
+        </w:tc>
+        <w:tc>
+          <w:tcPr>
+            <w:tcW w:type="dxa" w:w="7660"/>
+            <w:vAlign w:val="top"/>
+            <w:tcMar>
+              <w:top w:w="80" w:type="dxa"/>
+              <w:start w:w="120" w:type="dxa"/>
+              <w:bottom w:w="80" w:type="dxa"/>
+              <w:end w:w="120" w:type="dxa"/>
+            </w:tcMar>
+          </w:tcPr>
+          <w:p>
+            <w:r>
+              <w:rPr>
+                <w:rFonts w:ascii="Microsoft YaHei" w:hAnsi="Microsoft YaHei" w:eastAsia="Microsoft YaHei"/>
+                <w:color w:val="0B2545"/>
+                <w:sz w:val="18"/>
+              </w:rPr>
+              <w:t>公开描述：Standalone MCP (Model Context Protocol) server for SysML v2 (.sysml / .kerml) — parse, validate, outline, requirements and diagram structure over stdio. Companion to the SysML v2 Studio VS Code extension.。该功能说明由规则提取，需在下一次人工复核时确认。</w:t>
+            </w:r>
+          </w:p>
+        </w:tc>
+      </w:tr>
+      <w:tr>
+        <w:tc>
+          <w:tcPr>
+            <w:tcW w:type="dxa" w:w="1700"/>
+            <w:shd w:fill="E8EEF5"/>
+            <w:vAlign w:val="top"/>
+            <w:tcMar>
+              <w:top w:w="80" w:type="dxa"/>
+              <w:start w:w="120" w:type="dxa"/>
+              <w:bottom w:w="80" w:type="dxa"/>
+              <w:end w:w="120" w:type="dxa"/>
+            </w:tcMar>
+          </w:tcPr>
+          <w:p>
+            <w:r>
+              <w:rPr>
+                <w:rFonts w:ascii="Microsoft YaHei" w:hAnsi="Microsoft YaHei" w:eastAsia="Microsoft YaHei"/>
+                <w:b/>
+                <w:color w:val="0B2545"/>
+                <w:sz w:val="18"/>
+              </w:rPr>
+              <w:t>适用场景</w:t>
+            </w:r>
+          </w:p>
+        </w:tc>
+        <w:tc>
+          <w:tcPr>
+            <w:tcW w:type="dxa" w:w="7660"/>
+            <w:vAlign w:val="top"/>
+            <w:tcMar>
+              <w:top w:w="80" w:type="dxa"/>
+              <w:start w:w="120" w:type="dxa"/>
+              <w:bottom w:w="80" w:type="dxa"/>
+              <w:end w:w="120" w:type="dxa"/>
+            </w:tcMar>
+          </w:tcPr>
+          <w:p>
+            <w:r>
+              <w:rPr>
+                <w:rFonts w:ascii="Microsoft YaHei" w:hAnsi="Microsoft YaHei" w:eastAsia="Microsoft YaHei"/>
+                <w:color w:val="0B2545"/>
+                <w:sz w:val="18"/>
+              </w:rPr>
+              <w:t>需求建模、架构设计、模型验证</w:t>
+            </w:r>
+          </w:p>
+        </w:tc>
+      </w:tr>
+      <w:tr>
+        <w:tc>
+          <w:tcPr>
+            <w:tcW w:type="dxa" w:w="1700"/>
+            <w:shd w:fill="E8EEF5"/>
+            <w:vAlign w:val="top"/>
+            <w:tcMar>
+              <w:top w:w="80" w:type="dxa"/>
+              <w:start w:w="120" w:type="dxa"/>
+              <w:bottom w:w="80" w:type="dxa"/>
+              <w:end w:w="120" w:type="dxa"/>
+            </w:tcMar>
+          </w:tcPr>
+          <w:p>
+            <w:r>
+              <w:rPr>
+                <w:rFonts w:ascii="Microsoft YaHei" w:hAnsi="Microsoft YaHei" w:eastAsia="Microsoft YaHei"/>
+                <w:b/>
+                <w:color w:val="0B2545"/>
+                <w:sz w:val="18"/>
+              </w:rPr>
+              <w:t>核心能力</w:t>
+            </w:r>
+          </w:p>
+        </w:tc>
+        <w:tc>
+          <w:tcPr>
+            <w:tcW w:type="dxa" w:w="7660"/>
+            <w:vAlign w:val="top"/>
+            <w:tcMar>
+              <w:top w:w="80" w:type="dxa"/>
+              <w:start w:w="120" w:type="dxa"/>
+              <w:bottom w:w="80" w:type="dxa"/>
+              <w:end w:w="120" w:type="dxa"/>
+            </w:tcMar>
+          </w:tcPr>
+          <w:p>
+            <w:r>
+              <w:rPr>
+                <w:rFonts w:ascii="Microsoft YaHei" w:hAnsi="Microsoft YaHei" w:eastAsia="Microsoft YaHei"/>
+                <w:color w:val="0B2545"/>
+                <w:sz w:val="18"/>
+              </w:rPr>
+              <w:t>模型验证、模型查询</w:t>
+            </w:r>
+          </w:p>
+        </w:tc>
+      </w:tr>
+      <w:tr>
+        <w:tc>
+          <w:tcPr>
+            <w:tcW w:type="dxa" w:w="1700"/>
+            <w:shd w:fill="E8EEF5"/>
+            <w:vAlign w:val="top"/>
+            <w:tcMar>
+              <w:top w:w="80" w:type="dxa"/>
+              <w:start w:w="120" w:type="dxa"/>
+              <w:bottom w:w="80" w:type="dxa"/>
+              <w:end w:w="120" w:type="dxa"/>
+            </w:tcMar>
+          </w:tcPr>
+          <w:p>
+            <w:r>
+              <w:rPr>
+                <w:rFonts w:ascii="Microsoft YaHei" w:hAnsi="Microsoft YaHei" w:eastAsia="Microsoft YaHei"/>
+                <w:b/>
+                <w:color w:val="0B2545"/>
+                <w:sz w:val="18"/>
+              </w:rPr>
+              <w:t>支持平台</w:t>
+            </w:r>
+          </w:p>
+        </w:tc>
+        <w:tc>
+          <w:tcPr>
+            <w:tcW w:type="dxa" w:w="7660"/>
+            <w:vAlign w:val="top"/>
+            <w:tcMar>
+              <w:top w:w="80" w:type="dxa"/>
+              <w:start w:w="120" w:type="dxa"/>
+              <w:bottom w:w="80" w:type="dxa"/>
+              <w:end w:w="120" w:type="dxa"/>
+            </w:tcMar>
+          </w:tcPr>
+          <w:p>
+            <w:r>
+              <w:rPr>
+                <w:rFonts w:ascii="Microsoft YaHei" w:hAnsi="Microsoft YaHei" w:eastAsia="Microsoft YaHei"/>
+                <w:color w:val="0B2545"/>
+                <w:sz w:val="18"/>
+              </w:rPr>
+              <w:t>MCP</w:t>
+            </w:r>
+          </w:p>
+        </w:tc>
+      </w:tr>
+      <w:tr>
+        <w:tc>
+          <w:tcPr>
+            <w:tcW w:type="dxa" w:w="1700"/>
+            <w:shd w:fill="E8EEF5"/>
+            <w:vAlign w:val="top"/>
+            <w:tcMar>
+              <w:top w:w="80" w:type="dxa"/>
+              <w:start w:w="120" w:type="dxa"/>
+              <w:bottom w:w="80" w:type="dxa"/>
+              <w:end w:w="120" w:type="dxa"/>
+            </w:tcMar>
+          </w:tcPr>
+          <w:p>
+            <w:r>
+              <w:rPr>
+                <w:rFonts w:ascii="Microsoft YaHei" w:hAnsi="Microsoft YaHei" w:eastAsia="Microsoft YaHei"/>
+                <w:b/>
+                <w:color w:val="0B2545"/>
+                <w:sz w:val="18"/>
+              </w:rPr>
+              <w:t>隐私与离线</w:t>
+            </w:r>
+          </w:p>
+        </w:tc>
+        <w:tc>
+          <w:tcPr>
+            <w:tcW w:type="dxa" w:w="7660"/>
+            <w:vAlign w:val="top"/>
+            <w:tcMar>
+              <w:top w:w="80" w:type="dxa"/>
+              <w:start w:w="120" w:type="dxa"/>
+              <w:bottom w:w="80" w:type="dxa"/>
+              <w:end w:w="120" w:type="dxa"/>
+            </w:tcMar>
+          </w:tcPr>
+          <w:p>
+            <w:r>
+              <w:rPr>
+                <w:rFonts w:ascii="Microsoft YaHei" w:hAnsi="Microsoft YaHei" w:eastAsia="Microsoft YaHei"/>
+                <w:color w:val="0B2545"/>
+                <w:sz w:val="18"/>
+              </w:rPr>
+              <w:t>自动发现项目，数据隐私与离线能力尚待核验。（离线能力：unknown）</w:t>
+            </w:r>
+          </w:p>
+        </w:tc>
+      </w:tr>
+      <w:tr>
+        <w:tc>
+          <w:tcPr>
+            <w:tcW w:type="dxa" w:w="1700"/>
+            <w:shd w:fill="E8EEF5"/>
+            <w:vAlign w:val="top"/>
+            <w:tcMar>
+              <w:top w:w="80" w:type="dxa"/>
+              <w:start w:w="120" w:type="dxa"/>
+              <w:bottom w:w="80" w:type="dxa"/>
+              <w:end w:w="120" w:type="dxa"/>
+            </w:tcMar>
+          </w:tcPr>
+          <w:p>
+            <w:r>
+              <w:rPr>
+                <w:rFonts w:ascii="Microsoft YaHei" w:hAnsi="Microsoft YaHei" w:eastAsia="Microsoft YaHei"/>
+                <w:b/>
+                <w:color w:val="0B2545"/>
+                <w:sz w:val="18"/>
+              </w:rPr>
+              <w:t>项目地址</w:t>
+            </w:r>
+          </w:p>
+        </w:tc>
+        <w:tc>
+          <w:tcPr>
+            <w:tcW w:type="dxa" w:w="7660"/>
+            <w:vAlign w:val="top"/>
+            <w:tcMar>
+              <w:top w:w="80" w:type="dxa"/>
+              <w:start w:w="120" w:type="dxa"/>
+              <w:bottom w:w="80" w:type="dxa"/>
+              <w:end w:w="120" w:type="dxa"/>
+            </w:tcMar>
+          </w:tcPr>
+          <w:p>
+            <w:r>
+              <w:rPr>
+                <w:rFonts w:ascii="Microsoft YaHei" w:hAnsi="Microsoft YaHei" w:eastAsia="Microsoft YaHei"/>
+                <w:color w:val="0B2545"/>
+                <w:sz w:val="18"/>
+              </w:rPr>
+              <w:t>https://github.com/engineer-fumi/sysml-v2-studio</w:t>
+            </w:r>
+          </w:p>
+        </w:tc>
+      </w:tr>
+      <w:tr>
+        <w:tc>
+          <w:tcPr>
+            <w:tcW w:type="dxa" w:w="1700"/>
+            <w:shd w:fill="E8EEF5"/>
+            <w:vAlign w:val="top"/>
+            <w:tcMar>
+              <w:top w:w="80" w:type="dxa"/>
+              <w:start w:w="120" w:type="dxa"/>
+              <w:bottom w:w="80" w:type="dxa"/>
+              <w:end w:w="120" w:type="dxa"/>
+            </w:tcMar>
+          </w:tcPr>
+          <w:p>
+            <w:r>
+              <w:rPr>
+                <w:rFonts w:ascii="Microsoft YaHei" w:hAnsi="Microsoft YaHei" w:eastAsia="Microsoft YaHei"/>
+                <w:b/>
+                <w:color w:val="0B2545"/>
+                <w:sz w:val="18"/>
+              </w:rPr>
+              <w:t>核验来源</w:t>
+            </w:r>
+          </w:p>
+        </w:tc>
+        <w:tc>
+          <w:tcPr>
+            <w:tcW w:type="dxa" w:w="7660"/>
+            <w:vAlign w:val="top"/>
+            <w:tcMar>
+              <w:top w:w="80" w:type="dxa"/>
+              <w:start w:w="120" w:type="dxa"/>
+              <w:bottom w:w="80" w:type="dxa"/>
+              <w:end w:w="120" w:type="dxa"/>
+            </w:tcMar>
+          </w:tcPr>
+          <w:p>
+            <w:r>
+              <w:rPr>
+                <w:rFonts w:ascii="Microsoft YaHei" w:hAnsi="Microsoft YaHei" w:eastAsia="Microsoft YaHei"/>
+                <w:color w:val="0B2545"/>
+                <w:sz w:val="18"/>
+              </w:rPr>
+              <w:t>https://www.npmjs.com/package/@engineer-fumi/sysml-v2-mcp</w:t>
+            </w:r>
+          </w:p>
+        </w:tc>
+      </w:tr>
+    </w:tbl>
+    <w:p>
+      <w:pPr>
+        <w:pStyle w:val="Heading2"/>
+        <w:pageBreakBefore/>
+      </w:pPr>
+      <w:r>
+        <w:t>3.7 cameo-mcp-bridge</w:t>
       </w:r>
     </w:p>
     <w:p>
@@ -3100,7 +3473,7 @@
         <w:pageBreakBefore/>
       </w:pPr>
       <w:r>
-        <w:t>3.7 drawio-skill</w:t>
+        <w:t>3.8 drawio-skill</w:t>
       </w:r>
     </w:p>
     <w:p>
@@ -3473,7 +3846,7 @@
         <w:pageBreakBefore/>
       </w:pPr>
       <w:r>
-        <w:t>3.8 Formal Specification Claude Plugin</w:t>
+        <w:t>3.9 Formal Specification Claude Plugin</w:t>
       </w:r>
     </w:p>
     <w:p>
@@ -3846,7 +4219,7 @@
         <w:pageBreakBefore/>
       </w:pPr>
       <w:r>
-        <w:t>3.9 INSPECTA-Spec-Code-Proof-Copilot</w:t>
+        <w:t>3.10 INSPECTA-Spec-Code-Proof-Copilot</w:t>
       </w:r>
     </w:p>
     <w:p>
@@ -4219,7 +4592,7 @@
         <w:pageBreakBefore/>
       </w:pPr>
       <w:r>
-        <w:t>3.10 jgs-magic-sysmlv1-mcp</w:t>
+        <w:t>3.11 jgs-magic-sysmlv1-mcp</w:t>
       </w:r>
     </w:p>
     <w:p>
@@ -4592,7 +4965,7 @@
         <w:pageBreakBefore/>
       </w:pPr>
       <w:r>
-        <w:t>3.11 jgs-magic-sysmlv1-pro</w:t>
+        <w:t>3.12 jgs-magic-sysmlv1-pro</w:t>
       </w:r>
     </w:p>
     <w:p>
@@ -4965,7 +5338,7 @@
         <w:pageBreakBefore/>
       </w:pPr>
       <w:r>
-        <w:t>3.12 jgs-magic-sysmlv1-read-skills</w:t>
+        <w:t>3.13 jgs-magic-sysmlv1-read-skills</w:t>
       </w:r>
     </w:p>
     <w:p>
@@ -5338,7 +5711,7 @@
         <w:pageBreakBefore/>
       </w:pPr>
       <w:r>
-        <w:t>3.13 mcp-syson</w:t>
+        <w:t>3.14 mcp-syson</w:t>
       </w:r>
     </w:p>
     <w:p>
@@ -5711,7 +6084,753 @@
         <w:pageBreakBefore/>
       </w:pPr>
       <w:r>
-        <w:t>3.14 SysML v2 MCP Server by Raghunath Torase</w:t>
+        <w:t>3.15 mycelium-hypha</w:t>
+      </w:r>
+    </w:p>
+    <w:p>
+      <w:pPr>
+        <w:spacing w:after="160"/>
+      </w:pPr>
+      <w:r>
+        <w:rPr>
+          <w:rFonts w:ascii="Microsoft YaHei" w:hAnsi="Microsoft YaHei" w:eastAsia="Microsoft YaHei"/>
+          <w:b/>
+          <w:color w:val="007079"/>
+          <w:sz w:val="18"/>
+        </w:rPr>
+        <w:t>Skill · SysML v2 · 待验证 · 开源</w:t>
+      </w:r>
+    </w:p>
+    <w:tbl>
+      <w:tblPr>
+        <w:tblStyle w:val="TableGrid"/>
+        <w:tblW w:type="dxa" w:w="9360"/>
+        <w:jc w:val="left"/>
+        <w:tblLayout w:type="fixed"/>
+        <w:tblLook w:firstColumn="1" w:firstRow="1" w:lastColumn="0" w:lastRow="0" w:noHBand="0" w:noVBand="1" w:val="04A0"/>
+        <w:tblInd w:w="120" w:type="dxa"/>
+      </w:tblPr>
+      <w:tblGrid>
+        <w:gridCol w:w="1700"/>
+        <w:gridCol w:w="7660"/>
+      </w:tblGrid>
+      <w:tr>
+        <w:tc>
+          <w:tcPr>
+            <w:tcW w:type="dxa" w:w="1700"/>
+            <w:shd w:fill="E8EEF5"/>
+            <w:vAlign w:val="top"/>
+            <w:tcMar>
+              <w:top w:w="80" w:type="dxa"/>
+              <w:start w:w="120" w:type="dxa"/>
+              <w:bottom w:w="80" w:type="dxa"/>
+              <w:end w:w="120" w:type="dxa"/>
+            </w:tcMar>
+          </w:tcPr>
+          <w:p>
+            <w:r>
+              <w:rPr>
+                <w:rFonts w:ascii="Microsoft YaHei" w:hAnsi="Microsoft YaHei" w:eastAsia="Microsoft YaHei"/>
+                <w:b/>
+                <w:color w:val="0B2545"/>
+                <w:sz w:val="18"/>
+              </w:rPr>
+              <w:t>功能说明</w:t>
+            </w:r>
+          </w:p>
+        </w:tc>
+        <w:tc>
+          <w:tcPr>
+            <w:tcW w:type="dxa" w:w="7660"/>
+            <w:vAlign w:val="top"/>
+            <w:tcMar>
+              <w:top w:w="80" w:type="dxa"/>
+              <w:start w:w="120" w:type="dxa"/>
+              <w:bottom w:w="80" w:type="dxa"/>
+              <w:end w:w="120" w:type="dxa"/>
+            </w:tcMar>
+          </w:tcPr>
+          <w:p>
+            <w:r>
+              <w:rPr>
+                <w:rFonts w:ascii="Microsoft YaHei" w:hAnsi="Microsoft YaHei" w:eastAsia="Microsoft YaHei"/>
+                <w:color w:val="0B2545"/>
+                <w:sz w:val="18"/>
+              </w:rPr>
+              <w:t>公开描述：Hypha is the AI agent of the Mycelium ecosystem, a connecting filament between engineers and the SysML v2 specification. Packaged as a Claude plugin with skills and subagents for metamodel lookup, spec citation, and SysML v2 validation.。该功能说明由规则提取，需在下一次人工复核时确认。</w:t>
+            </w:r>
+          </w:p>
+        </w:tc>
+      </w:tr>
+      <w:tr>
+        <w:tc>
+          <w:tcPr>
+            <w:tcW w:type="dxa" w:w="1700"/>
+            <w:shd w:fill="E8EEF5"/>
+            <w:vAlign w:val="top"/>
+            <w:tcMar>
+              <w:top w:w="80" w:type="dxa"/>
+              <w:start w:w="120" w:type="dxa"/>
+              <w:bottom w:w="80" w:type="dxa"/>
+              <w:end w:w="120" w:type="dxa"/>
+            </w:tcMar>
+          </w:tcPr>
+          <w:p>
+            <w:r>
+              <w:rPr>
+                <w:rFonts w:ascii="Microsoft YaHei" w:hAnsi="Microsoft YaHei" w:eastAsia="Microsoft YaHei"/>
+                <w:b/>
+                <w:color w:val="0B2545"/>
+                <w:sz w:val="18"/>
+              </w:rPr>
+              <w:t>适用场景</w:t>
+            </w:r>
+          </w:p>
+        </w:tc>
+        <w:tc>
+          <w:tcPr>
+            <w:tcW w:type="dxa" w:w="7660"/>
+            <w:vAlign w:val="top"/>
+            <w:tcMar>
+              <w:top w:w="80" w:type="dxa"/>
+              <w:start w:w="120" w:type="dxa"/>
+              <w:bottom w:w="80" w:type="dxa"/>
+              <w:end w:w="120" w:type="dxa"/>
+            </w:tcMar>
+          </w:tcPr>
+          <w:p>
+            <w:r>
+              <w:rPr>
+                <w:rFonts w:ascii="Microsoft YaHei" w:hAnsi="Microsoft YaHei" w:eastAsia="Microsoft YaHei"/>
+                <w:color w:val="0B2545"/>
+                <w:sz w:val="18"/>
+              </w:rPr>
+              <w:t>模型验证</w:t>
+            </w:r>
+          </w:p>
+        </w:tc>
+      </w:tr>
+      <w:tr>
+        <w:tc>
+          <w:tcPr>
+            <w:tcW w:type="dxa" w:w="1700"/>
+            <w:shd w:fill="E8EEF5"/>
+            <w:vAlign w:val="top"/>
+            <w:tcMar>
+              <w:top w:w="80" w:type="dxa"/>
+              <w:start w:w="120" w:type="dxa"/>
+              <w:bottom w:w="80" w:type="dxa"/>
+              <w:end w:w="120" w:type="dxa"/>
+            </w:tcMar>
+          </w:tcPr>
+          <w:p>
+            <w:r>
+              <w:rPr>
+                <w:rFonts w:ascii="Microsoft YaHei" w:hAnsi="Microsoft YaHei" w:eastAsia="Microsoft YaHei"/>
+                <w:b/>
+                <w:color w:val="0B2545"/>
+                <w:sz w:val="18"/>
+              </w:rPr>
+              <w:t>核心能力</w:t>
+            </w:r>
+          </w:p>
+        </w:tc>
+        <w:tc>
+          <w:tcPr>
+            <w:tcW w:type="dxa" w:w="7660"/>
+            <w:vAlign w:val="top"/>
+            <w:tcMar>
+              <w:top w:w="80" w:type="dxa"/>
+              <w:start w:w="120" w:type="dxa"/>
+              <w:bottom w:w="80" w:type="dxa"/>
+              <w:end w:w="120" w:type="dxa"/>
+            </w:tcMar>
+          </w:tcPr>
+          <w:p>
+            <w:r>
+              <w:rPr>
+                <w:rFonts w:ascii="Microsoft YaHei" w:hAnsi="Microsoft YaHei" w:eastAsia="Microsoft YaHei"/>
+                <w:color w:val="0B2545"/>
+                <w:sz w:val="18"/>
+              </w:rPr>
+              <w:t>模型验证</w:t>
+            </w:r>
+          </w:p>
+        </w:tc>
+      </w:tr>
+      <w:tr>
+        <w:tc>
+          <w:tcPr>
+            <w:tcW w:type="dxa" w:w="1700"/>
+            <w:shd w:fill="E8EEF5"/>
+            <w:vAlign w:val="top"/>
+            <w:tcMar>
+              <w:top w:w="80" w:type="dxa"/>
+              <w:start w:w="120" w:type="dxa"/>
+              <w:bottom w:w="80" w:type="dxa"/>
+              <w:end w:w="120" w:type="dxa"/>
+            </w:tcMar>
+          </w:tcPr>
+          <w:p>
+            <w:r>
+              <w:rPr>
+                <w:rFonts w:ascii="Microsoft YaHei" w:hAnsi="Microsoft YaHei" w:eastAsia="Microsoft YaHei"/>
+                <w:b/>
+                <w:color w:val="0B2545"/>
+                <w:sz w:val="18"/>
+              </w:rPr>
+              <w:t>支持平台</w:t>
+            </w:r>
+          </w:p>
+        </w:tc>
+        <w:tc>
+          <w:tcPr>
+            <w:tcW w:type="dxa" w:w="7660"/>
+            <w:vAlign w:val="top"/>
+            <w:tcMar>
+              <w:top w:w="80" w:type="dxa"/>
+              <w:start w:w="120" w:type="dxa"/>
+              <w:bottom w:w="80" w:type="dxa"/>
+              <w:end w:w="120" w:type="dxa"/>
+            </w:tcMar>
+          </w:tcPr>
+          <w:p>
+            <w:r>
+              <w:rPr>
+                <w:rFonts w:ascii="Microsoft YaHei" w:hAnsi="Microsoft YaHei" w:eastAsia="Microsoft YaHei"/>
+                <w:color w:val="0B2545"/>
+                <w:sz w:val="18"/>
+              </w:rPr>
+              <w:t>To verify</w:t>
+            </w:r>
+          </w:p>
+        </w:tc>
+      </w:tr>
+      <w:tr>
+        <w:tc>
+          <w:tcPr>
+            <w:tcW w:type="dxa" w:w="1700"/>
+            <w:shd w:fill="E8EEF5"/>
+            <w:vAlign w:val="top"/>
+            <w:tcMar>
+              <w:top w:w="80" w:type="dxa"/>
+              <w:start w:w="120" w:type="dxa"/>
+              <w:bottom w:w="80" w:type="dxa"/>
+              <w:end w:w="120" w:type="dxa"/>
+            </w:tcMar>
+          </w:tcPr>
+          <w:p>
+            <w:r>
+              <w:rPr>
+                <w:rFonts w:ascii="Microsoft YaHei" w:hAnsi="Microsoft YaHei" w:eastAsia="Microsoft YaHei"/>
+                <w:b/>
+                <w:color w:val="0B2545"/>
+                <w:sz w:val="18"/>
+              </w:rPr>
+              <w:t>隐私与离线</w:t>
+            </w:r>
+          </w:p>
+        </w:tc>
+        <w:tc>
+          <w:tcPr>
+            <w:tcW w:type="dxa" w:w="7660"/>
+            <w:vAlign w:val="top"/>
+            <w:tcMar>
+              <w:top w:w="80" w:type="dxa"/>
+              <w:start w:w="120" w:type="dxa"/>
+              <w:bottom w:w="80" w:type="dxa"/>
+              <w:end w:w="120" w:type="dxa"/>
+            </w:tcMar>
+          </w:tcPr>
+          <w:p>
+            <w:r>
+              <w:rPr>
+                <w:rFonts w:ascii="Microsoft YaHei" w:hAnsi="Microsoft YaHei" w:eastAsia="Microsoft YaHei"/>
+                <w:color w:val="0B2545"/>
+                <w:sz w:val="18"/>
+              </w:rPr>
+              <w:t>自动发现项目，数据隐私与离线能力尚待核验。（离线能力：unknown）</w:t>
+            </w:r>
+          </w:p>
+        </w:tc>
+      </w:tr>
+      <w:tr>
+        <w:tc>
+          <w:tcPr>
+            <w:tcW w:type="dxa" w:w="1700"/>
+            <w:shd w:fill="E8EEF5"/>
+            <w:vAlign w:val="top"/>
+            <w:tcMar>
+              <w:top w:w="80" w:type="dxa"/>
+              <w:start w:w="120" w:type="dxa"/>
+              <w:bottom w:w="80" w:type="dxa"/>
+              <w:end w:w="120" w:type="dxa"/>
+            </w:tcMar>
+          </w:tcPr>
+          <w:p>
+            <w:r>
+              <w:rPr>
+                <w:rFonts w:ascii="Microsoft YaHei" w:hAnsi="Microsoft YaHei" w:eastAsia="Microsoft YaHei"/>
+                <w:b/>
+                <w:color w:val="0B2545"/>
+                <w:sz w:val="18"/>
+              </w:rPr>
+              <w:t>项目地址</w:t>
+            </w:r>
+          </w:p>
+        </w:tc>
+        <w:tc>
+          <w:tcPr>
+            <w:tcW w:type="dxa" w:w="7660"/>
+            <w:vAlign w:val="top"/>
+            <w:tcMar>
+              <w:top w:w="80" w:type="dxa"/>
+              <w:start w:w="120" w:type="dxa"/>
+              <w:bottom w:w="80" w:type="dxa"/>
+              <w:end w:w="120" w:type="dxa"/>
+            </w:tcMar>
+          </w:tcPr>
+          <w:p>
+            <w:r>
+              <w:rPr>
+                <w:rFonts w:ascii="Microsoft YaHei" w:hAnsi="Microsoft YaHei" w:eastAsia="Microsoft YaHei"/>
+                <w:color w:val="0B2545"/>
+                <w:sz w:val="18"/>
+              </w:rPr>
+              <w:t>https://github.com/mycelium-cmbse/mycelium-hypha</w:t>
+            </w:r>
+          </w:p>
+        </w:tc>
+      </w:tr>
+      <w:tr>
+        <w:tc>
+          <w:tcPr>
+            <w:tcW w:type="dxa" w:w="1700"/>
+            <w:shd w:fill="E8EEF5"/>
+            <w:vAlign w:val="top"/>
+            <w:tcMar>
+              <w:top w:w="80" w:type="dxa"/>
+              <w:start w:w="120" w:type="dxa"/>
+              <w:bottom w:w="80" w:type="dxa"/>
+              <w:end w:w="120" w:type="dxa"/>
+            </w:tcMar>
+          </w:tcPr>
+          <w:p>
+            <w:r>
+              <w:rPr>
+                <w:rFonts w:ascii="Microsoft YaHei" w:hAnsi="Microsoft YaHei" w:eastAsia="Microsoft YaHei"/>
+                <w:b/>
+                <w:color w:val="0B2545"/>
+                <w:sz w:val="18"/>
+              </w:rPr>
+              <w:t>核验来源</w:t>
+            </w:r>
+          </w:p>
+        </w:tc>
+        <w:tc>
+          <w:tcPr>
+            <w:tcW w:type="dxa" w:w="7660"/>
+            <w:vAlign w:val="top"/>
+            <w:tcMar>
+              <w:top w:w="80" w:type="dxa"/>
+              <w:start w:w="120" w:type="dxa"/>
+              <w:bottom w:w="80" w:type="dxa"/>
+              <w:end w:w="120" w:type="dxa"/>
+            </w:tcMar>
+          </w:tcPr>
+          <w:p>
+            <w:r>
+              <w:rPr>
+                <w:rFonts w:ascii="Microsoft YaHei" w:hAnsi="Microsoft YaHei" w:eastAsia="Microsoft YaHei"/>
+                <w:color w:val="0B2545"/>
+                <w:sz w:val="18"/>
+              </w:rPr>
+              <w:t>https://github.com/mycelium-cmbse/mycelium-hypha</w:t>
+            </w:r>
+          </w:p>
+        </w:tc>
+      </w:tr>
+    </w:tbl>
+    <w:p>
+      <w:pPr>
+        <w:pStyle w:val="Heading2"/>
+        <w:pageBreakBefore/>
+      </w:pPr>
+      <w:r>
+        <w:t>3.16 sidkolapalli</w:t>
+      </w:r>
+    </w:p>
+    <w:p>
+      <w:pPr>
+        <w:spacing w:after="160"/>
+      </w:pPr>
+      <w:r>
+        <w:rPr>
+          <w:rFonts w:ascii="Microsoft YaHei" w:hAnsi="Microsoft YaHei" w:eastAsia="Microsoft YaHei"/>
+          <w:b/>
+          <w:color w:val="007079"/>
+          <w:sz w:val="18"/>
+        </w:rPr>
+        <w:t>Agent · SysML (version unspecified) · 待验证 · 开源</w:t>
+      </w:r>
+    </w:p>
+    <w:tbl>
+      <w:tblPr>
+        <w:tblStyle w:val="TableGrid"/>
+        <w:tblW w:type="dxa" w:w="9360"/>
+        <w:jc w:val="left"/>
+        <w:tblLayout w:type="fixed"/>
+        <w:tblLook w:firstColumn="1" w:firstRow="1" w:lastColumn="0" w:lastRow="0" w:noHBand="0" w:noVBand="1" w:val="04A0"/>
+        <w:tblInd w:w="120" w:type="dxa"/>
+      </w:tblPr>
+      <w:tblGrid>
+        <w:gridCol w:w="1700"/>
+        <w:gridCol w:w="7660"/>
+      </w:tblGrid>
+      <w:tr>
+        <w:tc>
+          <w:tcPr>
+            <w:tcW w:type="dxa" w:w="1700"/>
+            <w:shd w:fill="E8EEF5"/>
+            <w:vAlign w:val="top"/>
+            <w:tcMar>
+              <w:top w:w="80" w:type="dxa"/>
+              <w:start w:w="120" w:type="dxa"/>
+              <w:bottom w:w="80" w:type="dxa"/>
+              <w:end w:w="120" w:type="dxa"/>
+            </w:tcMar>
+          </w:tcPr>
+          <w:p>
+            <w:r>
+              <w:rPr>
+                <w:rFonts w:ascii="Microsoft YaHei" w:hAnsi="Microsoft YaHei" w:eastAsia="Microsoft YaHei"/>
+                <w:b/>
+                <w:color w:val="0B2545"/>
+                <w:sz w:val="18"/>
+              </w:rPr>
+              <w:t>功能说明</w:t>
+            </w:r>
+          </w:p>
+        </w:tc>
+        <w:tc>
+          <w:tcPr>
+            <w:tcW w:type="dxa" w:w="7660"/>
+            <w:vAlign w:val="top"/>
+            <w:tcMar>
+              <w:top w:w="80" w:type="dxa"/>
+              <w:start w:w="120" w:type="dxa"/>
+              <w:bottom w:w="80" w:type="dxa"/>
+              <w:end w:w="120" w:type="dxa"/>
+            </w:tcMar>
+          </w:tcPr>
+          <w:p>
+            <w:r>
+              <w:rPr>
+                <w:rFonts w:ascii="Microsoft YaHei" w:hAnsi="Microsoft YaHei" w:eastAsia="Microsoft YaHei"/>
+                <w:color w:val="0B2545"/>
+                <w:sz w:val="18"/>
+              </w:rPr>
+              <w:t>公开描述：Automotive systems, simulation, MBSE, and AI-assisted engineering tools.。该功能说明由规则提取，需在下一次人工复核时确认。</w:t>
+            </w:r>
+          </w:p>
+        </w:tc>
+      </w:tr>
+      <w:tr>
+        <w:tc>
+          <w:tcPr>
+            <w:tcW w:type="dxa" w:w="1700"/>
+            <w:shd w:fill="E8EEF5"/>
+            <w:vAlign w:val="top"/>
+            <w:tcMar>
+              <w:top w:w="80" w:type="dxa"/>
+              <w:start w:w="120" w:type="dxa"/>
+              <w:bottom w:w="80" w:type="dxa"/>
+              <w:end w:w="120" w:type="dxa"/>
+            </w:tcMar>
+          </w:tcPr>
+          <w:p>
+            <w:r>
+              <w:rPr>
+                <w:rFonts w:ascii="Microsoft YaHei" w:hAnsi="Microsoft YaHei" w:eastAsia="Microsoft YaHei"/>
+                <w:b/>
+                <w:color w:val="0B2545"/>
+                <w:sz w:val="18"/>
+              </w:rPr>
+              <w:t>适用场景</w:t>
+            </w:r>
+          </w:p>
+        </w:tc>
+        <w:tc>
+          <w:tcPr>
+            <w:tcW w:type="dxa" w:w="7660"/>
+            <w:vAlign w:val="top"/>
+            <w:tcMar>
+              <w:top w:w="80" w:type="dxa"/>
+              <w:start w:w="120" w:type="dxa"/>
+              <w:bottom w:w="80" w:type="dxa"/>
+              <w:end w:w="120" w:type="dxa"/>
+            </w:tcMar>
+          </w:tcPr>
+          <w:p>
+            <w:r>
+              <w:rPr>
+                <w:rFonts w:ascii="Microsoft YaHei" w:hAnsi="Microsoft YaHei" w:eastAsia="Microsoft YaHei"/>
+                <w:color w:val="0B2545"/>
+                <w:sz w:val="18"/>
+              </w:rPr>
+              <w:t>模型理解、模型审查</w:t>
+            </w:r>
+          </w:p>
+        </w:tc>
+      </w:tr>
+      <w:tr>
+        <w:tc>
+          <w:tcPr>
+            <w:tcW w:type="dxa" w:w="1700"/>
+            <w:shd w:fill="E8EEF5"/>
+            <w:vAlign w:val="top"/>
+            <w:tcMar>
+              <w:top w:w="80" w:type="dxa"/>
+              <w:start w:w="120" w:type="dxa"/>
+              <w:bottom w:w="80" w:type="dxa"/>
+              <w:end w:w="120" w:type="dxa"/>
+            </w:tcMar>
+          </w:tcPr>
+          <w:p>
+            <w:r>
+              <w:rPr>
+                <w:rFonts w:ascii="Microsoft YaHei" w:hAnsi="Microsoft YaHei" w:eastAsia="Microsoft YaHei"/>
+                <w:b/>
+                <w:color w:val="0B2545"/>
+                <w:sz w:val="18"/>
+              </w:rPr>
+              <w:t>核心能力</w:t>
+            </w:r>
+          </w:p>
+        </w:tc>
+        <w:tc>
+          <w:tcPr>
+            <w:tcW w:type="dxa" w:w="7660"/>
+            <w:vAlign w:val="top"/>
+            <w:tcMar>
+              <w:top w:w="80" w:type="dxa"/>
+              <w:start w:w="120" w:type="dxa"/>
+              <w:bottom w:w="80" w:type="dxa"/>
+              <w:end w:w="120" w:type="dxa"/>
+            </w:tcMar>
+          </w:tcPr>
+          <w:p>
+            <w:r>
+              <w:rPr>
+                <w:rFonts w:ascii="Microsoft YaHei" w:hAnsi="Microsoft YaHei" w:eastAsia="Microsoft YaHei"/>
+                <w:color w:val="0B2545"/>
+                <w:sz w:val="18"/>
+              </w:rPr>
+              <w:t>待进一步分析</w:t>
+            </w:r>
+          </w:p>
+        </w:tc>
+      </w:tr>
+      <w:tr>
+        <w:tc>
+          <w:tcPr>
+            <w:tcW w:type="dxa" w:w="1700"/>
+            <w:shd w:fill="E8EEF5"/>
+            <w:vAlign w:val="top"/>
+            <w:tcMar>
+              <w:top w:w="80" w:type="dxa"/>
+              <w:start w:w="120" w:type="dxa"/>
+              <w:bottom w:w="80" w:type="dxa"/>
+              <w:end w:w="120" w:type="dxa"/>
+            </w:tcMar>
+          </w:tcPr>
+          <w:p>
+            <w:r>
+              <w:rPr>
+                <w:rFonts w:ascii="Microsoft YaHei" w:hAnsi="Microsoft YaHei" w:eastAsia="Microsoft YaHei"/>
+                <w:b/>
+                <w:color w:val="0B2545"/>
+                <w:sz w:val="18"/>
+              </w:rPr>
+              <w:t>支持平台</w:t>
+            </w:r>
+          </w:p>
+        </w:tc>
+        <w:tc>
+          <w:tcPr>
+            <w:tcW w:type="dxa" w:w="7660"/>
+            <w:vAlign w:val="top"/>
+            <w:tcMar>
+              <w:top w:w="80" w:type="dxa"/>
+              <w:start w:w="120" w:type="dxa"/>
+              <w:bottom w:w="80" w:type="dxa"/>
+              <w:end w:w="120" w:type="dxa"/>
+            </w:tcMar>
+          </w:tcPr>
+          <w:p>
+            <w:r>
+              <w:rPr>
+                <w:rFonts w:ascii="Microsoft YaHei" w:hAnsi="Microsoft YaHei" w:eastAsia="Microsoft YaHei"/>
+                <w:color w:val="0B2545"/>
+                <w:sz w:val="18"/>
+              </w:rPr>
+              <w:t>To verify</w:t>
+            </w:r>
+          </w:p>
+        </w:tc>
+      </w:tr>
+      <w:tr>
+        <w:tc>
+          <w:tcPr>
+            <w:tcW w:type="dxa" w:w="1700"/>
+            <w:shd w:fill="E8EEF5"/>
+            <w:vAlign w:val="top"/>
+            <w:tcMar>
+              <w:top w:w="80" w:type="dxa"/>
+              <w:start w:w="120" w:type="dxa"/>
+              <w:bottom w:w="80" w:type="dxa"/>
+              <w:end w:w="120" w:type="dxa"/>
+            </w:tcMar>
+          </w:tcPr>
+          <w:p>
+            <w:r>
+              <w:rPr>
+                <w:rFonts w:ascii="Microsoft YaHei" w:hAnsi="Microsoft YaHei" w:eastAsia="Microsoft YaHei"/>
+                <w:b/>
+                <w:color w:val="0B2545"/>
+                <w:sz w:val="18"/>
+              </w:rPr>
+              <w:t>隐私与离线</w:t>
+            </w:r>
+          </w:p>
+        </w:tc>
+        <w:tc>
+          <w:tcPr>
+            <w:tcW w:type="dxa" w:w="7660"/>
+            <w:vAlign w:val="top"/>
+            <w:tcMar>
+              <w:top w:w="80" w:type="dxa"/>
+              <w:start w:w="120" w:type="dxa"/>
+              <w:bottom w:w="80" w:type="dxa"/>
+              <w:end w:w="120" w:type="dxa"/>
+            </w:tcMar>
+          </w:tcPr>
+          <w:p>
+            <w:r>
+              <w:rPr>
+                <w:rFonts w:ascii="Microsoft YaHei" w:hAnsi="Microsoft YaHei" w:eastAsia="Microsoft YaHei"/>
+                <w:color w:val="0B2545"/>
+                <w:sz w:val="18"/>
+              </w:rPr>
+              <w:t>自动发现项目，数据隐私与离线能力尚待核验。（离线能力：unknown）</w:t>
+            </w:r>
+          </w:p>
+        </w:tc>
+      </w:tr>
+      <w:tr>
+        <w:tc>
+          <w:tcPr>
+            <w:tcW w:type="dxa" w:w="1700"/>
+            <w:shd w:fill="E8EEF5"/>
+            <w:vAlign w:val="top"/>
+            <w:tcMar>
+              <w:top w:w="80" w:type="dxa"/>
+              <w:start w:w="120" w:type="dxa"/>
+              <w:bottom w:w="80" w:type="dxa"/>
+              <w:end w:w="120" w:type="dxa"/>
+            </w:tcMar>
+          </w:tcPr>
+          <w:p>
+            <w:r>
+              <w:rPr>
+                <w:rFonts w:ascii="Microsoft YaHei" w:hAnsi="Microsoft YaHei" w:eastAsia="Microsoft YaHei"/>
+                <w:b/>
+                <w:color w:val="0B2545"/>
+                <w:sz w:val="18"/>
+              </w:rPr>
+              <w:t>项目地址</w:t>
+            </w:r>
+          </w:p>
+        </w:tc>
+        <w:tc>
+          <w:tcPr>
+            <w:tcW w:type="dxa" w:w="7660"/>
+            <w:vAlign w:val="top"/>
+            <w:tcMar>
+              <w:top w:w="80" w:type="dxa"/>
+              <w:start w:w="120" w:type="dxa"/>
+              <w:bottom w:w="80" w:type="dxa"/>
+              <w:end w:w="120" w:type="dxa"/>
+            </w:tcMar>
+          </w:tcPr>
+          <w:p>
+            <w:r>
+              <w:rPr>
+                <w:rFonts w:ascii="Microsoft YaHei" w:hAnsi="Microsoft YaHei" w:eastAsia="Microsoft YaHei"/>
+                <w:color w:val="0B2545"/>
+                <w:sz w:val="18"/>
+              </w:rPr>
+              <w:t>https://github.com/sidkolapalli/sidkolapalli</w:t>
+            </w:r>
+          </w:p>
+        </w:tc>
+      </w:tr>
+      <w:tr>
+        <w:tc>
+          <w:tcPr>
+            <w:tcW w:type="dxa" w:w="1700"/>
+            <w:shd w:fill="E8EEF5"/>
+            <w:vAlign w:val="top"/>
+            <w:tcMar>
+              <w:top w:w="80" w:type="dxa"/>
+              <w:start w:w="120" w:type="dxa"/>
+              <w:bottom w:w="80" w:type="dxa"/>
+              <w:end w:w="120" w:type="dxa"/>
+            </w:tcMar>
+          </w:tcPr>
+          <w:p>
+            <w:r>
+              <w:rPr>
+                <w:rFonts w:ascii="Microsoft YaHei" w:hAnsi="Microsoft YaHei" w:eastAsia="Microsoft YaHei"/>
+                <w:b/>
+                <w:color w:val="0B2545"/>
+                <w:sz w:val="18"/>
+              </w:rPr>
+              <w:t>核验来源</w:t>
+            </w:r>
+          </w:p>
+        </w:tc>
+        <w:tc>
+          <w:tcPr>
+            <w:tcW w:type="dxa" w:w="7660"/>
+            <w:vAlign w:val="top"/>
+            <w:tcMar>
+              <w:top w:w="80" w:type="dxa"/>
+              <w:start w:w="120" w:type="dxa"/>
+              <w:bottom w:w="80" w:type="dxa"/>
+              <w:end w:w="120" w:type="dxa"/>
+            </w:tcMar>
+          </w:tcPr>
+          <w:p>
+            <w:r>
+              <w:rPr>
+                <w:rFonts w:ascii="Microsoft YaHei" w:hAnsi="Microsoft YaHei" w:eastAsia="Microsoft YaHei"/>
+                <w:color w:val="0B2545"/>
+                <w:sz w:val="18"/>
+              </w:rPr>
+              <w:t>https://github.com/sidkolapalli/sidkolapalli</w:t>
+            </w:r>
+          </w:p>
+        </w:tc>
+      </w:tr>
+    </w:tbl>
+    <w:p>
+      <w:pPr>
+        <w:pStyle w:val="Heading2"/>
+        <w:pageBreakBefore/>
+      </w:pPr>
+      <w:r>
+        <w:t>3.17 SysML v2 MCP Server by Raghunath Torase</w:t>
       </w:r>
     </w:p>
     <w:p>
@@ -6084,7 +7203,7 @@
         <w:pageBreakBefore/>
       </w:pPr>
       <w:r>
-        <w:t>3.15 sysml-ai-hub</w:t>
+        <w:t>3.18 sysml-ai-hub</w:t>
       </w:r>
     </w:p>
     <w:p>
@@ -6457,7 +7576,380 @@
         <w:pageBreakBefore/>
       </w:pPr>
       <w:r>
-        <w:t>3.16 sysml-v2-modeling-skill</w:t>
+        <w:t>3.19 sysml-v2-lsp</w:t>
+      </w:r>
+    </w:p>
+    <w:p>
+      <w:pPr>
+        <w:spacing w:after="160"/>
+      </w:pPr>
+      <w:r>
+        <w:rPr>
+          <w:rFonts w:ascii="Microsoft YaHei" w:hAnsi="Microsoft YaHei" w:eastAsia="Microsoft YaHei"/>
+          <w:b/>
+          <w:color w:val="007079"/>
+          <w:sz w:val="18"/>
+        </w:rPr>
+        <w:t>MCP Server · SysML v2 · 待验证 · 开源</w:t>
+      </w:r>
+    </w:p>
+    <w:tbl>
+      <w:tblPr>
+        <w:tblStyle w:val="TableGrid"/>
+        <w:tblW w:type="dxa" w:w="9360"/>
+        <w:jc w:val="left"/>
+        <w:tblLayout w:type="fixed"/>
+        <w:tblLook w:firstColumn="1" w:firstRow="1" w:lastColumn="0" w:lastRow="0" w:noHBand="0" w:noVBand="1" w:val="04A0"/>
+        <w:tblInd w:w="120" w:type="dxa"/>
+      </w:tblPr>
+      <w:tblGrid>
+        <w:gridCol w:w="1700"/>
+        <w:gridCol w:w="7660"/>
+      </w:tblGrid>
+      <w:tr>
+        <w:tc>
+          <w:tcPr>
+            <w:tcW w:type="dxa" w:w="1700"/>
+            <w:shd w:fill="E8EEF5"/>
+            <w:vAlign w:val="top"/>
+            <w:tcMar>
+              <w:top w:w="80" w:type="dxa"/>
+              <w:start w:w="120" w:type="dxa"/>
+              <w:bottom w:w="80" w:type="dxa"/>
+              <w:end w:w="120" w:type="dxa"/>
+            </w:tcMar>
+          </w:tcPr>
+          <w:p>
+            <w:r>
+              <w:rPr>
+                <w:rFonts w:ascii="Microsoft YaHei" w:hAnsi="Microsoft YaHei" w:eastAsia="Microsoft YaHei"/>
+                <w:b/>
+                <w:color w:val="0B2545"/>
+                <w:sz w:val="18"/>
+              </w:rPr>
+              <w:t>功能说明</w:t>
+            </w:r>
+          </w:p>
+        </w:tc>
+        <w:tc>
+          <w:tcPr>
+            <w:tcW w:type="dxa" w:w="7660"/>
+            <w:vAlign w:val="top"/>
+            <w:tcMar>
+              <w:top w:w="80" w:type="dxa"/>
+              <w:start w:w="120" w:type="dxa"/>
+              <w:bottom w:w="80" w:type="dxa"/>
+              <w:end w:w="120" w:type="dxa"/>
+            </w:tcMar>
+          </w:tcPr>
+          <w:p>
+            <w:r>
+              <w:rPr>
+                <w:rFonts w:ascii="Microsoft YaHei" w:hAnsi="Microsoft YaHei" w:eastAsia="Microsoft YaHei"/>
+                <w:color w:val="0B2545"/>
+                <w:sz w:val="18"/>
+              </w:rPr>
+              <w:t>公开描述：SysML v2 LSP/MCP server (forked from daltskin/sysml-v2-lsp)。该功能说明由规则提取，需在下一次人工复核时确认。</w:t>
+            </w:r>
+          </w:p>
+        </w:tc>
+      </w:tr>
+      <w:tr>
+        <w:tc>
+          <w:tcPr>
+            <w:tcW w:type="dxa" w:w="1700"/>
+            <w:shd w:fill="E8EEF5"/>
+            <w:vAlign w:val="top"/>
+            <w:tcMar>
+              <w:top w:w="80" w:type="dxa"/>
+              <w:start w:w="120" w:type="dxa"/>
+              <w:bottom w:w="80" w:type="dxa"/>
+              <w:end w:w="120" w:type="dxa"/>
+            </w:tcMar>
+          </w:tcPr>
+          <w:p>
+            <w:r>
+              <w:rPr>
+                <w:rFonts w:ascii="Microsoft YaHei" w:hAnsi="Microsoft YaHei" w:eastAsia="Microsoft YaHei"/>
+                <w:b/>
+                <w:color w:val="0B2545"/>
+                <w:sz w:val="18"/>
+              </w:rPr>
+              <w:t>适用场景</w:t>
+            </w:r>
+          </w:p>
+        </w:tc>
+        <w:tc>
+          <w:tcPr>
+            <w:tcW w:type="dxa" w:w="7660"/>
+            <w:vAlign w:val="top"/>
+            <w:tcMar>
+              <w:top w:w="80" w:type="dxa"/>
+              <w:start w:w="120" w:type="dxa"/>
+              <w:bottom w:w="80" w:type="dxa"/>
+              <w:end w:w="120" w:type="dxa"/>
+            </w:tcMar>
+          </w:tcPr>
+          <w:p>
+            <w:r>
+              <w:rPr>
+                <w:rFonts w:ascii="Microsoft YaHei" w:hAnsi="Microsoft YaHei" w:eastAsia="Microsoft YaHei"/>
+                <w:color w:val="0B2545"/>
+                <w:sz w:val="18"/>
+              </w:rPr>
+              <w:t>模型理解、模型审查</w:t>
+            </w:r>
+          </w:p>
+        </w:tc>
+      </w:tr>
+      <w:tr>
+        <w:tc>
+          <w:tcPr>
+            <w:tcW w:type="dxa" w:w="1700"/>
+            <w:shd w:fill="E8EEF5"/>
+            <w:vAlign w:val="top"/>
+            <w:tcMar>
+              <w:top w:w="80" w:type="dxa"/>
+              <w:start w:w="120" w:type="dxa"/>
+              <w:bottom w:w="80" w:type="dxa"/>
+              <w:end w:w="120" w:type="dxa"/>
+            </w:tcMar>
+          </w:tcPr>
+          <w:p>
+            <w:r>
+              <w:rPr>
+                <w:rFonts w:ascii="Microsoft YaHei" w:hAnsi="Microsoft YaHei" w:eastAsia="Microsoft YaHei"/>
+                <w:b/>
+                <w:color w:val="0B2545"/>
+                <w:sz w:val="18"/>
+              </w:rPr>
+              <w:t>核心能力</w:t>
+            </w:r>
+          </w:p>
+        </w:tc>
+        <w:tc>
+          <w:tcPr>
+            <w:tcW w:type="dxa" w:w="7660"/>
+            <w:vAlign w:val="top"/>
+            <w:tcMar>
+              <w:top w:w="80" w:type="dxa"/>
+              <w:start w:w="120" w:type="dxa"/>
+              <w:bottom w:w="80" w:type="dxa"/>
+              <w:end w:w="120" w:type="dxa"/>
+            </w:tcMar>
+          </w:tcPr>
+          <w:p>
+            <w:r>
+              <w:rPr>
+                <w:rFonts w:ascii="Microsoft YaHei" w:hAnsi="Microsoft YaHei" w:eastAsia="Microsoft YaHei"/>
+                <w:color w:val="0B2545"/>
+                <w:sz w:val="18"/>
+              </w:rPr>
+              <w:t>待进一步分析</w:t>
+            </w:r>
+          </w:p>
+        </w:tc>
+      </w:tr>
+      <w:tr>
+        <w:tc>
+          <w:tcPr>
+            <w:tcW w:type="dxa" w:w="1700"/>
+            <w:shd w:fill="E8EEF5"/>
+            <w:vAlign w:val="top"/>
+            <w:tcMar>
+              <w:top w:w="80" w:type="dxa"/>
+              <w:start w:w="120" w:type="dxa"/>
+              <w:bottom w:w="80" w:type="dxa"/>
+              <w:end w:w="120" w:type="dxa"/>
+            </w:tcMar>
+          </w:tcPr>
+          <w:p>
+            <w:r>
+              <w:rPr>
+                <w:rFonts w:ascii="Microsoft YaHei" w:hAnsi="Microsoft YaHei" w:eastAsia="Microsoft YaHei"/>
+                <w:b/>
+                <w:color w:val="0B2545"/>
+                <w:sz w:val="18"/>
+              </w:rPr>
+              <w:t>支持平台</w:t>
+            </w:r>
+          </w:p>
+        </w:tc>
+        <w:tc>
+          <w:tcPr>
+            <w:tcW w:type="dxa" w:w="7660"/>
+            <w:vAlign w:val="top"/>
+            <w:tcMar>
+              <w:top w:w="80" w:type="dxa"/>
+              <w:start w:w="120" w:type="dxa"/>
+              <w:bottom w:w="80" w:type="dxa"/>
+              <w:end w:w="120" w:type="dxa"/>
+            </w:tcMar>
+          </w:tcPr>
+          <w:p>
+            <w:r>
+              <w:rPr>
+                <w:rFonts w:ascii="Microsoft YaHei" w:hAnsi="Microsoft YaHei" w:eastAsia="Microsoft YaHei"/>
+                <w:color w:val="0B2545"/>
+                <w:sz w:val="18"/>
+              </w:rPr>
+              <w:t>MCP</w:t>
+            </w:r>
+          </w:p>
+        </w:tc>
+      </w:tr>
+      <w:tr>
+        <w:tc>
+          <w:tcPr>
+            <w:tcW w:type="dxa" w:w="1700"/>
+            <w:shd w:fill="E8EEF5"/>
+            <w:vAlign w:val="top"/>
+            <w:tcMar>
+              <w:top w:w="80" w:type="dxa"/>
+              <w:start w:w="120" w:type="dxa"/>
+              <w:bottom w:w="80" w:type="dxa"/>
+              <w:end w:w="120" w:type="dxa"/>
+            </w:tcMar>
+          </w:tcPr>
+          <w:p>
+            <w:r>
+              <w:rPr>
+                <w:rFonts w:ascii="Microsoft YaHei" w:hAnsi="Microsoft YaHei" w:eastAsia="Microsoft YaHei"/>
+                <w:b/>
+                <w:color w:val="0B2545"/>
+                <w:sz w:val="18"/>
+              </w:rPr>
+              <w:t>隐私与离线</w:t>
+            </w:r>
+          </w:p>
+        </w:tc>
+        <w:tc>
+          <w:tcPr>
+            <w:tcW w:type="dxa" w:w="7660"/>
+            <w:vAlign w:val="top"/>
+            <w:tcMar>
+              <w:top w:w="80" w:type="dxa"/>
+              <w:start w:w="120" w:type="dxa"/>
+              <w:bottom w:w="80" w:type="dxa"/>
+              <w:end w:w="120" w:type="dxa"/>
+            </w:tcMar>
+          </w:tcPr>
+          <w:p>
+            <w:r>
+              <w:rPr>
+                <w:rFonts w:ascii="Microsoft YaHei" w:hAnsi="Microsoft YaHei" w:eastAsia="Microsoft YaHei"/>
+                <w:color w:val="0B2545"/>
+                <w:sz w:val="18"/>
+              </w:rPr>
+              <w:t>自动发现项目，数据隐私与离线能力尚待核验。（离线能力：unknown）</w:t>
+            </w:r>
+          </w:p>
+        </w:tc>
+      </w:tr>
+      <w:tr>
+        <w:tc>
+          <w:tcPr>
+            <w:tcW w:type="dxa" w:w="1700"/>
+            <w:shd w:fill="E8EEF5"/>
+            <w:vAlign w:val="top"/>
+            <w:tcMar>
+              <w:top w:w="80" w:type="dxa"/>
+              <w:start w:w="120" w:type="dxa"/>
+              <w:bottom w:w="80" w:type="dxa"/>
+              <w:end w:w="120" w:type="dxa"/>
+            </w:tcMar>
+          </w:tcPr>
+          <w:p>
+            <w:r>
+              <w:rPr>
+                <w:rFonts w:ascii="Microsoft YaHei" w:hAnsi="Microsoft YaHei" w:eastAsia="Microsoft YaHei"/>
+                <w:b/>
+                <w:color w:val="0B2545"/>
+                <w:sz w:val="18"/>
+              </w:rPr>
+              <w:t>项目地址</w:t>
+            </w:r>
+          </w:p>
+        </w:tc>
+        <w:tc>
+          <w:tcPr>
+            <w:tcW w:type="dxa" w:w="7660"/>
+            <w:vAlign w:val="top"/>
+            <w:tcMar>
+              <w:top w:w="80" w:type="dxa"/>
+              <w:start w:w="120" w:type="dxa"/>
+              <w:bottom w:w="80" w:type="dxa"/>
+              <w:end w:w="120" w:type="dxa"/>
+            </w:tcMar>
+          </w:tcPr>
+          <w:p>
+            <w:r>
+              <w:rPr>
+                <w:rFonts w:ascii="Microsoft YaHei" w:hAnsi="Microsoft YaHei" w:eastAsia="Microsoft YaHei"/>
+                <w:color w:val="0B2545"/>
+                <w:sz w:val="18"/>
+              </w:rPr>
+              <w:t>https://github.com/debaditya-mohankudo/sysml-v2-lsp</w:t>
+            </w:r>
+          </w:p>
+        </w:tc>
+      </w:tr>
+      <w:tr>
+        <w:tc>
+          <w:tcPr>
+            <w:tcW w:type="dxa" w:w="1700"/>
+            <w:shd w:fill="E8EEF5"/>
+            <w:vAlign w:val="top"/>
+            <w:tcMar>
+              <w:top w:w="80" w:type="dxa"/>
+              <w:start w:w="120" w:type="dxa"/>
+              <w:bottom w:w="80" w:type="dxa"/>
+              <w:end w:w="120" w:type="dxa"/>
+            </w:tcMar>
+          </w:tcPr>
+          <w:p>
+            <w:r>
+              <w:rPr>
+                <w:rFonts w:ascii="Microsoft YaHei" w:hAnsi="Microsoft YaHei" w:eastAsia="Microsoft YaHei"/>
+                <w:b/>
+                <w:color w:val="0B2545"/>
+                <w:sz w:val="18"/>
+              </w:rPr>
+              <w:t>核验来源</w:t>
+            </w:r>
+          </w:p>
+        </w:tc>
+        <w:tc>
+          <w:tcPr>
+            <w:tcW w:type="dxa" w:w="7660"/>
+            <w:vAlign w:val="top"/>
+            <w:tcMar>
+              <w:top w:w="80" w:type="dxa"/>
+              <w:start w:w="120" w:type="dxa"/>
+              <w:bottom w:w="80" w:type="dxa"/>
+              <w:end w:w="120" w:type="dxa"/>
+            </w:tcMar>
+          </w:tcPr>
+          <w:p>
+            <w:r>
+              <w:rPr>
+                <w:rFonts w:ascii="Microsoft YaHei" w:hAnsi="Microsoft YaHei" w:eastAsia="Microsoft YaHei"/>
+                <w:color w:val="0B2545"/>
+                <w:sz w:val="18"/>
+              </w:rPr>
+              <w:t>https://github.com/debaditya-mohankudo/sysml-v2-lsp</w:t>
+            </w:r>
+          </w:p>
+        </w:tc>
+      </w:tr>
+    </w:tbl>
+    <w:p>
+      <w:pPr>
+        <w:pStyle w:val="Heading2"/>
+        <w:pageBreakBefore/>
+      </w:pPr>
+      <w:r>
+        <w:t>3.20 sysml-v2-modeling-skill</w:t>
       </w:r>
     </w:p>
     <w:p>
@@ -6887,7 +8379,7 @@
           <w:color w:val="5D6B7A"/>
           <w:sz w:val="18"/>
         </w:rPr>
-        <w:t>生成时间：2026-08-01 05:36（Asia/Shanghai）</w:t>
+        <w:t>生成时间：2026-08-02 05:36（Asia/Shanghai）</w:t>
       </w:r>
     </w:p>
     <w:sectPr>

--- a/public/reports/sysml-ai-research-report.docx
+++ b/public/reports/sysml-ai-research-report.docx
@@ -8379,7 +8379,7 @@
           <w:color w:val="5D6B7A"/>
           <w:sz w:val="18"/>
         </w:rPr>
-        <w:t>生成时间：2026-08-02 05:36（Asia/Shanghai）</w:t>
+        <w:t>生成时间：2026-08-03 05:52（Asia/Shanghai）</w:t>
       </w:r>
     </w:p>
     <w:sectPr>

--- a/public/reports/sysml-ai-research-report.docx
+++ b/public/reports/sysml-ai-research-report.docx
@@ -8379,7 +8379,7 @@
           <w:color w:val="5D6B7A"/>
           <w:sz w:val="18"/>
         </w:rPr>
-        <w:t>生成时间：2026-08-03 05:52（Asia/Shanghai）</w:t>
+        <w:t>生成时间：2026-08-04 05:25（Asia/Shanghai）</w:t>
       </w:r>
     </w:p>
     <w:sectPr>

--- a/public/reports/sysml-ai-research-report.docx
+++ b/public/reports/sysml-ai-research-report.docx
@@ -88,7 +88,7 @@
                 <w:color w:val="0B2545"/>
                 <w:sz w:val="22"/>
               </w:rPr>
-              <w:t>2026-08-02</w:t>
+              <w:t>2026-08-05</w:t>
             </w:r>
           </w:p>
         </w:tc>
@@ -122,7 +122,7 @@
                 <w:color w:val="0B2545"/>
                 <w:sz w:val="22"/>
               </w:rPr>
-              <w:t>2026-08-05</w:t>
+              <w:t>2026-08-08</w:t>
             </w:r>
           </w:p>
         </w:tc>
@@ -8379,7 +8379,7 @@
           <w:color w:val="5D6B7A"/>
           <w:sz w:val="18"/>
         </w:rPr>
-        <w:t>生成时间：2026-08-04 05:25（Asia/Shanghai）</w:t>
+        <w:t>生成时间：2026-08-05 05:25（Asia/Shanghai）</w:t>
       </w:r>
     </w:p>
     <w:sectPr>

--- a/public/reports/sysml-ai-research-report.docx
+++ b/public/reports/sysml-ai-research-report.docx
@@ -8379,7 +8379,7 @@
           <w:color w:val="5D6B7A"/>
           <w:sz w:val="18"/>
         </w:rPr>
-        <w:t>生成时间：2026-08-05 05:25（Asia/Shanghai）</w:t>
+        <w:t>生成时间：2026-08-06 05:27（Asia/Shanghai）</w:t>
       </w:r>
     </w:p>
     <w:sectPr>

--- a/public/reports/sysml-ai-research-report.docx
+++ b/public/reports/sysml-ai-research-report.docx
@@ -8379,7 +8379,7 @@
           <w:color w:val="5D6B7A"/>
           <w:sz w:val="18"/>
         </w:rPr>
-        <w:t>生成时间：2026-08-06 05:27（Asia/Shanghai）</w:t>
+        <w:t>生成时间：2026-08-07 04:32（Asia/Shanghai）</w:t>
       </w:r>
     </w:p>
     <w:sectPr>

--- a/public/reports/sysml-ai-research-report.docx
+++ b/public/reports/sysml-ai-research-report.docx
@@ -88,7 +88,7 @@
                 <w:color w:val="0B2545"/>
                 <w:sz w:val="22"/>
               </w:rPr>
-              <w:t>2026-08-05</w:t>
+              <w:t>2026-08-08</w:t>
             </w:r>
           </w:p>
         </w:tc>
@@ -122,7 +122,7 @@
                 <w:color w:val="0B2545"/>
                 <w:sz w:val="22"/>
               </w:rPr>
-              <w:t>2026-08-08</w:t>
+              <w:t>2026-08-11</w:t>
             </w:r>
           </w:p>
         </w:tc>
@@ -158,7 +158,7 @@
                 <w:color w:val="0B2545"/>
                 <w:sz w:val="22"/>
               </w:rPr>
-              <w:t>20 个</w:t>
+              <w:t>21 个</w:t>
             </w:r>
           </w:p>
         </w:tc>
@@ -220,7 +220,7 @@
           <w:rFonts w:ascii="Microsoft YaHei" w:hAnsi="Microsoft YaHei" w:eastAsia="Microsoft YaHei"/>
           <w:color w:val="0B2545"/>
         </w:rPr>
-        <w:t xml:space="preserve"> 当前共收录 20 个项目，其中 5 个已验证、17 个确认为开源。 调研重点是这些工具在系统建模生命周期中的实际用途，而不只是在何种 AI 客户端中运行。</w:t>
+        <w:t xml:space="preserve"> 当前共收录 21 个项目，其中 5 个已验证、18 个确认为开源。 调研重点是这些工具在系统建模生命周期中的实际用途，而不只是在何种 AI 客户端中运行。</w:t>
       </w:r>
     </w:p>
     <w:p>
@@ -235,7 +235,7 @@
           <w:color w:val="0B2545"/>
           <w:sz w:val="22"/>
         </w:rPr>
-        <w:t>标准覆盖：SysML v2（11）；KerML（3）；通用 MBSE（1）；SysML (version unspecified)（3）；SysML v1（5）；UML（1）</w:t>
+        <w:t>标准覆盖：SysML v2（12）；KerML（3）；通用 MBSE（1）；SysML (version unspecified)（3）；SysML v1（5）；UML（1）</w:t>
       </w:r>
     </w:p>
     <w:p>
@@ -438,7 +438,7 @@
                 <w:color w:val="0B2545"/>
                 <w:sz w:val="17"/>
               </w:rPr>
-              <w:t>INSPECTA-Spec-Code-Proof-Copilot、sidkolapalli</w:t>
+              <w:t>INSPECTA-Spec-Code-Proof-Copilot、sidkolapalli、sysmlv2-ai-toolkit</w:t>
             </w:r>
           </w:p>
         </w:tc>
@@ -8318,6 +8318,379 @@
     </w:tbl>
     <w:p>
       <w:pPr>
+        <w:pStyle w:val="Heading2"/>
+        <w:pageBreakBefore/>
+      </w:pPr>
+      <w:r>
+        <w:t>3.21 sysmlv2-ai-toolkit</w:t>
+      </w:r>
+    </w:p>
+    <w:p>
+      <w:pPr>
+        <w:spacing w:after="160"/>
+      </w:pPr>
+      <w:r>
+        <w:rPr>
+          <w:rFonts w:ascii="Microsoft YaHei" w:hAnsi="Microsoft YaHei" w:eastAsia="Microsoft YaHei"/>
+          <w:b/>
+          <w:color w:val="007079"/>
+          <w:sz w:val="18"/>
+        </w:rPr>
+        <w:t>Agent · SysML v2 · 待验证 · 开源</w:t>
+      </w:r>
+    </w:p>
+    <w:tbl>
+      <w:tblPr>
+        <w:tblStyle w:val="TableGrid"/>
+        <w:tblW w:type="dxa" w:w="9360"/>
+        <w:jc w:val="left"/>
+        <w:tblLayout w:type="fixed"/>
+        <w:tblLook w:firstColumn="1" w:firstRow="1" w:lastColumn="0" w:lastRow="0" w:noHBand="0" w:noVBand="1" w:val="04A0"/>
+        <w:tblInd w:w="120" w:type="dxa"/>
+      </w:tblPr>
+      <w:tblGrid>
+        <w:gridCol w:w="1700"/>
+        <w:gridCol w:w="7660"/>
+      </w:tblGrid>
+      <w:tr>
+        <w:tc>
+          <w:tcPr>
+            <w:tcW w:type="dxa" w:w="1700"/>
+            <w:shd w:fill="E8EEF5"/>
+            <w:vAlign w:val="top"/>
+            <w:tcMar>
+              <w:top w:w="80" w:type="dxa"/>
+              <w:start w:w="120" w:type="dxa"/>
+              <w:bottom w:w="80" w:type="dxa"/>
+              <w:end w:w="120" w:type="dxa"/>
+            </w:tcMar>
+          </w:tcPr>
+          <w:p>
+            <w:r>
+              <w:rPr>
+                <w:rFonts w:ascii="Microsoft YaHei" w:hAnsi="Microsoft YaHei" w:eastAsia="Microsoft YaHei"/>
+                <w:b/>
+                <w:color w:val="0B2545"/>
+                <w:sz w:val="18"/>
+              </w:rPr>
+              <w:t>功能说明</w:t>
+            </w:r>
+          </w:p>
+        </w:tc>
+        <w:tc>
+          <w:tcPr>
+            <w:tcW w:type="dxa" w:w="7660"/>
+            <w:vAlign w:val="top"/>
+            <w:tcMar>
+              <w:top w:w="80" w:type="dxa"/>
+              <w:start w:w="120" w:type="dxa"/>
+              <w:bottom w:w="80" w:type="dxa"/>
+              <w:end w:w="120" w:type="dxa"/>
+            </w:tcMar>
+          </w:tcPr>
+          <w:p>
+            <w:r>
+              <w:rPr>
+                <w:rFonts w:ascii="Microsoft YaHei" w:hAnsi="Microsoft YaHei" w:eastAsia="Microsoft YaHei"/>
+                <w:color w:val="0B2545"/>
+                <w:sz w:val="18"/>
+              </w:rPr>
+              <w:t>公开描述：A sysmlv2-backed AI workflow template。该功能说明由规则提取，需在下一次人工复核时确认。</w:t>
+            </w:r>
+          </w:p>
+        </w:tc>
+      </w:tr>
+      <w:tr>
+        <w:tc>
+          <w:tcPr>
+            <w:tcW w:type="dxa" w:w="1700"/>
+            <w:shd w:fill="E8EEF5"/>
+            <w:vAlign w:val="top"/>
+            <w:tcMar>
+              <w:top w:w="80" w:type="dxa"/>
+              <w:start w:w="120" w:type="dxa"/>
+              <w:bottom w:w="80" w:type="dxa"/>
+              <w:end w:w="120" w:type="dxa"/>
+            </w:tcMar>
+          </w:tcPr>
+          <w:p>
+            <w:r>
+              <w:rPr>
+                <w:rFonts w:ascii="Microsoft YaHei" w:hAnsi="Microsoft YaHei" w:eastAsia="Microsoft YaHei"/>
+                <w:b/>
+                <w:color w:val="0B2545"/>
+                <w:sz w:val="18"/>
+              </w:rPr>
+              <w:t>适用场景</w:t>
+            </w:r>
+          </w:p>
+        </w:tc>
+        <w:tc>
+          <w:tcPr>
+            <w:tcW w:type="dxa" w:w="7660"/>
+            <w:vAlign w:val="top"/>
+            <w:tcMar>
+              <w:top w:w="80" w:type="dxa"/>
+              <w:start w:w="120" w:type="dxa"/>
+              <w:bottom w:w="80" w:type="dxa"/>
+              <w:end w:w="120" w:type="dxa"/>
+            </w:tcMar>
+          </w:tcPr>
+          <w:p>
+            <w:r>
+              <w:rPr>
+                <w:rFonts w:ascii="Microsoft YaHei" w:hAnsi="Microsoft YaHei" w:eastAsia="Microsoft YaHei"/>
+                <w:color w:val="0B2545"/>
+                <w:sz w:val="18"/>
+              </w:rPr>
+              <w:t>模型理解、模型审查</w:t>
+            </w:r>
+          </w:p>
+        </w:tc>
+      </w:tr>
+      <w:tr>
+        <w:tc>
+          <w:tcPr>
+            <w:tcW w:type="dxa" w:w="1700"/>
+            <w:shd w:fill="E8EEF5"/>
+            <w:vAlign w:val="top"/>
+            <w:tcMar>
+              <w:top w:w="80" w:type="dxa"/>
+              <w:start w:w="120" w:type="dxa"/>
+              <w:bottom w:w="80" w:type="dxa"/>
+              <w:end w:w="120" w:type="dxa"/>
+            </w:tcMar>
+          </w:tcPr>
+          <w:p>
+            <w:r>
+              <w:rPr>
+                <w:rFonts w:ascii="Microsoft YaHei" w:hAnsi="Microsoft YaHei" w:eastAsia="Microsoft YaHei"/>
+                <w:b/>
+                <w:color w:val="0B2545"/>
+                <w:sz w:val="18"/>
+              </w:rPr>
+              <w:t>核心能力</w:t>
+            </w:r>
+          </w:p>
+        </w:tc>
+        <w:tc>
+          <w:tcPr>
+            <w:tcW w:type="dxa" w:w="7660"/>
+            <w:vAlign w:val="top"/>
+            <w:tcMar>
+              <w:top w:w="80" w:type="dxa"/>
+              <w:start w:w="120" w:type="dxa"/>
+              <w:bottom w:w="80" w:type="dxa"/>
+              <w:end w:w="120" w:type="dxa"/>
+            </w:tcMar>
+          </w:tcPr>
+          <w:p>
+            <w:r>
+              <w:rPr>
+                <w:rFonts w:ascii="Microsoft YaHei" w:hAnsi="Microsoft YaHei" w:eastAsia="Microsoft YaHei"/>
+                <w:color w:val="0B2545"/>
+                <w:sz w:val="18"/>
+              </w:rPr>
+              <w:t>待进一步分析</w:t>
+            </w:r>
+          </w:p>
+        </w:tc>
+      </w:tr>
+      <w:tr>
+        <w:tc>
+          <w:tcPr>
+            <w:tcW w:type="dxa" w:w="1700"/>
+            <w:shd w:fill="E8EEF5"/>
+            <w:vAlign w:val="top"/>
+            <w:tcMar>
+              <w:top w:w="80" w:type="dxa"/>
+              <w:start w:w="120" w:type="dxa"/>
+              <w:bottom w:w="80" w:type="dxa"/>
+              <w:end w:w="120" w:type="dxa"/>
+            </w:tcMar>
+          </w:tcPr>
+          <w:p>
+            <w:r>
+              <w:rPr>
+                <w:rFonts w:ascii="Microsoft YaHei" w:hAnsi="Microsoft YaHei" w:eastAsia="Microsoft YaHei"/>
+                <w:b/>
+                <w:color w:val="0B2545"/>
+                <w:sz w:val="18"/>
+              </w:rPr>
+              <w:t>支持平台</w:t>
+            </w:r>
+          </w:p>
+        </w:tc>
+        <w:tc>
+          <w:tcPr>
+            <w:tcW w:type="dxa" w:w="7660"/>
+            <w:vAlign w:val="top"/>
+            <w:tcMar>
+              <w:top w:w="80" w:type="dxa"/>
+              <w:start w:w="120" w:type="dxa"/>
+              <w:bottom w:w="80" w:type="dxa"/>
+              <w:end w:w="120" w:type="dxa"/>
+            </w:tcMar>
+          </w:tcPr>
+          <w:p>
+            <w:r>
+              <w:rPr>
+                <w:rFonts w:ascii="Microsoft YaHei" w:hAnsi="Microsoft YaHei" w:eastAsia="Microsoft YaHei"/>
+                <w:color w:val="0B2545"/>
+                <w:sz w:val="18"/>
+              </w:rPr>
+              <w:t>To verify</w:t>
+            </w:r>
+          </w:p>
+        </w:tc>
+      </w:tr>
+      <w:tr>
+        <w:tc>
+          <w:tcPr>
+            <w:tcW w:type="dxa" w:w="1700"/>
+            <w:shd w:fill="E8EEF5"/>
+            <w:vAlign w:val="top"/>
+            <w:tcMar>
+              <w:top w:w="80" w:type="dxa"/>
+              <w:start w:w="120" w:type="dxa"/>
+              <w:bottom w:w="80" w:type="dxa"/>
+              <w:end w:w="120" w:type="dxa"/>
+            </w:tcMar>
+          </w:tcPr>
+          <w:p>
+            <w:r>
+              <w:rPr>
+                <w:rFonts w:ascii="Microsoft YaHei" w:hAnsi="Microsoft YaHei" w:eastAsia="Microsoft YaHei"/>
+                <w:b/>
+                <w:color w:val="0B2545"/>
+                <w:sz w:val="18"/>
+              </w:rPr>
+              <w:t>隐私与离线</w:t>
+            </w:r>
+          </w:p>
+        </w:tc>
+        <w:tc>
+          <w:tcPr>
+            <w:tcW w:type="dxa" w:w="7660"/>
+            <w:vAlign w:val="top"/>
+            <w:tcMar>
+              <w:top w:w="80" w:type="dxa"/>
+              <w:start w:w="120" w:type="dxa"/>
+              <w:bottom w:w="80" w:type="dxa"/>
+              <w:end w:w="120" w:type="dxa"/>
+            </w:tcMar>
+          </w:tcPr>
+          <w:p>
+            <w:r>
+              <w:rPr>
+                <w:rFonts w:ascii="Microsoft YaHei" w:hAnsi="Microsoft YaHei" w:eastAsia="Microsoft YaHei"/>
+                <w:color w:val="0B2545"/>
+                <w:sz w:val="18"/>
+              </w:rPr>
+              <w:t>自动发现项目，数据隐私与离线能力尚待核验。（离线能力：unknown）</w:t>
+            </w:r>
+          </w:p>
+        </w:tc>
+      </w:tr>
+      <w:tr>
+        <w:tc>
+          <w:tcPr>
+            <w:tcW w:type="dxa" w:w="1700"/>
+            <w:shd w:fill="E8EEF5"/>
+            <w:vAlign w:val="top"/>
+            <w:tcMar>
+              <w:top w:w="80" w:type="dxa"/>
+              <w:start w:w="120" w:type="dxa"/>
+              <w:bottom w:w="80" w:type="dxa"/>
+              <w:end w:w="120" w:type="dxa"/>
+            </w:tcMar>
+          </w:tcPr>
+          <w:p>
+            <w:r>
+              <w:rPr>
+                <w:rFonts w:ascii="Microsoft YaHei" w:hAnsi="Microsoft YaHei" w:eastAsia="Microsoft YaHei"/>
+                <w:b/>
+                <w:color w:val="0B2545"/>
+                <w:sz w:val="18"/>
+              </w:rPr>
+              <w:t>项目地址</w:t>
+            </w:r>
+          </w:p>
+        </w:tc>
+        <w:tc>
+          <w:tcPr>
+            <w:tcW w:type="dxa" w:w="7660"/>
+            <w:vAlign w:val="top"/>
+            <w:tcMar>
+              <w:top w:w="80" w:type="dxa"/>
+              <w:start w:w="120" w:type="dxa"/>
+              <w:bottom w:w="80" w:type="dxa"/>
+              <w:end w:w="120" w:type="dxa"/>
+            </w:tcMar>
+          </w:tcPr>
+          <w:p>
+            <w:r>
+              <w:rPr>
+                <w:rFonts w:ascii="Microsoft YaHei" w:hAnsi="Microsoft YaHei" w:eastAsia="Microsoft YaHei"/>
+                <w:color w:val="0B2545"/>
+                <w:sz w:val="18"/>
+              </w:rPr>
+              <w:t>https://github.com/williamweatherholtz/sysmlv2-ai-toolkit</w:t>
+            </w:r>
+          </w:p>
+        </w:tc>
+      </w:tr>
+      <w:tr>
+        <w:tc>
+          <w:tcPr>
+            <w:tcW w:type="dxa" w:w="1700"/>
+            <w:shd w:fill="E8EEF5"/>
+            <w:vAlign w:val="top"/>
+            <w:tcMar>
+              <w:top w:w="80" w:type="dxa"/>
+              <w:start w:w="120" w:type="dxa"/>
+              <w:bottom w:w="80" w:type="dxa"/>
+              <w:end w:w="120" w:type="dxa"/>
+            </w:tcMar>
+          </w:tcPr>
+          <w:p>
+            <w:r>
+              <w:rPr>
+                <w:rFonts w:ascii="Microsoft YaHei" w:hAnsi="Microsoft YaHei" w:eastAsia="Microsoft YaHei"/>
+                <w:b/>
+                <w:color w:val="0B2545"/>
+                <w:sz w:val="18"/>
+              </w:rPr>
+              <w:t>核验来源</w:t>
+            </w:r>
+          </w:p>
+        </w:tc>
+        <w:tc>
+          <w:tcPr>
+            <w:tcW w:type="dxa" w:w="7660"/>
+            <w:vAlign w:val="top"/>
+            <w:tcMar>
+              <w:top w:w="80" w:type="dxa"/>
+              <w:start w:w="120" w:type="dxa"/>
+              <w:bottom w:w="80" w:type="dxa"/>
+              <w:end w:w="120" w:type="dxa"/>
+            </w:tcMar>
+          </w:tcPr>
+          <w:p>
+            <w:r>
+              <w:rPr>
+                <w:rFonts w:ascii="Microsoft YaHei" w:hAnsi="Microsoft YaHei" w:eastAsia="Microsoft YaHei"/>
+                <w:color w:val="0B2545"/>
+                <w:sz w:val="18"/>
+              </w:rPr>
+              <w:t>https://github.com/williamweatherholtz/sysmlv2-ai-toolkit</w:t>
+            </w:r>
+          </w:p>
+        </w:tc>
+      </w:tr>
+    </w:tbl>
+    <w:p>
+      <w:pPr>
         <w:pStyle w:val="Heading1"/>
       </w:pPr>
       <w:r>
@@ -8379,7 +8752,7 @@
           <w:color w:val="5D6B7A"/>
           <w:sz w:val="18"/>
         </w:rPr>
-        <w:t>生成时间：2026-08-07 04:32（Asia/Shanghai）</w:t>
+        <w:t>生成时间：2026-08-08 03:43（Asia/Shanghai）</w:t>
       </w:r>
     </w:p>
     <w:sectPr>

--- a/public/reports/sysml-ai-research-report.docx
+++ b/public/reports/sysml-ai-research-report.docx
@@ -8752,7 +8752,7 @@
           <w:color w:val="5D6B7A"/>
           <w:sz w:val="18"/>
         </w:rPr>
-        <w:t>生成时间：2026-08-08 03:43（Asia/Shanghai）</w:t>
+        <w:t>生成时间：2026-08-09 03:53（Asia/Shanghai）</w:t>
       </w:r>
     </w:p>
     <w:sectPr>

--- a/public/reports/sysml-ai-research-report.docx
+++ b/public/reports/sysml-ai-research-report.docx
@@ -8752,7 +8752,7 @@
           <w:color w:val="5D6B7A"/>
           <w:sz w:val="18"/>
         </w:rPr>
-        <w:t>生成时间：2026-08-09 03:53（Asia/Shanghai）</w:t>
+        <w:t>生成时间：2026-08-10 04:07（Asia/Shanghai）</w:t>
       </w:r>
     </w:p>
     <w:sectPr>

--- a/public/reports/sysml-ai-research-report.docx
+++ b/public/reports/sysml-ai-research-report.docx
@@ -88,7 +88,7 @@
                 <w:color w:val="0B2545"/>
                 <w:sz w:val="22"/>
               </w:rPr>
-              <w:t>2026-08-08</w:t>
+              <w:t>2026-08-11</w:t>
             </w:r>
           </w:p>
         </w:tc>
@@ -122,7 +122,7 @@
                 <w:color w:val="0B2545"/>
                 <w:sz w:val="22"/>
               </w:rPr>
-              <w:t>2026-08-11</w:t>
+              <w:t>2026-08-14</w:t>
             </w:r>
           </w:p>
         </w:tc>
@@ -158,7 +158,7 @@
                 <w:color w:val="0B2545"/>
                 <w:sz w:val="22"/>
               </w:rPr>
-              <w:t>21 个</w:t>
+              <w:t>23 个</w:t>
             </w:r>
           </w:p>
         </w:tc>
@@ -220,7 +220,7 @@
           <w:rFonts w:ascii="Microsoft YaHei" w:hAnsi="Microsoft YaHei" w:eastAsia="Microsoft YaHei"/>
           <w:color w:val="0B2545"/>
         </w:rPr>
-        <w:t xml:space="preserve"> 当前共收录 21 个项目，其中 5 个已验证、18 个确认为开源。 调研重点是这些工具在系统建模生命周期中的实际用途，而不只是在何种 AI 客户端中运行。</w:t>
+        <w:t xml:space="preserve"> 当前共收录 23 个项目，其中 5 个已验证、20 个确认为开源。 调研重点是这些工具在系统建模生命周期中的实际用途，而不只是在何种 AI 客户端中运行。</w:t>
       </w:r>
     </w:p>
     <w:p>
@@ -235,7 +235,7 @@
           <w:color w:val="0B2545"/>
           <w:sz w:val="22"/>
         </w:rPr>
-        <w:t>标准覆盖：SysML v2（12）；KerML（3）；通用 MBSE（1）；SysML (version unspecified)（3）；SysML v1（5）；UML（1）</w:t>
+        <w:t>标准覆盖：SysML v2（12）；KerML（3）；通用 MBSE（1）；SysML (version unspecified)（5）；SysML v1（5）；UML（1）</w:t>
       </w:r>
     </w:p>
     <w:p>
@@ -438,7 +438,7 @@
                 <w:color w:val="0B2545"/>
                 <w:sz w:val="17"/>
               </w:rPr>
-              <w:t>INSPECTA-Spec-Code-Proof-Copilot、sidkolapalli、sysmlv2-ai-toolkit</w:t>
+              <w:t>FocusTick、INSPECTA-Spec-Code-Proof-Copilot、mora-pochettino、sidkolapalli、sysmlv2-ai-toolkit</w:t>
             </w:r>
           </w:p>
         </w:tc>
@@ -460,7 +460,7 @@
                 <w:color w:val="0B2545"/>
                 <w:sz w:val="17"/>
               </w:rPr>
-              <w:t>架构设计、模型理解、模型审查</w:t>
+              <w:t>模型理解、模型审查、架构设计、需求建模</w:t>
             </w:r>
           </w:p>
         </w:tc>
@@ -482,7 +482,7 @@
                 <w:color w:val="0B2545"/>
                 <w:sz w:val="17"/>
               </w:rPr>
-              <w:t>模型生成、待进一步分析</w:t>
+              <w:t>待进一步分析、模型生成</w:t>
             </w:r>
           </w:p>
         </w:tc>
@@ -3846,7 +3846,380 @@
         <w:pageBreakBefore/>
       </w:pPr>
       <w:r>
-        <w:t>3.9 Formal Specification Claude Plugin</w:t>
+        <w:t>3.9 FocusTick</w:t>
+      </w:r>
+    </w:p>
+    <w:p>
+      <w:pPr>
+        <w:spacing w:after="160"/>
+      </w:pPr>
+      <w:r>
+        <w:rPr>
+          <w:rFonts w:ascii="Microsoft YaHei" w:hAnsi="Microsoft YaHei" w:eastAsia="Microsoft YaHei"/>
+          <w:b/>
+          <w:color w:val="007079"/>
+          <w:sz w:val="18"/>
+        </w:rPr>
+        <w:t>Agent · SysML (version unspecified) · 待验证 · 开源</w:t>
+      </w:r>
+    </w:p>
+    <w:tbl>
+      <w:tblPr>
+        <w:tblStyle w:val="TableGrid"/>
+        <w:tblW w:type="dxa" w:w="9360"/>
+        <w:jc w:val="left"/>
+        <w:tblLayout w:type="fixed"/>
+        <w:tblLook w:firstColumn="1" w:firstRow="1" w:lastColumn="0" w:lastRow="0" w:noHBand="0" w:noVBand="1" w:val="04A0"/>
+        <w:tblInd w:w="120" w:type="dxa"/>
+      </w:tblPr>
+      <w:tblGrid>
+        <w:gridCol w:w="1700"/>
+        <w:gridCol w:w="7660"/>
+      </w:tblGrid>
+      <w:tr>
+        <w:tc>
+          <w:tcPr>
+            <w:tcW w:type="dxa" w:w="1700"/>
+            <w:shd w:fill="E8EEF5"/>
+            <w:vAlign w:val="top"/>
+            <w:tcMar>
+              <w:top w:w="80" w:type="dxa"/>
+              <w:start w:w="120" w:type="dxa"/>
+              <w:bottom w:w="80" w:type="dxa"/>
+              <w:end w:w="120" w:type="dxa"/>
+            </w:tcMar>
+          </w:tcPr>
+          <w:p>
+            <w:r>
+              <w:rPr>
+                <w:rFonts w:ascii="Microsoft YaHei" w:hAnsi="Microsoft YaHei" w:eastAsia="Microsoft YaHei"/>
+                <w:b/>
+                <w:color w:val="0B2545"/>
+                <w:sz w:val="18"/>
+              </w:rPr>
+              <w:t>功能说明</w:t>
+            </w:r>
+          </w:p>
+        </w:tc>
+        <w:tc>
+          <w:tcPr>
+            <w:tcW w:type="dxa" w:w="7660"/>
+            <w:vAlign w:val="top"/>
+            <w:tcMar>
+              <w:top w:w="80" w:type="dxa"/>
+              <w:start w:w="120" w:type="dxa"/>
+              <w:bottom w:w="80" w:type="dxa"/>
+              <w:end w:w="120" w:type="dxa"/>
+            </w:tcMar>
+          </w:tcPr>
+          <w:p>
+            <w:r>
+              <w:rPr>
+                <w:rFonts w:ascii="Microsoft YaHei" w:hAnsi="Microsoft YaHei" w:eastAsia="Microsoft YaHei"/>
+                <w:color w:val="0B2545"/>
+                <w:sz w:val="18"/>
+              </w:rPr>
+              <w:t>公开描述：C# WPF Pomodoro timer — multi-agent V-model demo: Gemini(Core)+Codex(Tests)+Qwen(UI)+aichat(SysML)。该功能说明由规则提取，需在下一次人工复核时确认。</w:t>
+            </w:r>
+          </w:p>
+        </w:tc>
+      </w:tr>
+      <w:tr>
+        <w:tc>
+          <w:tcPr>
+            <w:tcW w:type="dxa" w:w="1700"/>
+            <w:shd w:fill="E8EEF5"/>
+            <w:vAlign w:val="top"/>
+            <w:tcMar>
+              <w:top w:w="80" w:type="dxa"/>
+              <w:start w:w="120" w:type="dxa"/>
+              <w:bottom w:w="80" w:type="dxa"/>
+              <w:end w:w="120" w:type="dxa"/>
+            </w:tcMar>
+          </w:tcPr>
+          <w:p>
+            <w:r>
+              <w:rPr>
+                <w:rFonts w:ascii="Microsoft YaHei" w:hAnsi="Microsoft YaHei" w:eastAsia="Microsoft YaHei"/>
+                <w:b/>
+                <w:color w:val="0B2545"/>
+                <w:sz w:val="18"/>
+              </w:rPr>
+              <w:t>适用场景</w:t>
+            </w:r>
+          </w:p>
+        </w:tc>
+        <w:tc>
+          <w:tcPr>
+            <w:tcW w:type="dxa" w:w="7660"/>
+            <w:vAlign w:val="top"/>
+            <w:tcMar>
+              <w:top w:w="80" w:type="dxa"/>
+              <w:start w:w="120" w:type="dxa"/>
+              <w:bottom w:w="80" w:type="dxa"/>
+              <w:end w:w="120" w:type="dxa"/>
+            </w:tcMar>
+          </w:tcPr>
+          <w:p>
+            <w:r>
+              <w:rPr>
+                <w:rFonts w:ascii="Microsoft YaHei" w:hAnsi="Microsoft YaHei" w:eastAsia="Microsoft YaHei"/>
+                <w:color w:val="0B2545"/>
+                <w:sz w:val="18"/>
+              </w:rPr>
+              <w:t>模型理解、模型审查</w:t>
+            </w:r>
+          </w:p>
+        </w:tc>
+      </w:tr>
+      <w:tr>
+        <w:tc>
+          <w:tcPr>
+            <w:tcW w:type="dxa" w:w="1700"/>
+            <w:shd w:fill="E8EEF5"/>
+            <w:vAlign w:val="top"/>
+            <w:tcMar>
+              <w:top w:w="80" w:type="dxa"/>
+              <w:start w:w="120" w:type="dxa"/>
+              <w:bottom w:w="80" w:type="dxa"/>
+              <w:end w:w="120" w:type="dxa"/>
+            </w:tcMar>
+          </w:tcPr>
+          <w:p>
+            <w:r>
+              <w:rPr>
+                <w:rFonts w:ascii="Microsoft YaHei" w:hAnsi="Microsoft YaHei" w:eastAsia="Microsoft YaHei"/>
+                <w:b/>
+                <w:color w:val="0B2545"/>
+                <w:sz w:val="18"/>
+              </w:rPr>
+              <w:t>核心能力</w:t>
+            </w:r>
+          </w:p>
+        </w:tc>
+        <w:tc>
+          <w:tcPr>
+            <w:tcW w:type="dxa" w:w="7660"/>
+            <w:vAlign w:val="top"/>
+            <w:tcMar>
+              <w:top w:w="80" w:type="dxa"/>
+              <w:start w:w="120" w:type="dxa"/>
+              <w:bottom w:w="80" w:type="dxa"/>
+              <w:end w:w="120" w:type="dxa"/>
+            </w:tcMar>
+          </w:tcPr>
+          <w:p>
+            <w:r>
+              <w:rPr>
+                <w:rFonts w:ascii="Microsoft YaHei" w:hAnsi="Microsoft YaHei" w:eastAsia="Microsoft YaHei"/>
+                <w:color w:val="0B2545"/>
+                <w:sz w:val="18"/>
+              </w:rPr>
+              <w:t>待进一步分析</w:t>
+            </w:r>
+          </w:p>
+        </w:tc>
+      </w:tr>
+      <w:tr>
+        <w:tc>
+          <w:tcPr>
+            <w:tcW w:type="dxa" w:w="1700"/>
+            <w:shd w:fill="E8EEF5"/>
+            <w:vAlign w:val="top"/>
+            <w:tcMar>
+              <w:top w:w="80" w:type="dxa"/>
+              <w:start w:w="120" w:type="dxa"/>
+              <w:bottom w:w="80" w:type="dxa"/>
+              <w:end w:w="120" w:type="dxa"/>
+            </w:tcMar>
+          </w:tcPr>
+          <w:p>
+            <w:r>
+              <w:rPr>
+                <w:rFonts w:ascii="Microsoft YaHei" w:hAnsi="Microsoft YaHei" w:eastAsia="Microsoft YaHei"/>
+                <w:b/>
+                <w:color w:val="0B2545"/>
+                <w:sz w:val="18"/>
+              </w:rPr>
+              <w:t>支持平台</w:t>
+            </w:r>
+          </w:p>
+        </w:tc>
+        <w:tc>
+          <w:tcPr>
+            <w:tcW w:type="dxa" w:w="7660"/>
+            <w:vAlign w:val="top"/>
+            <w:tcMar>
+              <w:top w:w="80" w:type="dxa"/>
+              <w:start w:w="120" w:type="dxa"/>
+              <w:bottom w:w="80" w:type="dxa"/>
+              <w:end w:w="120" w:type="dxa"/>
+            </w:tcMar>
+          </w:tcPr>
+          <w:p>
+            <w:r>
+              <w:rPr>
+                <w:rFonts w:ascii="Microsoft YaHei" w:hAnsi="Microsoft YaHei" w:eastAsia="Microsoft YaHei"/>
+                <w:color w:val="0B2545"/>
+                <w:sz w:val="18"/>
+              </w:rPr>
+              <w:t>To verify</w:t>
+            </w:r>
+          </w:p>
+        </w:tc>
+      </w:tr>
+      <w:tr>
+        <w:tc>
+          <w:tcPr>
+            <w:tcW w:type="dxa" w:w="1700"/>
+            <w:shd w:fill="E8EEF5"/>
+            <w:vAlign w:val="top"/>
+            <w:tcMar>
+              <w:top w:w="80" w:type="dxa"/>
+              <w:start w:w="120" w:type="dxa"/>
+              <w:bottom w:w="80" w:type="dxa"/>
+              <w:end w:w="120" w:type="dxa"/>
+            </w:tcMar>
+          </w:tcPr>
+          <w:p>
+            <w:r>
+              <w:rPr>
+                <w:rFonts w:ascii="Microsoft YaHei" w:hAnsi="Microsoft YaHei" w:eastAsia="Microsoft YaHei"/>
+                <w:b/>
+                <w:color w:val="0B2545"/>
+                <w:sz w:val="18"/>
+              </w:rPr>
+              <w:t>隐私与离线</w:t>
+            </w:r>
+          </w:p>
+        </w:tc>
+        <w:tc>
+          <w:tcPr>
+            <w:tcW w:type="dxa" w:w="7660"/>
+            <w:vAlign w:val="top"/>
+            <w:tcMar>
+              <w:top w:w="80" w:type="dxa"/>
+              <w:start w:w="120" w:type="dxa"/>
+              <w:bottom w:w="80" w:type="dxa"/>
+              <w:end w:w="120" w:type="dxa"/>
+            </w:tcMar>
+          </w:tcPr>
+          <w:p>
+            <w:r>
+              <w:rPr>
+                <w:rFonts w:ascii="Microsoft YaHei" w:hAnsi="Microsoft YaHei" w:eastAsia="Microsoft YaHei"/>
+                <w:color w:val="0B2545"/>
+                <w:sz w:val="18"/>
+              </w:rPr>
+              <w:t>自动发现项目，数据隐私与离线能力尚待核验。（离线能力：unknown）</w:t>
+            </w:r>
+          </w:p>
+        </w:tc>
+      </w:tr>
+      <w:tr>
+        <w:tc>
+          <w:tcPr>
+            <w:tcW w:type="dxa" w:w="1700"/>
+            <w:shd w:fill="E8EEF5"/>
+            <w:vAlign w:val="top"/>
+            <w:tcMar>
+              <w:top w:w="80" w:type="dxa"/>
+              <w:start w:w="120" w:type="dxa"/>
+              <w:bottom w:w="80" w:type="dxa"/>
+              <w:end w:w="120" w:type="dxa"/>
+            </w:tcMar>
+          </w:tcPr>
+          <w:p>
+            <w:r>
+              <w:rPr>
+                <w:rFonts w:ascii="Microsoft YaHei" w:hAnsi="Microsoft YaHei" w:eastAsia="Microsoft YaHei"/>
+                <w:b/>
+                <w:color w:val="0B2545"/>
+                <w:sz w:val="18"/>
+              </w:rPr>
+              <w:t>项目地址</w:t>
+            </w:r>
+          </w:p>
+        </w:tc>
+        <w:tc>
+          <w:tcPr>
+            <w:tcW w:type="dxa" w:w="7660"/>
+            <w:vAlign w:val="top"/>
+            <w:tcMar>
+              <w:top w:w="80" w:type="dxa"/>
+              <w:start w:w="120" w:type="dxa"/>
+              <w:bottom w:w="80" w:type="dxa"/>
+              <w:end w:w="120" w:type="dxa"/>
+            </w:tcMar>
+          </w:tcPr>
+          <w:p>
+            <w:r>
+              <w:rPr>
+                <w:rFonts w:ascii="Microsoft YaHei" w:hAnsi="Microsoft YaHei" w:eastAsia="Microsoft YaHei"/>
+                <w:color w:val="0B2545"/>
+                <w:sz w:val="18"/>
+              </w:rPr>
+              <w:t>https://github.com/Foadsf/FocusTick</w:t>
+            </w:r>
+          </w:p>
+        </w:tc>
+      </w:tr>
+      <w:tr>
+        <w:tc>
+          <w:tcPr>
+            <w:tcW w:type="dxa" w:w="1700"/>
+            <w:shd w:fill="E8EEF5"/>
+            <w:vAlign w:val="top"/>
+            <w:tcMar>
+              <w:top w:w="80" w:type="dxa"/>
+              <w:start w:w="120" w:type="dxa"/>
+              <w:bottom w:w="80" w:type="dxa"/>
+              <w:end w:w="120" w:type="dxa"/>
+            </w:tcMar>
+          </w:tcPr>
+          <w:p>
+            <w:r>
+              <w:rPr>
+                <w:rFonts w:ascii="Microsoft YaHei" w:hAnsi="Microsoft YaHei" w:eastAsia="Microsoft YaHei"/>
+                <w:b/>
+                <w:color w:val="0B2545"/>
+                <w:sz w:val="18"/>
+              </w:rPr>
+              <w:t>核验来源</w:t>
+            </w:r>
+          </w:p>
+        </w:tc>
+        <w:tc>
+          <w:tcPr>
+            <w:tcW w:type="dxa" w:w="7660"/>
+            <w:vAlign w:val="top"/>
+            <w:tcMar>
+              <w:top w:w="80" w:type="dxa"/>
+              <w:start w:w="120" w:type="dxa"/>
+              <w:bottom w:w="80" w:type="dxa"/>
+              <w:end w:w="120" w:type="dxa"/>
+            </w:tcMar>
+          </w:tcPr>
+          <w:p>
+            <w:r>
+              <w:rPr>
+                <w:rFonts w:ascii="Microsoft YaHei" w:hAnsi="Microsoft YaHei" w:eastAsia="Microsoft YaHei"/>
+                <w:color w:val="0B2545"/>
+                <w:sz w:val="18"/>
+              </w:rPr>
+              <w:t>https://github.com/Foadsf/FocusTick</w:t>
+            </w:r>
+          </w:p>
+        </w:tc>
+      </w:tr>
+    </w:tbl>
+    <w:p>
+      <w:pPr>
+        <w:pStyle w:val="Heading2"/>
+        <w:pageBreakBefore/>
+      </w:pPr>
+      <w:r>
+        <w:t>3.10 Formal Specification Claude Plugin</w:t>
       </w:r>
     </w:p>
     <w:p>
@@ -4219,7 +4592,7 @@
         <w:pageBreakBefore/>
       </w:pPr>
       <w:r>
-        <w:t>3.10 INSPECTA-Spec-Code-Proof-Copilot</w:t>
+        <w:t>3.11 INSPECTA-Spec-Code-Proof-Copilot</w:t>
       </w:r>
     </w:p>
     <w:p>
@@ -4592,7 +4965,7 @@
         <w:pageBreakBefore/>
       </w:pPr>
       <w:r>
-        <w:t>3.11 jgs-magic-sysmlv1-mcp</w:t>
+        <w:t>3.12 jgs-magic-sysmlv1-mcp</w:t>
       </w:r>
     </w:p>
     <w:p>
@@ -4965,7 +5338,7 @@
         <w:pageBreakBefore/>
       </w:pPr>
       <w:r>
-        <w:t>3.12 jgs-magic-sysmlv1-pro</w:t>
+        <w:t>3.13 jgs-magic-sysmlv1-pro</w:t>
       </w:r>
     </w:p>
     <w:p>
@@ -5338,7 +5711,7 @@
         <w:pageBreakBefore/>
       </w:pPr>
       <w:r>
-        <w:t>3.13 jgs-magic-sysmlv1-read-skills</w:t>
+        <w:t>3.14 jgs-magic-sysmlv1-read-skills</w:t>
       </w:r>
     </w:p>
     <w:p>
@@ -5711,7 +6084,7 @@
         <w:pageBreakBefore/>
       </w:pPr>
       <w:r>
-        <w:t>3.14 mcp-syson</w:t>
+        <w:t>3.15 mcp-syson</w:t>
       </w:r>
     </w:p>
     <w:p>
@@ -6084,7 +6457,380 @@
         <w:pageBreakBefore/>
       </w:pPr>
       <w:r>
-        <w:t>3.15 mycelium-hypha</w:t>
+        <w:t>3.16 mora-pochettino</w:t>
+      </w:r>
+    </w:p>
+    <w:p>
+      <w:pPr>
+        <w:spacing w:after="160"/>
+      </w:pPr>
+      <w:r>
+        <w:rPr>
+          <w:rFonts w:ascii="Microsoft YaHei" w:hAnsi="Microsoft YaHei" w:eastAsia="Microsoft YaHei"/>
+          <w:b/>
+          <w:color w:val="007079"/>
+          <w:sz w:val="18"/>
+        </w:rPr>
+        <w:t>Agent · SysML (version unspecified) · 待验证 · 开源</w:t>
+      </w:r>
+    </w:p>
+    <w:tbl>
+      <w:tblPr>
+        <w:tblStyle w:val="TableGrid"/>
+        <w:tblW w:type="dxa" w:w="9360"/>
+        <w:jc w:val="left"/>
+        <w:tblLayout w:type="fixed"/>
+        <w:tblLook w:firstColumn="1" w:firstRow="1" w:lastColumn="0" w:lastRow="0" w:noHBand="0" w:noVBand="1" w:val="04A0"/>
+        <w:tblInd w:w="120" w:type="dxa"/>
+      </w:tblPr>
+      <w:tblGrid>
+        <w:gridCol w:w="1700"/>
+        <w:gridCol w:w="7660"/>
+      </w:tblGrid>
+      <w:tr>
+        <w:tc>
+          <w:tcPr>
+            <w:tcW w:type="dxa" w:w="1700"/>
+            <w:shd w:fill="E8EEF5"/>
+            <w:vAlign w:val="top"/>
+            <w:tcMar>
+              <w:top w:w="80" w:type="dxa"/>
+              <w:start w:w="120" w:type="dxa"/>
+              <w:bottom w:w="80" w:type="dxa"/>
+              <w:end w:w="120" w:type="dxa"/>
+            </w:tcMar>
+          </w:tcPr>
+          <w:p>
+            <w:r>
+              <w:rPr>
+                <w:rFonts w:ascii="Microsoft YaHei" w:hAnsi="Microsoft YaHei" w:eastAsia="Microsoft YaHei"/>
+                <w:b/>
+                <w:color w:val="0B2545"/>
+                <w:sz w:val="18"/>
+              </w:rPr>
+              <w:t>功能说明</w:t>
+            </w:r>
+          </w:p>
+        </w:tc>
+        <w:tc>
+          <w:tcPr>
+            <w:tcW w:type="dxa" w:w="7660"/>
+            <w:vAlign w:val="top"/>
+            <w:tcMar>
+              <w:top w:w="80" w:type="dxa"/>
+              <w:start w:w="120" w:type="dxa"/>
+              <w:bottom w:w="80" w:type="dxa"/>
+              <w:end w:w="120" w:type="dxa"/>
+            </w:tcMar>
+          </w:tcPr>
+          <w:p>
+            <w:r>
+              <w:rPr>
+                <w:rFonts w:ascii="Microsoft YaHei" w:hAnsi="Microsoft YaHei" w:eastAsia="Microsoft YaHei"/>
+                <w:color w:val="0B2545"/>
+                <w:sz w:val="18"/>
+              </w:rPr>
+              <w:t>公开描述：Systems Engineer building AI-enabled tooling for defense &amp; space systems — MBSE, requirements engineering, and V&amp;V accelerated with LLMs。该功能说明由规则提取，需在下一次人工复核时确认。</w:t>
+            </w:r>
+          </w:p>
+        </w:tc>
+      </w:tr>
+      <w:tr>
+        <w:tc>
+          <w:tcPr>
+            <w:tcW w:type="dxa" w:w="1700"/>
+            <w:shd w:fill="E8EEF5"/>
+            <w:vAlign w:val="top"/>
+            <w:tcMar>
+              <w:top w:w="80" w:type="dxa"/>
+              <w:start w:w="120" w:type="dxa"/>
+              <w:bottom w:w="80" w:type="dxa"/>
+              <w:end w:w="120" w:type="dxa"/>
+            </w:tcMar>
+          </w:tcPr>
+          <w:p>
+            <w:r>
+              <w:rPr>
+                <w:rFonts w:ascii="Microsoft YaHei" w:hAnsi="Microsoft YaHei" w:eastAsia="Microsoft YaHei"/>
+                <w:b/>
+                <w:color w:val="0B2545"/>
+                <w:sz w:val="18"/>
+              </w:rPr>
+              <w:t>适用场景</w:t>
+            </w:r>
+          </w:p>
+        </w:tc>
+        <w:tc>
+          <w:tcPr>
+            <w:tcW w:type="dxa" w:w="7660"/>
+            <w:vAlign w:val="top"/>
+            <w:tcMar>
+              <w:top w:w="80" w:type="dxa"/>
+              <w:start w:w="120" w:type="dxa"/>
+              <w:bottom w:w="80" w:type="dxa"/>
+              <w:end w:w="120" w:type="dxa"/>
+            </w:tcMar>
+          </w:tcPr>
+          <w:p>
+            <w:r>
+              <w:rPr>
+                <w:rFonts w:ascii="Microsoft YaHei" w:hAnsi="Microsoft YaHei" w:eastAsia="Microsoft YaHei"/>
+                <w:color w:val="0B2545"/>
+                <w:sz w:val="18"/>
+              </w:rPr>
+              <w:t>需求建模</w:t>
+            </w:r>
+          </w:p>
+        </w:tc>
+      </w:tr>
+      <w:tr>
+        <w:tc>
+          <w:tcPr>
+            <w:tcW w:type="dxa" w:w="1700"/>
+            <w:shd w:fill="E8EEF5"/>
+            <w:vAlign w:val="top"/>
+            <w:tcMar>
+              <w:top w:w="80" w:type="dxa"/>
+              <w:start w:w="120" w:type="dxa"/>
+              <w:bottom w:w="80" w:type="dxa"/>
+              <w:end w:w="120" w:type="dxa"/>
+            </w:tcMar>
+          </w:tcPr>
+          <w:p>
+            <w:r>
+              <w:rPr>
+                <w:rFonts w:ascii="Microsoft YaHei" w:hAnsi="Microsoft YaHei" w:eastAsia="Microsoft YaHei"/>
+                <w:b/>
+                <w:color w:val="0B2545"/>
+                <w:sz w:val="18"/>
+              </w:rPr>
+              <w:t>核心能力</w:t>
+            </w:r>
+          </w:p>
+        </w:tc>
+        <w:tc>
+          <w:tcPr>
+            <w:tcW w:type="dxa" w:w="7660"/>
+            <w:vAlign w:val="top"/>
+            <w:tcMar>
+              <w:top w:w="80" w:type="dxa"/>
+              <w:start w:w="120" w:type="dxa"/>
+              <w:bottom w:w="80" w:type="dxa"/>
+              <w:end w:w="120" w:type="dxa"/>
+            </w:tcMar>
+          </w:tcPr>
+          <w:p>
+            <w:r>
+              <w:rPr>
+                <w:rFonts w:ascii="Microsoft YaHei" w:hAnsi="Microsoft YaHei" w:eastAsia="Microsoft YaHei"/>
+                <w:color w:val="0B2545"/>
+                <w:sz w:val="18"/>
+              </w:rPr>
+              <w:t>待进一步分析</w:t>
+            </w:r>
+          </w:p>
+        </w:tc>
+      </w:tr>
+      <w:tr>
+        <w:tc>
+          <w:tcPr>
+            <w:tcW w:type="dxa" w:w="1700"/>
+            <w:shd w:fill="E8EEF5"/>
+            <w:vAlign w:val="top"/>
+            <w:tcMar>
+              <w:top w:w="80" w:type="dxa"/>
+              <w:start w:w="120" w:type="dxa"/>
+              <w:bottom w:w="80" w:type="dxa"/>
+              <w:end w:w="120" w:type="dxa"/>
+            </w:tcMar>
+          </w:tcPr>
+          <w:p>
+            <w:r>
+              <w:rPr>
+                <w:rFonts w:ascii="Microsoft YaHei" w:hAnsi="Microsoft YaHei" w:eastAsia="Microsoft YaHei"/>
+                <w:b/>
+                <w:color w:val="0B2545"/>
+                <w:sz w:val="18"/>
+              </w:rPr>
+              <w:t>支持平台</w:t>
+            </w:r>
+          </w:p>
+        </w:tc>
+        <w:tc>
+          <w:tcPr>
+            <w:tcW w:type="dxa" w:w="7660"/>
+            <w:vAlign w:val="top"/>
+            <w:tcMar>
+              <w:top w:w="80" w:type="dxa"/>
+              <w:start w:w="120" w:type="dxa"/>
+              <w:bottom w:w="80" w:type="dxa"/>
+              <w:end w:w="120" w:type="dxa"/>
+            </w:tcMar>
+          </w:tcPr>
+          <w:p>
+            <w:r>
+              <w:rPr>
+                <w:rFonts w:ascii="Microsoft YaHei" w:hAnsi="Microsoft YaHei" w:eastAsia="Microsoft YaHei"/>
+                <w:color w:val="0B2545"/>
+                <w:sz w:val="18"/>
+              </w:rPr>
+              <w:t>To verify</w:t>
+            </w:r>
+          </w:p>
+        </w:tc>
+      </w:tr>
+      <w:tr>
+        <w:tc>
+          <w:tcPr>
+            <w:tcW w:type="dxa" w:w="1700"/>
+            <w:shd w:fill="E8EEF5"/>
+            <w:vAlign w:val="top"/>
+            <w:tcMar>
+              <w:top w:w="80" w:type="dxa"/>
+              <w:start w:w="120" w:type="dxa"/>
+              <w:bottom w:w="80" w:type="dxa"/>
+              <w:end w:w="120" w:type="dxa"/>
+            </w:tcMar>
+          </w:tcPr>
+          <w:p>
+            <w:r>
+              <w:rPr>
+                <w:rFonts w:ascii="Microsoft YaHei" w:hAnsi="Microsoft YaHei" w:eastAsia="Microsoft YaHei"/>
+                <w:b/>
+                <w:color w:val="0B2545"/>
+                <w:sz w:val="18"/>
+              </w:rPr>
+              <w:t>隐私与离线</w:t>
+            </w:r>
+          </w:p>
+        </w:tc>
+        <w:tc>
+          <w:tcPr>
+            <w:tcW w:type="dxa" w:w="7660"/>
+            <w:vAlign w:val="top"/>
+            <w:tcMar>
+              <w:top w:w="80" w:type="dxa"/>
+              <w:start w:w="120" w:type="dxa"/>
+              <w:bottom w:w="80" w:type="dxa"/>
+              <w:end w:w="120" w:type="dxa"/>
+            </w:tcMar>
+          </w:tcPr>
+          <w:p>
+            <w:r>
+              <w:rPr>
+                <w:rFonts w:ascii="Microsoft YaHei" w:hAnsi="Microsoft YaHei" w:eastAsia="Microsoft YaHei"/>
+                <w:color w:val="0B2545"/>
+                <w:sz w:val="18"/>
+              </w:rPr>
+              <w:t>自动发现项目，数据隐私与离线能力尚待核验。（离线能力：unknown）</w:t>
+            </w:r>
+          </w:p>
+        </w:tc>
+      </w:tr>
+      <w:tr>
+        <w:tc>
+          <w:tcPr>
+            <w:tcW w:type="dxa" w:w="1700"/>
+            <w:shd w:fill="E8EEF5"/>
+            <w:vAlign w:val="top"/>
+            <w:tcMar>
+              <w:top w:w="80" w:type="dxa"/>
+              <w:start w:w="120" w:type="dxa"/>
+              <w:bottom w:w="80" w:type="dxa"/>
+              <w:end w:w="120" w:type="dxa"/>
+            </w:tcMar>
+          </w:tcPr>
+          <w:p>
+            <w:r>
+              <w:rPr>
+                <w:rFonts w:ascii="Microsoft YaHei" w:hAnsi="Microsoft YaHei" w:eastAsia="Microsoft YaHei"/>
+                <w:b/>
+                <w:color w:val="0B2545"/>
+                <w:sz w:val="18"/>
+              </w:rPr>
+              <w:t>项目地址</w:t>
+            </w:r>
+          </w:p>
+        </w:tc>
+        <w:tc>
+          <w:tcPr>
+            <w:tcW w:type="dxa" w:w="7660"/>
+            <w:vAlign w:val="top"/>
+            <w:tcMar>
+              <w:top w:w="80" w:type="dxa"/>
+              <w:start w:w="120" w:type="dxa"/>
+              <w:bottom w:w="80" w:type="dxa"/>
+              <w:end w:w="120" w:type="dxa"/>
+            </w:tcMar>
+          </w:tcPr>
+          <w:p>
+            <w:r>
+              <w:rPr>
+                <w:rFonts w:ascii="Microsoft YaHei" w:hAnsi="Microsoft YaHei" w:eastAsia="Microsoft YaHei"/>
+                <w:color w:val="0B2545"/>
+                <w:sz w:val="18"/>
+              </w:rPr>
+              <w:t>https://github.com/mora-pochettino/mora-pochettino</w:t>
+            </w:r>
+          </w:p>
+        </w:tc>
+      </w:tr>
+      <w:tr>
+        <w:tc>
+          <w:tcPr>
+            <w:tcW w:type="dxa" w:w="1700"/>
+            <w:shd w:fill="E8EEF5"/>
+            <w:vAlign w:val="top"/>
+            <w:tcMar>
+              <w:top w:w="80" w:type="dxa"/>
+              <w:start w:w="120" w:type="dxa"/>
+              <w:bottom w:w="80" w:type="dxa"/>
+              <w:end w:w="120" w:type="dxa"/>
+            </w:tcMar>
+          </w:tcPr>
+          <w:p>
+            <w:r>
+              <w:rPr>
+                <w:rFonts w:ascii="Microsoft YaHei" w:hAnsi="Microsoft YaHei" w:eastAsia="Microsoft YaHei"/>
+                <w:b/>
+                <w:color w:val="0B2545"/>
+                <w:sz w:val="18"/>
+              </w:rPr>
+              <w:t>核验来源</w:t>
+            </w:r>
+          </w:p>
+        </w:tc>
+        <w:tc>
+          <w:tcPr>
+            <w:tcW w:type="dxa" w:w="7660"/>
+            <w:vAlign w:val="top"/>
+            <w:tcMar>
+              <w:top w:w="80" w:type="dxa"/>
+              <w:start w:w="120" w:type="dxa"/>
+              <w:bottom w:w="80" w:type="dxa"/>
+              <w:end w:w="120" w:type="dxa"/>
+            </w:tcMar>
+          </w:tcPr>
+          <w:p>
+            <w:r>
+              <w:rPr>
+                <w:rFonts w:ascii="Microsoft YaHei" w:hAnsi="Microsoft YaHei" w:eastAsia="Microsoft YaHei"/>
+                <w:color w:val="0B2545"/>
+                <w:sz w:val="18"/>
+              </w:rPr>
+              <w:t>https://github.com/mora-pochettino/mora-pochettino</w:t>
+            </w:r>
+          </w:p>
+        </w:tc>
+      </w:tr>
+    </w:tbl>
+    <w:p>
+      <w:pPr>
+        <w:pStyle w:val="Heading2"/>
+        <w:pageBreakBefore/>
+      </w:pPr>
+      <w:r>
+        <w:t>3.17 mycelium-hypha</w:t>
       </w:r>
     </w:p>
     <w:p>
@@ -6457,7 +7203,7 @@
         <w:pageBreakBefore/>
       </w:pPr>
       <w:r>
-        <w:t>3.16 sidkolapalli</w:t>
+        <w:t>3.18 sidkolapalli</w:t>
       </w:r>
     </w:p>
     <w:p>
@@ -6830,7 +7576,7 @@
         <w:pageBreakBefore/>
       </w:pPr>
       <w:r>
-        <w:t>3.17 SysML v2 MCP Server by Raghunath Torase</w:t>
+        <w:t>3.19 SysML v2 MCP Server by Raghunath Torase</w:t>
       </w:r>
     </w:p>
     <w:p>
@@ -7203,7 +7949,7 @@
         <w:pageBreakBefore/>
       </w:pPr>
       <w:r>
-        <w:t>3.18 sysml-ai-hub</w:t>
+        <w:t>3.20 sysml-ai-hub</w:t>
       </w:r>
     </w:p>
     <w:p>
@@ -7576,7 +8322,7 @@
         <w:pageBreakBefore/>
       </w:pPr>
       <w:r>
-        <w:t>3.19 sysml-v2-lsp</w:t>
+        <w:t>3.21 sysml-v2-lsp</w:t>
       </w:r>
     </w:p>
     <w:p>
@@ -7949,7 +8695,7 @@
         <w:pageBreakBefore/>
       </w:pPr>
       <w:r>
-        <w:t>3.20 sysml-v2-modeling-skill</w:t>
+        <w:t>3.22 sysml-v2-modeling-skill</w:t>
       </w:r>
     </w:p>
     <w:p>
@@ -8322,7 +9068,7 @@
         <w:pageBreakBefore/>
       </w:pPr>
       <w:r>
-        <w:t>3.21 sysmlv2-ai-toolkit</w:t>
+        <w:t>3.23 sysmlv2-ai-toolkit</w:t>
       </w:r>
     </w:p>
     <w:p>
@@ -8752,7 +9498,7 @@
           <w:color w:val="5D6B7A"/>
           <w:sz w:val="18"/>
         </w:rPr>
-        <w:t>生成时间：2026-08-10 04:07（Asia/Shanghai）</w:t>
+        <w:t>生成时间：2026-08-11 03:55（Asia/Shanghai）</w:t>
       </w:r>
     </w:p>
     <w:sectPr>

--- a/public/reports/sysml-ai-research-report.docx
+++ b/public/reports/sysml-ai-research-report.docx
@@ -9498,7 +9498,7 @@
           <w:color w:val="5D6B7A"/>
           <w:sz w:val="18"/>
         </w:rPr>
-        <w:t>生成时间：2026-08-11 03:55（Asia/Shanghai）</w:t>
+        <w:t>生成时间：2026-08-12 04:17（Asia/Shanghai）</w:t>
       </w:r>
     </w:p>
     <w:sectPr>

--- a/public/reports/sysml-ai-research-report.docx
+++ b/public/reports/sysml-ai-research-report.docx
@@ -9498,7 +9498,7 @@
           <w:color w:val="5D6B7A"/>
           <w:sz w:val="18"/>
         </w:rPr>
-        <w:t>生成时间：2026-08-12 04:17（Asia/Shanghai）</w:t>
+        <w:t>生成时间：2026-08-13 04:20（Asia/Shanghai）</w:t>
       </w:r>
     </w:p>
     <w:sectPr>

--- a/public/reports/sysml-ai-research-report.docx
+++ b/public/reports/sysml-ai-research-report.docx
@@ -88,7 +88,7 @@
                 <w:color w:val="0B2545"/>
                 <w:sz w:val="22"/>
               </w:rPr>
-              <w:t>2026-08-11</w:t>
+              <w:t>2026-08-14</w:t>
             </w:r>
           </w:p>
         </w:tc>
@@ -122,7 +122,7 @@
                 <w:color w:val="0B2545"/>
                 <w:sz w:val="22"/>
               </w:rPr>
-              <w:t>2026-08-14</w:t>
+              <w:t>2026-08-17</w:t>
             </w:r>
           </w:p>
         </w:tc>
@@ -9498,7 +9498,7 @@
           <w:color w:val="5D6B7A"/>
           <w:sz w:val="18"/>
         </w:rPr>
-        <w:t>生成时间：2026-08-13 04:20（Asia/Shanghai）</w:t>
+        <w:t>生成时间：2026-08-14 04:18（Asia/Shanghai）</w:t>
       </w:r>
     </w:p>
     <w:sectPr>

--- a/public/reports/sysml-ai-research-report.docx
+++ b/public/reports/sysml-ai-research-report.docx
@@ -9498,7 +9498,7 @@
           <w:color w:val="5D6B7A"/>
           <w:sz w:val="18"/>
         </w:rPr>
-        <w:t>生成时间：2026-08-14 04:18（Asia/Shanghai）</w:t>
+        <w:t>生成时间：2026-08-15 03:04（Asia/Shanghai）</w:t>
       </w:r>
     </w:p>
     <w:sectPr>

--- a/public/reports/sysml-ai-research-report.docx
+++ b/public/reports/sysml-ai-research-report.docx
@@ -9498,7 +9498,7 @@
           <w:color w:val="5D6B7A"/>
           <w:sz w:val="18"/>
         </w:rPr>
-        <w:t>生成时间：2026-08-15 03:04（Asia/Shanghai）</w:t>
+        <w:t>生成时间：2026-08-16 03:12（Asia/Shanghai）</w:t>
       </w:r>
     </w:p>
     <w:sectPr>

--- a/public/reports/sysml-ai-research-report.docx
+++ b/public/reports/sysml-ai-research-report.docx
@@ -88,7 +88,7 @@
                 <w:color w:val="0B2545"/>
                 <w:sz w:val="22"/>
               </w:rPr>
-              <w:t>2026-08-14</w:t>
+              <w:t>2026-08-17</w:t>
             </w:r>
           </w:p>
         </w:tc>
@@ -122,7 +122,7 @@
                 <w:color w:val="0B2545"/>
                 <w:sz w:val="22"/>
               </w:rPr>
-              <w:t>2026-08-17</w:t>
+              <w:t>2026-08-20</w:t>
             </w:r>
           </w:p>
         </w:tc>
@@ -9498,7 +9498,7 @@
           <w:color w:val="5D6B7A"/>
           <w:sz w:val="18"/>
         </w:rPr>
-        <w:t>生成时间：2026-08-16 03:12（Asia/Shanghai）</w:t>
+        <w:t>生成时间：2026-08-17 03:13（Asia/Shanghai）</w:t>
       </w:r>
     </w:p>
     <w:sectPr>

--- a/public/reports/sysml-ai-research-report.docx
+++ b/public/reports/sysml-ai-research-report.docx
@@ -9498,7 +9498,7 @@
           <w:color w:val="5D6B7A"/>
           <w:sz w:val="18"/>
         </w:rPr>
-        <w:t>生成时间：2026-08-17 03:13（Asia/Shanghai）</w:t>
+        <w:t>生成时间：2026-08-18 03:09（Asia/Shanghai）</w:t>
       </w:r>
     </w:p>
     <w:sectPr>

--- a/public/reports/sysml-ai-research-report.docx
+++ b/public/reports/sysml-ai-research-report.docx
@@ -9498,7 +9498,7 @@
           <w:color w:val="5D6B7A"/>
           <w:sz w:val="18"/>
         </w:rPr>
-        <w:t>生成时间：2026-08-18 03:09（Asia/Shanghai）</w:t>
+        <w:t>生成时间：2026-08-19 03:11（Asia/Shanghai）</w:t>
       </w:r>
     </w:p>
     <w:sectPr>

--- a/public/reports/sysml-ai-research-report.docx
+++ b/public/reports/sysml-ai-research-report.docx
@@ -88,7 +88,7 @@
                 <w:color w:val="0B2545"/>
                 <w:sz w:val="22"/>
               </w:rPr>
-              <w:t>2026-08-17</w:t>
+              <w:t>2026-08-20</w:t>
             </w:r>
           </w:p>
         </w:tc>
@@ -122,7 +122,7 @@
                 <w:color w:val="0B2545"/>
                 <w:sz w:val="22"/>
               </w:rPr>
-              <w:t>2026-08-20</w:t>
+              <w:t>2026-08-23</w:t>
             </w:r>
           </w:p>
         </w:tc>
@@ -9498,7 +9498,7 @@
           <w:color w:val="5D6B7A"/>
           <w:sz w:val="18"/>
         </w:rPr>
-        <w:t>生成时间：2026-08-19 03:11（Asia/Shanghai）</w:t>
+        <w:t>生成时间：2026-08-20 03:10（Asia/Shanghai）</w:t>
       </w:r>
     </w:p>
     <w:sectPr>

--- a/public/reports/sysml-ai-research-report.docx
+++ b/public/reports/sysml-ai-research-report.docx
@@ -9498,7 +9498,7 @@
           <w:color w:val="5D6B7A"/>
           <w:sz w:val="18"/>
         </w:rPr>
-        <w:t>生成时间：2026-08-20 03:10（Asia/Shanghai）</w:t>
+        <w:t>生成时间：2026-08-21 03:16（Asia/Shanghai）</w:t>
       </w:r>
     </w:p>
     <w:sectPr>

--- a/public/reports/sysml-ai-research-report.docx
+++ b/public/reports/sysml-ai-research-report.docx
@@ -9498,7 +9498,7 @@
           <w:color w:val="5D6B7A"/>
           <w:sz w:val="18"/>
         </w:rPr>
-        <w:t>生成时间：2026-08-21 03:16（Asia/Shanghai）</w:t>
+        <w:t>生成时间：2026-08-22 03:07（Asia/Shanghai）</w:t>
       </w:r>
     </w:p>
     <w:sectPr>

--- a/public/reports/sysml-ai-research-report.docx
+++ b/public/reports/sysml-ai-research-report.docx
@@ -88,7 +88,7 @@
                 <w:color w:val="0B2545"/>
                 <w:sz w:val="22"/>
               </w:rPr>
-              <w:t>2026-08-20</w:t>
+              <w:t>2026-08-23</w:t>
             </w:r>
           </w:p>
         </w:tc>
@@ -122,7 +122,7 @@
                 <w:color w:val="0B2545"/>
                 <w:sz w:val="22"/>
               </w:rPr>
-              <w:t>2026-08-23</w:t>
+              <w:t>2026-08-26</w:t>
             </w:r>
           </w:p>
         </w:tc>
@@ -158,7 +158,7 @@
                 <w:color w:val="0B2545"/>
                 <w:sz w:val="22"/>
               </w:rPr>
-              <w:t>23 个</w:t>
+              <w:t>24 个</w:t>
             </w:r>
           </w:p>
         </w:tc>
@@ -220,7 +220,7 @@
           <w:rFonts w:ascii="Microsoft YaHei" w:hAnsi="Microsoft YaHei" w:eastAsia="Microsoft YaHei"/>
           <w:color w:val="0B2545"/>
         </w:rPr>
-        <w:t xml:space="preserve"> 当前共收录 23 个项目，其中 5 个已验证、20 个确认为开源。 调研重点是这些工具在系统建模生命周期中的实际用途，而不只是在何种 AI 客户端中运行。</w:t>
+        <w:t xml:space="preserve"> 当前共收录 24 个项目，其中 5 个已验证、21 个确认为开源。 调研重点是这些工具在系统建模生命周期中的实际用途，而不只是在何种 AI 客户端中运行。</w:t>
       </w:r>
     </w:p>
     <w:p>
@@ -235,7 +235,7 @@
           <w:color w:val="0B2545"/>
           <w:sz w:val="22"/>
         </w:rPr>
-        <w:t>标准覆盖：SysML v2（12）；KerML（3）；通用 MBSE（1）；SysML (version unspecified)（5）；SysML v1（5）；UML（1）</w:t>
+        <w:t>标准覆盖：SysML v2（13）；KerML（3）；通用 MBSE（1）；SysML (version unspecified)（5）；SysML v1（5）；UML（1）</w:t>
       </w:r>
     </w:p>
     <w:p>
@@ -708,7 +708,7 @@
                 <w:color w:val="0B2545"/>
                 <w:sz w:val="17"/>
               </w:rPr>
-              <w:t>@engineer-fumi/sysml-v2-mcp、SysMLV2-MCP、@engineer-fumi/sysml-v2-mcp、cameo-mcp-bridge、jgs-magic-sysmlv1-mcp、jgs-magic-sysmlv1-pro、mcp-syson、SysML v2 MCP Server by Raghunath Torase、sysml-v2-lsp</w:t>
+              <w:t>@engineer-fumi/sysml-v2-mcp、SysMLV2-MCP、@engineer-fumi/sysml-v2-mcp、cameo-mcp-bridge、jgs-magic-sysmlv1-mcp、jgs-magic-sysmlv1-pro、mcp-syson、SysML v2 MCP Server by Raghunath Torase、sysml-rs、sysml-v2-lsp</w:t>
             </w:r>
           </w:p>
         </w:tc>
@@ -8322,7 +8322,7 @@
         <w:pageBreakBefore/>
       </w:pPr>
       <w:r>
-        <w:t>3.21 sysml-v2-lsp</w:t>
+        <w:t>3.21 sysml-rs</w:t>
       </w:r>
     </w:p>
     <w:p>
@@ -8395,7 +8395,7 @@
                 <w:color w:val="0B2545"/>
                 <w:sz w:val="18"/>
               </w:rPr>
-              <w:t>公开描述：SysML v2 LSP/MCP server (forked from daltskin/sysml-v2-lsp)。该功能说明由规则提取，需在下一次人工复核时确认。</w:t>
+              <w:t>公开描述：A Rust implementation of the OMG SysML v2 specification: parser, semantic model, execution runtime, LSP server, CLI, and REST/MCP APIs. Pre-alpha.。该功能说明由规则提取，需在下一次人工复核时确认。</w:t>
             </w:r>
           </w:p>
         </w:tc>
@@ -8491,7 +8491,7 @@
                 <w:color w:val="0B2545"/>
                 <w:sz w:val="18"/>
               </w:rPr>
-              <w:t>待进一步分析</w:t>
+              <w:t>模型查询</w:t>
             </w:r>
           </w:p>
         </w:tc>
@@ -8635,7 +8635,7 @@
                 <w:color w:val="0B2545"/>
                 <w:sz w:val="18"/>
               </w:rPr>
-              <w:t>https://github.com/debaditya-mohankudo/sysml-v2-lsp</w:t>
+              <w:t>https://github.com/RickyMillar/sysml-rs</w:t>
             </w:r>
           </w:p>
         </w:tc>
@@ -8683,7 +8683,7 @@
                 <w:color w:val="0B2545"/>
                 <w:sz w:val="18"/>
               </w:rPr>
-              <w:t>https://github.com/debaditya-mohankudo/sysml-v2-lsp</w:t>
+              <w:t>https://github.com/RickyMillar/sysml-rs</w:t>
             </w:r>
           </w:p>
         </w:tc>
@@ -8695,7 +8695,380 @@
         <w:pageBreakBefore/>
       </w:pPr>
       <w:r>
-        <w:t>3.22 sysml-v2-modeling-skill</w:t>
+        <w:t>3.22 sysml-v2-lsp</w:t>
+      </w:r>
+    </w:p>
+    <w:p>
+      <w:pPr>
+        <w:spacing w:after="160"/>
+      </w:pPr>
+      <w:r>
+        <w:rPr>
+          <w:rFonts w:ascii="Microsoft YaHei" w:hAnsi="Microsoft YaHei" w:eastAsia="Microsoft YaHei"/>
+          <w:b/>
+          <w:color w:val="007079"/>
+          <w:sz w:val="18"/>
+        </w:rPr>
+        <w:t>MCP Server · SysML v2 · 待验证 · 开源</w:t>
+      </w:r>
+    </w:p>
+    <w:tbl>
+      <w:tblPr>
+        <w:tblStyle w:val="TableGrid"/>
+        <w:tblW w:type="dxa" w:w="9360"/>
+        <w:jc w:val="left"/>
+        <w:tblLayout w:type="fixed"/>
+        <w:tblLook w:firstColumn="1" w:firstRow="1" w:lastColumn="0" w:lastRow="0" w:noHBand="0" w:noVBand="1" w:val="04A0"/>
+        <w:tblInd w:w="120" w:type="dxa"/>
+      </w:tblPr>
+      <w:tblGrid>
+        <w:gridCol w:w="1700"/>
+        <w:gridCol w:w="7660"/>
+      </w:tblGrid>
+      <w:tr>
+        <w:tc>
+          <w:tcPr>
+            <w:tcW w:type="dxa" w:w="1700"/>
+            <w:shd w:fill="E8EEF5"/>
+            <w:vAlign w:val="top"/>
+            <w:tcMar>
+              <w:top w:w="80" w:type="dxa"/>
+              <w:start w:w="120" w:type="dxa"/>
+              <w:bottom w:w="80" w:type="dxa"/>
+              <w:end w:w="120" w:type="dxa"/>
+            </w:tcMar>
+          </w:tcPr>
+          <w:p>
+            <w:r>
+              <w:rPr>
+                <w:rFonts w:ascii="Microsoft YaHei" w:hAnsi="Microsoft YaHei" w:eastAsia="Microsoft YaHei"/>
+                <w:b/>
+                <w:color w:val="0B2545"/>
+                <w:sz w:val="18"/>
+              </w:rPr>
+              <w:t>功能说明</w:t>
+            </w:r>
+          </w:p>
+        </w:tc>
+        <w:tc>
+          <w:tcPr>
+            <w:tcW w:type="dxa" w:w="7660"/>
+            <w:vAlign w:val="top"/>
+            <w:tcMar>
+              <w:top w:w="80" w:type="dxa"/>
+              <w:start w:w="120" w:type="dxa"/>
+              <w:bottom w:w="80" w:type="dxa"/>
+              <w:end w:w="120" w:type="dxa"/>
+            </w:tcMar>
+          </w:tcPr>
+          <w:p>
+            <w:r>
+              <w:rPr>
+                <w:rFonts w:ascii="Microsoft YaHei" w:hAnsi="Microsoft YaHei" w:eastAsia="Microsoft YaHei"/>
+                <w:color w:val="0B2545"/>
+                <w:sz w:val="18"/>
+              </w:rPr>
+              <w:t>公开描述：SysML v2 LSP/MCP server (forked from daltskin/sysml-v2-lsp)。该功能说明由规则提取，需在下一次人工复核时确认。</w:t>
+            </w:r>
+          </w:p>
+        </w:tc>
+      </w:tr>
+      <w:tr>
+        <w:tc>
+          <w:tcPr>
+            <w:tcW w:type="dxa" w:w="1700"/>
+            <w:shd w:fill="E8EEF5"/>
+            <w:vAlign w:val="top"/>
+            <w:tcMar>
+              <w:top w:w="80" w:type="dxa"/>
+              <w:start w:w="120" w:type="dxa"/>
+              <w:bottom w:w="80" w:type="dxa"/>
+              <w:end w:w="120" w:type="dxa"/>
+            </w:tcMar>
+          </w:tcPr>
+          <w:p>
+            <w:r>
+              <w:rPr>
+                <w:rFonts w:ascii="Microsoft YaHei" w:hAnsi="Microsoft YaHei" w:eastAsia="Microsoft YaHei"/>
+                <w:b/>
+                <w:color w:val="0B2545"/>
+                <w:sz w:val="18"/>
+              </w:rPr>
+              <w:t>适用场景</w:t>
+            </w:r>
+          </w:p>
+        </w:tc>
+        <w:tc>
+          <w:tcPr>
+            <w:tcW w:type="dxa" w:w="7660"/>
+            <w:vAlign w:val="top"/>
+            <w:tcMar>
+              <w:top w:w="80" w:type="dxa"/>
+              <w:start w:w="120" w:type="dxa"/>
+              <w:bottom w:w="80" w:type="dxa"/>
+              <w:end w:w="120" w:type="dxa"/>
+            </w:tcMar>
+          </w:tcPr>
+          <w:p>
+            <w:r>
+              <w:rPr>
+                <w:rFonts w:ascii="Microsoft YaHei" w:hAnsi="Microsoft YaHei" w:eastAsia="Microsoft YaHei"/>
+                <w:color w:val="0B2545"/>
+                <w:sz w:val="18"/>
+              </w:rPr>
+              <w:t>模型理解、模型审查</w:t>
+            </w:r>
+          </w:p>
+        </w:tc>
+      </w:tr>
+      <w:tr>
+        <w:tc>
+          <w:tcPr>
+            <w:tcW w:type="dxa" w:w="1700"/>
+            <w:shd w:fill="E8EEF5"/>
+            <w:vAlign w:val="top"/>
+            <w:tcMar>
+              <w:top w:w="80" w:type="dxa"/>
+              <w:start w:w="120" w:type="dxa"/>
+              <w:bottom w:w="80" w:type="dxa"/>
+              <w:end w:w="120" w:type="dxa"/>
+            </w:tcMar>
+          </w:tcPr>
+          <w:p>
+            <w:r>
+              <w:rPr>
+                <w:rFonts w:ascii="Microsoft YaHei" w:hAnsi="Microsoft YaHei" w:eastAsia="Microsoft YaHei"/>
+                <w:b/>
+                <w:color w:val="0B2545"/>
+                <w:sz w:val="18"/>
+              </w:rPr>
+              <w:t>核心能力</w:t>
+            </w:r>
+          </w:p>
+        </w:tc>
+        <w:tc>
+          <w:tcPr>
+            <w:tcW w:type="dxa" w:w="7660"/>
+            <w:vAlign w:val="top"/>
+            <w:tcMar>
+              <w:top w:w="80" w:type="dxa"/>
+              <w:start w:w="120" w:type="dxa"/>
+              <w:bottom w:w="80" w:type="dxa"/>
+              <w:end w:w="120" w:type="dxa"/>
+            </w:tcMar>
+          </w:tcPr>
+          <w:p>
+            <w:r>
+              <w:rPr>
+                <w:rFonts w:ascii="Microsoft YaHei" w:hAnsi="Microsoft YaHei" w:eastAsia="Microsoft YaHei"/>
+                <w:color w:val="0B2545"/>
+                <w:sz w:val="18"/>
+              </w:rPr>
+              <w:t>待进一步分析</w:t>
+            </w:r>
+          </w:p>
+        </w:tc>
+      </w:tr>
+      <w:tr>
+        <w:tc>
+          <w:tcPr>
+            <w:tcW w:type="dxa" w:w="1700"/>
+            <w:shd w:fill="E8EEF5"/>
+            <w:vAlign w:val="top"/>
+            <w:tcMar>
+              <w:top w:w="80" w:type="dxa"/>
+              <w:start w:w="120" w:type="dxa"/>
+              <w:bottom w:w="80" w:type="dxa"/>
+              <w:end w:w="120" w:type="dxa"/>
+            </w:tcMar>
+          </w:tcPr>
+          <w:p>
+            <w:r>
+              <w:rPr>
+                <w:rFonts w:ascii="Microsoft YaHei" w:hAnsi="Microsoft YaHei" w:eastAsia="Microsoft YaHei"/>
+                <w:b/>
+                <w:color w:val="0B2545"/>
+                <w:sz w:val="18"/>
+              </w:rPr>
+              <w:t>支持平台</w:t>
+            </w:r>
+          </w:p>
+        </w:tc>
+        <w:tc>
+          <w:tcPr>
+            <w:tcW w:type="dxa" w:w="7660"/>
+            <w:vAlign w:val="top"/>
+            <w:tcMar>
+              <w:top w:w="80" w:type="dxa"/>
+              <w:start w:w="120" w:type="dxa"/>
+              <w:bottom w:w="80" w:type="dxa"/>
+              <w:end w:w="120" w:type="dxa"/>
+            </w:tcMar>
+          </w:tcPr>
+          <w:p>
+            <w:r>
+              <w:rPr>
+                <w:rFonts w:ascii="Microsoft YaHei" w:hAnsi="Microsoft YaHei" w:eastAsia="Microsoft YaHei"/>
+                <w:color w:val="0B2545"/>
+                <w:sz w:val="18"/>
+              </w:rPr>
+              <w:t>MCP</w:t>
+            </w:r>
+          </w:p>
+        </w:tc>
+      </w:tr>
+      <w:tr>
+        <w:tc>
+          <w:tcPr>
+            <w:tcW w:type="dxa" w:w="1700"/>
+            <w:shd w:fill="E8EEF5"/>
+            <w:vAlign w:val="top"/>
+            <w:tcMar>
+              <w:top w:w="80" w:type="dxa"/>
+              <w:start w:w="120" w:type="dxa"/>
+              <w:bottom w:w="80" w:type="dxa"/>
+              <w:end w:w="120" w:type="dxa"/>
+            </w:tcMar>
+          </w:tcPr>
+          <w:p>
+            <w:r>
+              <w:rPr>
+                <w:rFonts w:ascii="Microsoft YaHei" w:hAnsi="Microsoft YaHei" w:eastAsia="Microsoft YaHei"/>
+                <w:b/>
+                <w:color w:val="0B2545"/>
+                <w:sz w:val="18"/>
+              </w:rPr>
+              <w:t>隐私与离线</w:t>
+            </w:r>
+          </w:p>
+        </w:tc>
+        <w:tc>
+          <w:tcPr>
+            <w:tcW w:type="dxa" w:w="7660"/>
+            <w:vAlign w:val="top"/>
+            <w:tcMar>
+              <w:top w:w="80" w:type="dxa"/>
+              <w:start w:w="120" w:type="dxa"/>
+              <w:bottom w:w="80" w:type="dxa"/>
+              <w:end w:w="120" w:type="dxa"/>
+            </w:tcMar>
+          </w:tcPr>
+          <w:p>
+            <w:r>
+              <w:rPr>
+                <w:rFonts w:ascii="Microsoft YaHei" w:hAnsi="Microsoft YaHei" w:eastAsia="Microsoft YaHei"/>
+                <w:color w:val="0B2545"/>
+                <w:sz w:val="18"/>
+              </w:rPr>
+              <w:t>自动发现项目，数据隐私与离线能力尚待核验。（离线能力：unknown）</w:t>
+            </w:r>
+          </w:p>
+        </w:tc>
+      </w:tr>
+      <w:tr>
+        <w:tc>
+          <w:tcPr>
+            <w:tcW w:type="dxa" w:w="1700"/>
+            <w:shd w:fill="E8EEF5"/>
+            <w:vAlign w:val="top"/>
+            <w:tcMar>
+              <w:top w:w="80" w:type="dxa"/>
+              <w:start w:w="120" w:type="dxa"/>
+              <w:bottom w:w="80" w:type="dxa"/>
+              <w:end w:w="120" w:type="dxa"/>
+            </w:tcMar>
+          </w:tcPr>
+          <w:p>
+            <w:r>
+              <w:rPr>
+                <w:rFonts w:ascii="Microsoft YaHei" w:hAnsi="Microsoft YaHei" w:eastAsia="Microsoft YaHei"/>
+                <w:b/>
+                <w:color w:val="0B2545"/>
+                <w:sz w:val="18"/>
+              </w:rPr>
+              <w:t>项目地址</w:t>
+            </w:r>
+          </w:p>
+        </w:tc>
+        <w:tc>
+          <w:tcPr>
+            <w:tcW w:type="dxa" w:w="7660"/>
+            <w:vAlign w:val="top"/>
+            <w:tcMar>
+              <w:top w:w="80" w:type="dxa"/>
+              <w:start w:w="120" w:type="dxa"/>
+              <w:bottom w:w="80" w:type="dxa"/>
+              <w:end w:w="120" w:type="dxa"/>
+            </w:tcMar>
+          </w:tcPr>
+          <w:p>
+            <w:r>
+              <w:rPr>
+                <w:rFonts w:ascii="Microsoft YaHei" w:hAnsi="Microsoft YaHei" w:eastAsia="Microsoft YaHei"/>
+                <w:color w:val="0B2545"/>
+                <w:sz w:val="18"/>
+              </w:rPr>
+              <w:t>https://github.com/debaditya-mohankudo/sysml-v2-lsp</w:t>
+            </w:r>
+          </w:p>
+        </w:tc>
+      </w:tr>
+      <w:tr>
+        <w:tc>
+          <w:tcPr>
+            <w:tcW w:type="dxa" w:w="1700"/>
+            <w:shd w:fill="E8EEF5"/>
+            <w:vAlign w:val="top"/>
+            <w:tcMar>
+              <w:top w:w="80" w:type="dxa"/>
+              <w:start w:w="120" w:type="dxa"/>
+              <w:bottom w:w="80" w:type="dxa"/>
+              <w:end w:w="120" w:type="dxa"/>
+            </w:tcMar>
+          </w:tcPr>
+          <w:p>
+            <w:r>
+              <w:rPr>
+                <w:rFonts w:ascii="Microsoft YaHei" w:hAnsi="Microsoft YaHei" w:eastAsia="Microsoft YaHei"/>
+                <w:b/>
+                <w:color w:val="0B2545"/>
+                <w:sz w:val="18"/>
+              </w:rPr>
+              <w:t>核验来源</w:t>
+            </w:r>
+          </w:p>
+        </w:tc>
+        <w:tc>
+          <w:tcPr>
+            <w:tcW w:type="dxa" w:w="7660"/>
+            <w:vAlign w:val="top"/>
+            <w:tcMar>
+              <w:top w:w="80" w:type="dxa"/>
+              <w:start w:w="120" w:type="dxa"/>
+              <w:bottom w:w="80" w:type="dxa"/>
+              <w:end w:w="120" w:type="dxa"/>
+            </w:tcMar>
+          </w:tcPr>
+          <w:p>
+            <w:r>
+              <w:rPr>
+                <w:rFonts w:ascii="Microsoft YaHei" w:hAnsi="Microsoft YaHei" w:eastAsia="Microsoft YaHei"/>
+                <w:color w:val="0B2545"/>
+                <w:sz w:val="18"/>
+              </w:rPr>
+              <w:t>https://github.com/debaditya-mohankudo/sysml-v2-lsp</w:t>
+            </w:r>
+          </w:p>
+        </w:tc>
+      </w:tr>
+    </w:tbl>
+    <w:p>
+      <w:pPr>
+        <w:pStyle w:val="Heading2"/>
+        <w:pageBreakBefore/>
+      </w:pPr>
+      <w:r>
+        <w:t>3.23 sysml-v2-modeling-skill</w:t>
       </w:r>
     </w:p>
     <w:p>
@@ -9068,7 +9441,7 @@
         <w:pageBreakBefore/>
       </w:pPr>
       <w:r>
-        <w:t>3.23 sysmlv2-ai-toolkit</w:t>
+        <w:t>3.24 sysmlv2-ai-toolkit</w:t>
       </w:r>
     </w:p>
     <w:p>
@@ -9498,7 +9871,7 @@
           <w:color w:val="5D6B7A"/>
           <w:sz w:val="18"/>
         </w:rPr>
-        <w:t>生成时间：2026-08-22 03:07（Asia/Shanghai）</w:t>
+        <w:t>生成时间：2026-08-23 03:15（Asia/Shanghai）</w:t>
       </w:r>
     </w:p>
     <w:sectPr>

--- a/public/reports/sysml-ai-research-report.docx
+++ b/public/reports/sysml-ai-research-report.docx
@@ -9871,7 +9871,7 @@
           <w:color w:val="5D6B7A"/>
           <w:sz w:val="18"/>
         </w:rPr>
-        <w:t>生成时间：2026-08-23 03:15（Asia/Shanghai）</w:t>
+        <w:t>生成时间：2026-08-24 03:16（Asia/Shanghai）</w:t>
       </w:r>
     </w:p>
     <w:sectPr>

--- a/public/reports/sysml-ai-research-report.docx
+++ b/public/reports/sysml-ai-research-report.docx
@@ -9871,7 +9871,7 @@
           <w:color w:val="5D6B7A"/>
           <w:sz w:val="18"/>
         </w:rPr>
-        <w:t>生成时间：2026-08-24 03:16（Asia/Shanghai）</w:t>
+        <w:t>生成时间：2026-08-25 03:13（Asia/Shanghai）</w:t>
       </w:r>
     </w:p>
     <w:sectPr>

--- a/public/reports/sysml-ai-research-report.docx
+++ b/public/reports/sysml-ai-research-report.docx
@@ -88,7 +88,7 @@
                 <w:color w:val="0B2545"/>
                 <w:sz w:val="22"/>
               </w:rPr>
-              <w:t>2026-08-23</w:t>
+              <w:t>2026-08-26</w:t>
             </w:r>
           </w:p>
         </w:tc>
@@ -122,7 +122,7 @@
                 <w:color w:val="0B2545"/>
                 <w:sz w:val="22"/>
               </w:rPr>
-              <w:t>2026-08-26</w:t>
+              <w:t>2026-08-29</w:t>
             </w:r>
           </w:p>
         </w:tc>
@@ -9871,7 +9871,7 @@
           <w:color w:val="5D6B7A"/>
           <w:sz w:val="18"/>
         </w:rPr>
-        <w:t>生成时间：2026-08-25 03:13（Asia/Shanghai）</w:t>
+        <w:t>生成时间：2026-08-26 03:18（Asia/Shanghai）</w:t>
       </w:r>
     </w:p>
     <w:sectPr>

--- a/public/reports/sysml-ai-research-report.docx
+++ b/public/reports/sysml-ai-research-report.docx
@@ -9871,7 +9871,7 @@
           <w:color w:val="5D6B7A"/>
           <w:sz w:val="18"/>
         </w:rPr>
-        <w:t>生成时间：2026-08-26 03:18（Asia/Shanghai）</w:t>
+        <w:t>生成时间：2026-08-27 12:47（Asia/Shanghai）</w:t>
       </w:r>
     </w:p>
     <w:sectPr>

--- a/public/reports/sysml-ai-research-report.docx
+++ b/public/reports/sysml-ai-research-report.docx
@@ -9871,7 +9871,7 @@
           <w:color w:val="5D6B7A"/>
           <w:sz w:val="18"/>
         </w:rPr>
-        <w:t>生成时间：2026-08-27 12:47（Asia/Shanghai）</w:t>
+        <w:t>生成时间：2026-08-28 14:21（Asia/Shanghai）</w:t>
       </w:r>
     </w:p>
     <w:sectPr>

--- a/public/reports/sysml-ai-research-report.docx
+++ b/public/reports/sysml-ai-research-report.docx
@@ -88,7 +88,7 @@
                 <w:color w:val="0B2545"/>
                 <w:sz w:val="22"/>
               </w:rPr>
-              <w:t>2026-08-26</w:t>
+              <w:t>2026-08-29</w:t>
             </w:r>
           </w:p>
         </w:tc>
@@ -122,7 +122,7 @@
                 <w:color w:val="0B2545"/>
                 <w:sz w:val="22"/>
               </w:rPr>
-              <w:t>2026-08-29</w:t>
+              <w:t>2026-09-01</w:t>
             </w:r>
           </w:p>
         </w:tc>
@@ -158,7 +158,7 @@
                 <w:color w:val="0B2545"/>
                 <w:sz w:val="22"/>
               </w:rPr>
-              <w:t>24 个</w:t>
+              <w:t>26 个</w:t>
             </w:r>
           </w:p>
         </w:tc>
@@ -220,7 +220,7 @@
           <w:rFonts w:ascii="Microsoft YaHei" w:hAnsi="Microsoft YaHei" w:eastAsia="Microsoft YaHei"/>
           <w:color w:val="0B2545"/>
         </w:rPr>
-        <w:t xml:space="preserve"> 当前共收录 24 个项目，其中 5 个已验证、21 个确认为开源。 调研重点是这些工具在系统建模生命周期中的实际用途，而不只是在何种 AI 客户端中运行。</w:t>
+        <w:t xml:space="preserve"> 当前共收录 26 个项目，其中 5 个已验证、23 个确认为开源。 调研重点是这些工具在系统建模生命周期中的实际用途，而不只是在何种 AI 客户端中运行。</w:t>
       </w:r>
     </w:p>
     <w:p>
@@ -235,7 +235,7 @@
           <w:color w:val="0B2545"/>
           <w:sz w:val="22"/>
         </w:rPr>
-        <w:t>标准覆盖：SysML v2（13）；KerML（3）；通用 MBSE（1）；SysML (version unspecified)（5）；SysML v1（5）；UML（1）</w:t>
+        <w:t>标准覆盖：SysML v2（14）；KerML（3）；通用 MBSE（1）；SysML (version unspecified)（6）；SysML v1（5）；UML（1）</w:t>
       </w:r>
     </w:p>
     <w:p>
@@ -438,7 +438,7 @@
                 <w:color w:val="0B2545"/>
                 <w:sz w:val="17"/>
               </w:rPr>
-              <w:t>FocusTick、INSPECTA-Spec-Code-Proof-Copilot、mora-pochettino、sidkolapalli、sysmlv2-ai-toolkit</w:t>
+              <w:t>FocusTick、INSPECTA-Spec-Code-Proof-Copilot、mbse-local-ai-demo、mora-pochettino、sidkolapalli、sysmlv2-ai-toolkit</w:t>
             </w:r>
           </w:p>
         </w:tc>
@@ -708,7 +708,7 @@
                 <w:color w:val="0B2545"/>
                 <w:sz w:val="17"/>
               </w:rPr>
-              <w:t>@engineer-fumi/sysml-v2-mcp、SysMLV2-MCP、@engineer-fumi/sysml-v2-mcp、cameo-mcp-bridge、jgs-magic-sysmlv1-mcp、jgs-magic-sysmlv1-pro、mcp-syson、SysML v2 MCP Server by Raghunath Torase、sysml-rs、sysml-v2-lsp</w:t>
+              <w:t>@engineer-fumi/sysml-v2-mcp、SysMLV2-MCP、@engineer-fumi/sysml-v2-mcp、cameo-mcp-bridge、jgs-magic-sysmlv1-mcp、jgs-magic-sysmlv1-pro、mcp-syson、SysML v2 MCP Server by Raghunath Torase、sysml-rs、sysml-v2-lsp、verifying_SysML_v2_agentic_rag</w:t>
             </w:r>
           </w:p>
         </w:tc>
@@ -6084,7 +6084,380 @@
         <w:pageBreakBefore/>
       </w:pPr>
       <w:r>
-        <w:t>3.15 mcp-syson</w:t>
+        <w:t>3.15 mbse-local-ai-demo</w:t>
+      </w:r>
+    </w:p>
+    <w:p>
+      <w:pPr>
+        <w:spacing w:after="160"/>
+      </w:pPr>
+      <w:r>
+        <w:rPr>
+          <w:rFonts w:ascii="Microsoft YaHei" w:hAnsi="Microsoft YaHei" w:eastAsia="Microsoft YaHei"/>
+          <w:b/>
+          <w:color w:val="007079"/>
+          <w:sz w:val="18"/>
+        </w:rPr>
+        <w:t>Agent · SysML (version unspecified) · 待验证 · 开源</w:t>
+      </w:r>
+    </w:p>
+    <w:tbl>
+      <w:tblPr>
+        <w:tblStyle w:val="TableGrid"/>
+        <w:tblW w:type="dxa" w:w="9360"/>
+        <w:jc w:val="left"/>
+        <w:tblLayout w:type="fixed"/>
+        <w:tblLook w:firstColumn="1" w:firstRow="1" w:lastColumn="0" w:lastRow="0" w:noHBand="0" w:noVBand="1" w:val="04A0"/>
+        <w:tblInd w:w="120" w:type="dxa"/>
+      </w:tblPr>
+      <w:tblGrid>
+        <w:gridCol w:w="1700"/>
+        <w:gridCol w:w="7660"/>
+      </w:tblGrid>
+      <w:tr>
+        <w:tc>
+          <w:tcPr>
+            <w:tcW w:type="dxa" w:w="1700"/>
+            <w:shd w:fill="E8EEF5"/>
+            <w:vAlign w:val="top"/>
+            <w:tcMar>
+              <w:top w:w="80" w:type="dxa"/>
+              <w:start w:w="120" w:type="dxa"/>
+              <w:bottom w:w="80" w:type="dxa"/>
+              <w:end w:w="120" w:type="dxa"/>
+            </w:tcMar>
+          </w:tcPr>
+          <w:p>
+            <w:r>
+              <w:rPr>
+                <w:rFonts w:ascii="Microsoft YaHei" w:hAnsi="Microsoft YaHei" w:eastAsia="Microsoft YaHei"/>
+                <w:b/>
+                <w:color w:val="0B2545"/>
+                <w:sz w:val="18"/>
+              </w:rPr>
+              <w:t>功能说明</w:t>
+            </w:r>
+          </w:p>
+        </w:tc>
+        <w:tc>
+          <w:tcPr>
+            <w:tcW w:type="dxa" w:w="7660"/>
+            <w:vAlign w:val="top"/>
+            <w:tcMar>
+              <w:top w:w="80" w:type="dxa"/>
+              <w:start w:w="120" w:type="dxa"/>
+              <w:bottom w:w="80" w:type="dxa"/>
+              <w:end w:w="120" w:type="dxa"/>
+            </w:tcMar>
+          </w:tcPr>
+          <w:p>
+            <w:r>
+              <w:rPr>
+                <w:rFonts w:ascii="Microsoft YaHei" w:hAnsi="Microsoft YaHei" w:eastAsia="Microsoft YaHei"/>
+                <w:color w:val="0B2545"/>
+                <w:sz w:val="18"/>
+              </w:rPr>
+              <w:t>公开描述：自动检索发现的 SysML/MBSE AI 候选项目，等待进一步核验。。该功能说明由规则提取，需在下一次人工复核时确认。</w:t>
+            </w:r>
+          </w:p>
+        </w:tc>
+      </w:tr>
+      <w:tr>
+        <w:tc>
+          <w:tcPr>
+            <w:tcW w:type="dxa" w:w="1700"/>
+            <w:shd w:fill="E8EEF5"/>
+            <w:vAlign w:val="top"/>
+            <w:tcMar>
+              <w:top w:w="80" w:type="dxa"/>
+              <w:start w:w="120" w:type="dxa"/>
+              <w:bottom w:w="80" w:type="dxa"/>
+              <w:end w:w="120" w:type="dxa"/>
+            </w:tcMar>
+          </w:tcPr>
+          <w:p>
+            <w:r>
+              <w:rPr>
+                <w:rFonts w:ascii="Microsoft YaHei" w:hAnsi="Microsoft YaHei" w:eastAsia="Microsoft YaHei"/>
+                <w:b/>
+                <w:color w:val="0B2545"/>
+                <w:sz w:val="18"/>
+              </w:rPr>
+              <w:t>适用场景</w:t>
+            </w:r>
+          </w:p>
+        </w:tc>
+        <w:tc>
+          <w:tcPr>
+            <w:tcW w:type="dxa" w:w="7660"/>
+            <w:vAlign w:val="top"/>
+            <w:tcMar>
+              <w:top w:w="80" w:type="dxa"/>
+              <w:start w:w="120" w:type="dxa"/>
+              <w:bottom w:w="80" w:type="dxa"/>
+              <w:end w:w="120" w:type="dxa"/>
+            </w:tcMar>
+          </w:tcPr>
+          <w:p>
+            <w:r>
+              <w:rPr>
+                <w:rFonts w:ascii="Microsoft YaHei" w:hAnsi="Microsoft YaHei" w:eastAsia="Microsoft YaHei"/>
+                <w:color w:val="0B2545"/>
+                <w:sz w:val="18"/>
+              </w:rPr>
+              <w:t>模型理解</w:t>
+            </w:r>
+          </w:p>
+        </w:tc>
+      </w:tr>
+      <w:tr>
+        <w:tc>
+          <w:tcPr>
+            <w:tcW w:type="dxa" w:w="1700"/>
+            <w:shd w:fill="E8EEF5"/>
+            <w:vAlign w:val="top"/>
+            <w:tcMar>
+              <w:top w:w="80" w:type="dxa"/>
+              <w:start w:w="120" w:type="dxa"/>
+              <w:bottom w:w="80" w:type="dxa"/>
+              <w:end w:w="120" w:type="dxa"/>
+            </w:tcMar>
+          </w:tcPr>
+          <w:p>
+            <w:r>
+              <w:rPr>
+                <w:rFonts w:ascii="Microsoft YaHei" w:hAnsi="Microsoft YaHei" w:eastAsia="Microsoft YaHei"/>
+                <w:b/>
+                <w:color w:val="0B2545"/>
+                <w:sz w:val="18"/>
+              </w:rPr>
+              <w:t>核心能力</w:t>
+            </w:r>
+          </w:p>
+        </w:tc>
+        <w:tc>
+          <w:tcPr>
+            <w:tcW w:type="dxa" w:w="7660"/>
+            <w:vAlign w:val="top"/>
+            <w:tcMar>
+              <w:top w:w="80" w:type="dxa"/>
+              <w:start w:w="120" w:type="dxa"/>
+              <w:bottom w:w="80" w:type="dxa"/>
+              <w:end w:w="120" w:type="dxa"/>
+            </w:tcMar>
+          </w:tcPr>
+          <w:p>
+            <w:r>
+              <w:rPr>
+                <w:rFonts w:ascii="Microsoft YaHei" w:hAnsi="Microsoft YaHei" w:eastAsia="Microsoft YaHei"/>
+                <w:color w:val="0B2545"/>
+                <w:sz w:val="18"/>
+              </w:rPr>
+              <w:t>待进一步分析</w:t>
+            </w:r>
+          </w:p>
+        </w:tc>
+      </w:tr>
+      <w:tr>
+        <w:tc>
+          <w:tcPr>
+            <w:tcW w:type="dxa" w:w="1700"/>
+            <w:shd w:fill="E8EEF5"/>
+            <w:vAlign w:val="top"/>
+            <w:tcMar>
+              <w:top w:w="80" w:type="dxa"/>
+              <w:start w:w="120" w:type="dxa"/>
+              <w:bottom w:w="80" w:type="dxa"/>
+              <w:end w:w="120" w:type="dxa"/>
+            </w:tcMar>
+          </w:tcPr>
+          <w:p>
+            <w:r>
+              <w:rPr>
+                <w:rFonts w:ascii="Microsoft YaHei" w:hAnsi="Microsoft YaHei" w:eastAsia="Microsoft YaHei"/>
+                <w:b/>
+                <w:color w:val="0B2545"/>
+                <w:sz w:val="18"/>
+              </w:rPr>
+              <w:t>支持平台</w:t>
+            </w:r>
+          </w:p>
+        </w:tc>
+        <w:tc>
+          <w:tcPr>
+            <w:tcW w:type="dxa" w:w="7660"/>
+            <w:vAlign w:val="top"/>
+            <w:tcMar>
+              <w:top w:w="80" w:type="dxa"/>
+              <w:start w:w="120" w:type="dxa"/>
+              <w:bottom w:w="80" w:type="dxa"/>
+              <w:end w:w="120" w:type="dxa"/>
+            </w:tcMar>
+          </w:tcPr>
+          <w:p>
+            <w:r>
+              <w:rPr>
+                <w:rFonts w:ascii="Microsoft YaHei" w:hAnsi="Microsoft YaHei" w:eastAsia="Microsoft YaHei"/>
+                <w:color w:val="0B2545"/>
+                <w:sz w:val="18"/>
+              </w:rPr>
+              <w:t>To verify</w:t>
+            </w:r>
+          </w:p>
+        </w:tc>
+      </w:tr>
+      <w:tr>
+        <w:tc>
+          <w:tcPr>
+            <w:tcW w:type="dxa" w:w="1700"/>
+            <w:shd w:fill="E8EEF5"/>
+            <w:vAlign w:val="top"/>
+            <w:tcMar>
+              <w:top w:w="80" w:type="dxa"/>
+              <w:start w:w="120" w:type="dxa"/>
+              <w:bottom w:w="80" w:type="dxa"/>
+              <w:end w:w="120" w:type="dxa"/>
+            </w:tcMar>
+          </w:tcPr>
+          <w:p>
+            <w:r>
+              <w:rPr>
+                <w:rFonts w:ascii="Microsoft YaHei" w:hAnsi="Microsoft YaHei" w:eastAsia="Microsoft YaHei"/>
+                <w:b/>
+                <w:color w:val="0B2545"/>
+                <w:sz w:val="18"/>
+              </w:rPr>
+              <w:t>隐私与离线</w:t>
+            </w:r>
+          </w:p>
+        </w:tc>
+        <w:tc>
+          <w:tcPr>
+            <w:tcW w:type="dxa" w:w="7660"/>
+            <w:vAlign w:val="top"/>
+            <w:tcMar>
+              <w:top w:w="80" w:type="dxa"/>
+              <w:start w:w="120" w:type="dxa"/>
+              <w:bottom w:w="80" w:type="dxa"/>
+              <w:end w:w="120" w:type="dxa"/>
+            </w:tcMar>
+          </w:tcPr>
+          <w:p>
+            <w:r>
+              <w:rPr>
+                <w:rFonts w:ascii="Microsoft YaHei" w:hAnsi="Microsoft YaHei" w:eastAsia="Microsoft YaHei"/>
+                <w:color w:val="0B2545"/>
+                <w:sz w:val="18"/>
+              </w:rPr>
+              <w:t>自动发现项目，数据隐私与离线能力尚待核验。（离线能力：unknown）</w:t>
+            </w:r>
+          </w:p>
+        </w:tc>
+      </w:tr>
+      <w:tr>
+        <w:tc>
+          <w:tcPr>
+            <w:tcW w:type="dxa" w:w="1700"/>
+            <w:shd w:fill="E8EEF5"/>
+            <w:vAlign w:val="top"/>
+            <w:tcMar>
+              <w:top w:w="80" w:type="dxa"/>
+              <w:start w:w="120" w:type="dxa"/>
+              <w:bottom w:w="80" w:type="dxa"/>
+              <w:end w:w="120" w:type="dxa"/>
+            </w:tcMar>
+          </w:tcPr>
+          <w:p>
+            <w:r>
+              <w:rPr>
+                <w:rFonts w:ascii="Microsoft YaHei" w:hAnsi="Microsoft YaHei" w:eastAsia="Microsoft YaHei"/>
+                <w:b/>
+                <w:color w:val="0B2545"/>
+                <w:sz w:val="18"/>
+              </w:rPr>
+              <w:t>项目地址</w:t>
+            </w:r>
+          </w:p>
+        </w:tc>
+        <w:tc>
+          <w:tcPr>
+            <w:tcW w:type="dxa" w:w="7660"/>
+            <w:vAlign w:val="top"/>
+            <w:tcMar>
+              <w:top w:w="80" w:type="dxa"/>
+              <w:start w:w="120" w:type="dxa"/>
+              <w:bottom w:w="80" w:type="dxa"/>
+              <w:end w:w="120" w:type="dxa"/>
+            </w:tcMar>
+          </w:tcPr>
+          <w:p>
+            <w:r>
+              <w:rPr>
+                <w:rFonts w:ascii="Microsoft YaHei" w:hAnsi="Microsoft YaHei" w:eastAsia="Microsoft YaHei"/>
+                <w:color w:val="0B2545"/>
+                <w:sz w:val="18"/>
+              </w:rPr>
+              <w:t>https://github.com/Nepomuceno/mbse-local-ai-demo</w:t>
+            </w:r>
+          </w:p>
+        </w:tc>
+      </w:tr>
+      <w:tr>
+        <w:tc>
+          <w:tcPr>
+            <w:tcW w:type="dxa" w:w="1700"/>
+            <w:shd w:fill="E8EEF5"/>
+            <w:vAlign w:val="top"/>
+            <w:tcMar>
+              <w:top w:w="80" w:type="dxa"/>
+              <w:start w:w="120" w:type="dxa"/>
+              <w:bottom w:w="80" w:type="dxa"/>
+              <w:end w:w="120" w:type="dxa"/>
+            </w:tcMar>
+          </w:tcPr>
+          <w:p>
+            <w:r>
+              <w:rPr>
+                <w:rFonts w:ascii="Microsoft YaHei" w:hAnsi="Microsoft YaHei" w:eastAsia="Microsoft YaHei"/>
+                <w:b/>
+                <w:color w:val="0B2545"/>
+                <w:sz w:val="18"/>
+              </w:rPr>
+              <w:t>核验来源</w:t>
+            </w:r>
+          </w:p>
+        </w:tc>
+        <w:tc>
+          <w:tcPr>
+            <w:tcW w:type="dxa" w:w="7660"/>
+            <w:vAlign w:val="top"/>
+            <w:tcMar>
+              <w:top w:w="80" w:type="dxa"/>
+              <w:start w:w="120" w:type="dxa"/>
+              <w:bottom w:w="80" w:type="dxa"/>
+              <w:end w:w="120" w:type="dxa"/>
+            </w:tcMar>
+          </w:tcPr>
+          <w:p>
+            <w:r>
+              <w:rPr>
+                <w:rFonts w:ascii="Microsoft YaHei" w:hAnsi="Microsoft YaHei" w:eastAsia="Microsoft YaHei"/>
+                <w:color w:val="0B2545"/>
+                <w:sz w:val="18"/>
+              </w:rPr>
+              <w:t>https://github.com/Nepomuceno/mbse-local-ai-demo</w:t>
+            </w:r>
+          </w:p>
+        </w:tc>
+      </w:tr>
+    </w:tbl>
+    <w:p>
+      <w:pPr>
+        <w:pStyle w:val="Heading2"/>
+        <w:pageBreakBefore/>
+      </w:pPr>
+      <w:r>
+        <w:t>3.16 mcp-syson</w:t>
       </w:r>
     </w:p>
     <w:p>
@@ -6457,7 +6830,7 @@
         <w:pageBreakBefore/>
       </w:pPr>
       <w:r>
-        <w:t>3.16 mora-pochettino</w:t>
+        <w:t>3.17 mora-pochettino</w:t>
       </w:r>
     </w:p>
     <w:p>
@@ -6830,7 +7203,7 @@
         <w:pageBreakBefore/>
       </w:pPr>
       <w:r>
-        <w:t>3.17 mycelium-hypha</w:t>
+        <w:t>3.18 mycelium-hypha</w:t>
       </w:r>
     </w:p>
     <w:p>
@@ -7203,7 +7576,7 @@
         <w:pageBreakBefore/>
       </w:pPr>
       <w:r>
-        <w:t>3.18 sidkolapalli</w:t>
+        <w:t>3.19 sidkolapalli</w:t>
       </w:r>
     </w:p>
     <w:p>
@@ -7576,7 +7949,7 @@
         <w:pageBreakBefore/>
       </w:pPr>
       <w:r>
-        <w:t>3.19 SysML v2 MCP Server by Raghunath Torase</w:t>
+        <w:t>3.20 SysML v2 MCP Server by Raghunath Torase</w:t>
       </w:r>
     </w:p>
     <w:p>
@@ -7949,7 +8322,7 @@
         <w:pageBreakBefore/>
       </w:pPr>
       <w:r>
-        <w:t>3.20 sysml-ai-hub</w:t>
+        <w:t>3.21 sysml-ai-hub</w:t>
       </w:r>
     </w:p>
     <w:p>
@@ -8322,7 +8695,7 @@
         <w:pageBreakBefore/>
       </w:pPr>
       <w:r>
-        <w:t>3.21 sysml-rs</w:t>
+        <w:t>3.22 sysml-rs</w:t>
       </w:r>
     </w:p>
     <w:p>
@@ -8695,7 +9068,7 @@
         <w:pageBreakBefore/>
       </w:pPr>
       <w:r>
-        <w:t>3.22 sysml-v2-lsp</w:t>
+        <w:t>3.23 sysml-v2-lsp</w:t>
       </w:r>
     </w:p>
     <w:p>
@@ -9068,7 +9441,7 @@
         <w:pageBreakBefore/>
       </w:pPr>
       <w:r>
-        <w:t>3.23 sysml-v2-modeling-skill</w:t>
+        <w:t>3.24 sysml-v2-modeling-skill</w:t>
       </w:r>
     </w:p>
     <w:p>
@@ -9441,7 +9814,7 @@
         <w:pageBreakBefore/>
       </w:pPr>
       <w:r>
-        <w:t>3.24 sysmlv2-ai-toolkit</w:t>
+        <w:t>3.25 sysmlv2-ai-toolkit</w:t>
       </w:r>
     </w:p>
     <w:p>
@@ -9803,6 +10176,379 @@
                 <w:sz w:val="18"/>
               </w:rPr>
               <w:t>https://github.com/williamweatherholtz/sysmlv2-ai-toolkit</w:t>
+            </w:r>
+          </w:p>
+        </w:tc>
+      </w:tr>
+    </w:tbl>
+    <w:p>
+      <w:pPr>
+        <w:pStyle w:val="Heading2"/>
+        <w:pageBreakBefore/>
+      </w:pPr>
+      <w:r>
+        <w:t>3.26 verifying_SysML_v2_agentic_rag</w:t>
+      </w:r>
+    </w:p>
+    <w:p>
+      <w:pPr>
+        <w:spacing w:after="160"/>
+      </w:pPr>
+      <w:r>
+        <w:rPr>
+          <w:rFonts w:ascii="Microsoft YaHei" w:hAnsi="Microsoft YaHei" w:eastAsia="Microsoft YaHei"/>
+          <w:b/>
+          <w:color w:val="007079"/>
+          <w:sz w:val="18"/>
+        </w:rPr>
+        <w:t>MCP Server · SysML v2 · 待验证 · 开源</w:t>
+      </w:r>
+    </w:p>
+    <w:tbl>
+      <w:tblPr>
+        <w:tblStyle w:val="TableGrid"/>
+        <w:tblW w:type="dxa" w:w="9360"/>
+        <w:jc w:val="left"/>
+        <w:tblLayout w:type="fixed"/>
+        <w:tblLook w:firstColumn="1" w:firstRow="1" w:lastColumn="0" w:lastRow="0" w:noHBand="0" w:noVBand="1" w:val="04A0"/>
+        <w:tblInd w:w="120" w:type="dxa"/>
+      </w:tblPr>
+      <w:tblGrid>
+        <w:gridCol w:w="1700"/>
+        <w:gridCol w:w="7660"/>
+      </w:tblGrid>
+      <w:tr>
+        <w:tc>
+          <w:tcPr>
+            <w:tcW w:type="dxa" w:w="1700"/>
+            <w:shd w:fill="E8EEF5"/>
+            <w:vAlign w:val="top"/>
+            <w:tcMar>
+              <w:top w:w="80" w:type="dxa"/>
+              <w:start w:w="120" w:type="dxa"/>
+              <w:bottom w:w="80" w:type="dxa"/>
+              <w:end w:w="120" w:type="dxa"/>
+            </w:tcMar>
+          </w:tcPr>
+          <w:p>
+            <w:r>
+              <w:rPr>
+                <w:rFonts w:ascii="Microsoft YaHei" w:hAnsi="Microsoft YaHei" w:eastAsia="Microsoft YaHei"/>
+                <w:b/>
+                <w:color w:val="0B2545"/>
+                <w:sz w:val="18"/>
+              </w:rPr>
+              <w:t>功能说明</w:t>
+            </w:r>
+          </w:p>
+        </w:tc>
+        <w:tc>
+          <w:tcPr>
+            <w:tcW w:type="dxa" w:w="7660"/>
+            <w:vAlign w:val="top"/>
+            <w:tcMar>
+              <w:top w:w="80" w:type="dxa"/>
+              <w:start w:w="120" w:type="dxa"/>
+              <w:bottom w:w="80" w:type="dxa"/>
+              <w:end w:w="120" w:type="dxa"/>
+            </w:tcMar>
+          </w:tcPr>
+          <w:p>
+            <w:r>
+              <w:rPr>
+                <w:rFonts w:ascii="Microsoft YaHei" w:hAnsi="Microsoft YaHei" w:eastAsia="Microsoft YaHei"/>
+                <w:color w:val="0B2545"/>
+                <w:sz w:val="18"/>
+              </w:rPr>
+              <w:t>公开描述：SysML v2の仕様検証を支援するAgentic RAG基盤。Hybrid RAG・Graph RAG・SysML v2 CheckerをMCPサーバとして統合し、LLMによる文書検索、知識グラフ探索、構文解析・リント・AST生成を実現します。。该功能说明由规则提取，需在下一次人工复核时确认。</w:t>
+            </w:r>
+          </w:p>
+        </w:tc>
+      </w:tr>
+      <w:tr>
+        <w:tc>
+          <w:tcPr>
+            <w:tcW w:type="dxa" w:w="1700"/>
+            <w:shd w:fill="E8EEF5"/>
+            <w:vAlign w:val="top"/>
+            <w:tcMar>
+              <w:top w:w="80" w:type="dxa"/>
+              <w:start w:w="120" w:type="dxa"/>
+              <w:bottom w:w="80" w:type="dxa"/>
+              <w:end w:w="120" w:type="dxa"/>
+            </w:tcMar>
+          </w:tcPr>
+          <w:p>
+            <w:r>
+              <w:rPr>
+                <w:rFonts w:ascii="Microsoft YaHei" w:hAnsi="Microsoft YaHei" w:eastAsia="Microsoft YaHei"/>
+                <w:b/>
+                <w:color w:val="0B2545"/>
+                <w:sz w:val="18"/>
+              </w:rPr>
+              <w:t>适用场景</w:t>
+            </w:r>
+          </w:p>
+        </w:tc>
+        <w:tc>
+          <w:tcPr>
+            <w:tcW w:type="dxa" w:w="7660"/>
+            <w:vAlign w:val="top"/>
+            <w:tcMar>
+              <w:top w:w="80" w:type="dxa"/>
+              <w:start w:w="120" w:type="dxa"/>
+              <w:bottom w:w="80" w:type="dxa"/>
+              <w:end w:w="120" w:type="dxa"/>
+            </w:tcMar>
+          </w:tcPr>
+          <w:p>
+            <w:r>
+              <w:rPr>
+                <w:rFonts w:ascii="Microsoft YaHei" w:hAnsi="Microsoft YaHei" w:eastAsia="Microsoft YaHei"/>
+                <w:color w:val="0B2545"/>
+                <w:sz w:val="18"/>
+              </w:rPr>
+              <w:t>模型验证</w:t>
+            </w:r>
+          </w:p>
+        </w:tc>
+      </w:tr>
+      <w:tr>
+        <w:tc>
+          <w:tcPr>
+            <w:tcW w:type="dxa" w:w="1700"/>
+            <w:shd w:fill="E8EEF5"/>
+            <w:vAlign w:val="top"/>
+            <w:tcMar>
+              <w:top w:w="80" w:type="dxa"/>
+              <w:start w:w="120" w:type="dxa"/>
+              <w:bottom w:w="80" w:type="dxa"/>
+              <w:end w:w="120" w:type="dxa"/>
+            </w:tcMar>
+          </w:tcPr>
+          <w:p>
+            <w:r>
+              <w:rPr>
+                <w:rFonts w:ascii="Microsoft YaHei" w:hAnsi="Microsoft YaHei" w:eastAsia="Microsoft YaHei"/>
+                <w:b/>
+                <w:color w:val="0B2545"/>
+                <w:sz w:val="18"/>
+              </w:rPr>
+              <w:t>核心能力</w:t>
+            </w:r>
+          </w:p>
+        </w:tc>
+        <w:tc>
+          <w:tcPr>
+            <w:tcW w:type="dxa" w:w="7660"/>
+            <w:vAlign w:val="top"/>
+            <w:tcMar>
+              <w:top w:w="80" w:type="dxa"/>
+              <w:start w:w="120" w:type="dxa"/>
+              <w:bottom w:w="80" w:type="dxa"/>
+              <w:end w:w="120" w:type="dxa"/>
+            </w:tcMar>
+          </w:tcPr>
+          <w:p>
+            <w:r>
+              <w:rPr>
+                <w:rFonts w:ascii="Microsoft YaHei" w:hAnsi="Microsoft YaHei" w:eastAsia="Microsoft YaHei"/>
+                <w:color w:val="0B2545"/>
+                <w:sz w:val="18"/>
+              </w:rPr>
+              <w:t>模型生成、模型验证、模型查询</w:t>
+            </w:r>
+          </w:p>
+        </w:tc>
+      </w:tr>
+      <w:tr>
+        <w:tc>
+          <w:tcPr>
+            <w:tcW w:type="dxa" w:w="1700"/>
+            <w:shd w:fill="E8EEF5"/>
+            <w:vAlign w:val="top"/>
+            <w:tcMar>
+              <w:top w:w="80" w:type="dxa"/>
+              <w:start w:w="120" w:type="dxa"/>
+              <w:bottom w:w="80" w:type="dxa"/>
+              <w:end w:w="120" w:type="dxa"/>
+            </w:tcMar>
+          </w:tcPr>
+          <w:p>
+            <w:r>
+              <w:rPr>
+                <w:rFonts w:ascii="Microsoft YaHei" w:hAnsi="Microsoft YaHei" w:eastAsia="Microsoft YaHei"/>
+                <w:b/>
+                <w:color w:val="0B2545"/>
+                <w:sz w:val="18"/>
+              </w:rPr>
+              <w:t>支持平台</w:t>
+            </w:r>
+          </w:p>
+        </w:tc>
+        <w:tc>
+          <w:tcPr>
+            <w:tcW w:type="dxa" w:w="7660"/>
+            <w:vAlign w:val="top"/>
+            <w:tcMar>
+              <w:top w:w="80" w:type="dxa"/>
+              <w:start w:w="120" w:type="dxa"/>
+              <w:bottom w:w="80" w:type="dxa"/>
+              <w:end w:w="120" w:type="dxa"/>
+            </w:tcMar>
+          </w:tcPr>
+          <w:p>
+            <w:r>
+              <w:rPr>
+                <w:rFonts w:ascii="Microsoft YaHei" w:hAnsi="Microsoft YaHei" w:eastAsia="Microsoft YaHei"/>
+                <w:color w:val="0B2545"/>
+                <w:sz w:val="18"/>
+              </w:rPr>
+              <w:t>MCP</w:t>
+            </w:r>
+          </w:p>
+        </w:tc>
+      </w:tr>
+      <w:tr>
+        <w:tc>
+          <w:tcPr>
+            <w:tcW w:type="dxa" w:w="1700"/>
+            <w:shd w:fill="E8EEF5"/>
+            <w:vAlign w:val="top"/>
+            <w:tcMar>
+              <w:top w:w="80" w:type="dxa"/>
+              <w:start w:w="120" w:type="dxa"/>
+              <w:bottom w:w="80" w:type="dxa"/>
+              <w:end w:w="120" w:type="dxa"/>
+            </w:tcMar>
+          </w:tcPr>
+          <w:p>
+            <w:r>
+              <w:rPr>
+                <w:rFonts w:ascii="Microsoft YaHei" w:hAnsi="Microsoft YaHei" w:eastAsia="Microsoft YaHei"/>
+                <w:b/>
+                <w:color w:val="0B2545"/>
+                <w:sz w:val="18"/>
+              </w:rPr>
+              <w:t>隐私与离线</w:t>
+            </w:r>
+          </w:p>
+        </w:tc>
+        <w:tc>
+          <w:tcPr>
+            <w:tcW w:type="dxa" w:w="7660"/>
+            <w:vAlign w:val="top"/>
+            <w:tcMar>
+              <w:top w:w="80" w:type="dxa"/>
+              <w:start w:w="120" w:type="dxa"/>
+              <w:bottom w:w="80" w:type="dxa"/>
+              <w:end w:w="120" w:type="dxa"/>
+            </w:tcMar>
+          </w:tcPr>
+          <w:p>
+            <w:r>
+              <w:rPr>
+                <w:rFonts w:ascii="Microsoft YaHei" w:hAnsi="Microsoft YaHei" w:eastAsia="Microsoft YaHei"/>
+                <w:color w:val="0B2545"/>
+                <w:sz w:val="18"/>
+              </w:rPr>
+              <w:t>自动发现项目，数据隐私与离线能力尚待核验。（离线能力：unknown）</w:t>
+            </w:r>
+          </w:p>
+        </w:tc>
+      </w:tr>
+      <w:tr>
+        <w:tc>
+          <w:tcPr>
+            <w:tcW w:type="dxa" w:w="1700"/>
+            <w:shd w:fill="E8EEF5"/>
+            <w:vAlign w:val="top"/>
+            <w:tcMar>
+              <w:top w:w="80" w:type="dxa"/>
+              <w:start w:w="120" w:type="dxa"/>
+              <w:bottom w:w="80" w:type="dxa"/>
+              <w:end w:w="120" w:type="dxa"/>
+            </w:tcMar>
+          </w:tcPr>
+          <w:p>
+            <w:r>
+              <w:rPr>
+                <w:rFonts w:ascii="Microsoft YaHei" w:hAnsi="Microsoft YaHei" w:eastAsia="Microsoft YaHei"/>
+                <w:b/>
+                <w:color w:val="0B2545"/>
+                <w:sz w:val="18"/>
+              </w:rPr>
+              <w:t>项目地址</w:t>
+            </w:r>
+          </w:p>
+        </w:tc>
+        <w:tc>
+          <w:tcPr>
+            <w:tcW w:type="dxa" w:w="7660"/>
+            <w:vAlign w:val="top"/>
+            <w:tcMar>
+              <w:top w:w="80" w:type="dxa"/>
+              <w:start w:w="120" w:type="dxa"/>
+              <w:bottom w:w="80" w:type="dxa"/>
+              <w:end w:w="120" w:type="dxa"/>
+            </w:tcMar>
+          </w:tcPr>
+          <w:p>
+            <w:r>
+              <w:rPr>
+                <w:rFonts w:ascii="Microsoft YaHei" w:hAnsi="Microsoft YaHei" w:eastAsia="Microsoft YaHei"/>
+                <w:color w:val="0B2545"/>
+                <w:sz w:val="18"/>
+              </w:rPr>
+              <w:t>https://github.com/masaki-kato-119/verifying_SysML_v2_agentic_rag</w:t>
+            </w:r>
+          </w:p>
+        </w:tc>
+      </w:tr>
+      <w:tr>
+        <w:tc>
+          <w:tcPr>
+            <w:tcW w:type="dxa" w:w="1700"/>
+            <w:shd w:fill="E8EEF5"/>
+            <w:vAlign w:val="top"/>
+            <w:tcMar>
+              <w:top w:w="80" w:type="dxa"/>
+              <w:start w:w="120" w:type="dxa"/>
+              <w:bottom w:w="80" w:type="dxa"/>
+              <w:end w:w="120" w:type="dxa"/>
+            </w:tcMar>
+          </w:tcPr>
+          <w:p>
+            <w:r>
+              <w:rPr>
+                <w:rFonts w:ascii="Microsoft YaHei" w:hAnsi="Microsoft YaHei" w:eastAsia="Microsoft YaHei"/>
+                <w:b/>
+                <w:color w:val="0B2545"/>
+                <w:sz w:val="18"/>
+              </w:rPr>
+              <w:t>核验来源</w:t>
+            </w:r>
+          </w:p>
+        </w:tc>
+        <w:tc>
+          <w:tcPr>
+            <w:tcW w:type="dxa" w:w="7660"/>
+            <w:vAlign w:val="top"/>
+            <w:tcMar>
+              <w:top w:w="80" w:type="dxa"/>
+              <w:start w:w="120" w:type="dxa"/>
+              <w:bottom w:w="80" w:type="dxa"/>
+              <w:end w:w="120" w:type="dxa"/>
+            </w:tcMar>
+          </w:tcPr>
+          <w:p>
+            <w:r>
+              <w:rPr>
+                <w:rFonts w:ascii="Microsoft YaHei" w:hAnsi="Microsoft YaHei" w:eastAsia="Microsoft YaHei"/>
+                <w:color w:val="0B2545"/>
+                <w:sz w:val="18"/>
+              </w:rPr>
+              <w:t>https://github.com/masaki-kato-119/verifying_SysML_v2_agentic_rag</w:t>
             </w:r>
           </w:p>
         </w:tc>
@@ -9871,7 +10617,7 @@
           <w:color w:val="5D6B7A"/>
           <w:sz w:val="18"/>
         </w:rPr>
-        <w:t>生成时间：2026-08-28 14:21（Asia/Shanghai）</w:t>
+        <w:t>生成时间：2026-08-29 09:03（Asia/Shanghai）</w:t>
       </w:r>
     </w:p>
     <w:sectPr>

--- a/public/reports/sysml-ai-research-report.docx
+++ b/public/reports/sysml-ai-research-report.docx
@@ -10617,7 +10617,7 @@
           <w:color w:val="5D6B7A"/>
           <w:sz w:val="18"/>
         </w:rPr>
-        <w:t>生成时间：2026-08-29 09:03（Asia/Shanghai）</w:t>
+        <w:t>生成时间：2026-08-30 08:18（Asia/Shanghai）</w:t>
       </w:r>
     </w:p>
     <w:sectPr>

--- a/public/reports/sysml-ai-research-report.docx
+++ b/public/reports/sysml-ai-research-report.docx
@@ -10617,7 +10617,7 @@
           <w:color w:val="5D6B7A"/>
           <w:sz w:val="18"/>
         </w:rPr>
-        <w:t>生成时间：2026-08-30 08:18（Asia/Shanghai）</w:t>
+        <w:t>生成时间：2026-08-31 08:39（Asia/Shanghai）</w:t>
       </w:r>
     </w:p>
     <w:sectPr>

--- a/public/reports/sysml-ai-research-report.docx
+++ b/public/reports/sysml-ai-research-report.docx
@@ -88,7 +88,7 @@
                 <w:color w:val="0B2545"/>
                 <w:sz w:val="22"/>
               </w:rPr>
-              <w:t>2026-08-29</w:t>
+              <w:t>2026-09-01</w:t>
             </w:r>
           </w:p>
         </w:tc>
@@ -122,7 +122,7 @@
                 <w:color w:val="0B2545"/>
                 <w:sz w:val="22"/>
               </w:rPr>
-              <w:t>2026-09-01</w:t>
+              <w:t>2026-09-04</w:t>
             </w:r>
           </w:p>
         </w:tc>
@@ -158,7 +158,7 @@
                 <w:color w:val="0B2545"/>
                 <w:sz w:val="22"/>
               </w:rPr>
-              <w:t>26 个</w:t>
+              <w:t>29 个</w:t>
             </w:r>
           </w:p>
         </w:tc>
@@ -220,7 +220,7 @@
           <w:rFonts w:ascii="Microsoft YaHei" w:hAnsi="Microsoft YaHei" w:eastAsia="Microsoft YaHei"/>
           <w:color w:val="0B2545"/>
         </w:rPr>
-        <w:t xml:space="preserve"> 当前共收录 26 个项目，其中 5 个已验证、23 个确认为开源。 调研重点是这些工具在系统建模生命周期中的实际用途，而不只是在何种 AI 客户端中运行。</w:t>
+        <w:t xml:space="preserve"> 当前共收录 29 个项目，其中 5 个已验证、26 个确认为开源。 调研重点是这些工具在系统建模生命周期中的实际用途，而不只是在何种 AI 客户端中运行。</w:t>
       </w:r>
     </w:p>
     <w:p>
@@ -235,7 +235,7 @@
           <w:color w:val="0B2545"/>
           <w:sz w:val="22"/>
         </w:rPr>
-        <w:t>标准覆盖：SysML v2（14）；KerML（3）；通用 MBSE（1）；SysML (version unspecified)（6）；SysML v1（5）；UML（1）</w:t>
+        <w:t>标准覆盖：SysML v2（15）；KerML（3）；通用 MBSE（1）；SysML (version unspecified)（8）；SysML v1（5）；UML（1）</w:t>
       </w:r>
     </w:p>
     <w:p>
@@ -438,7 +438,7 @@
                 <w:color w:val="0B2545"/>
                 <w:sz w:val="17"/>
               </w:rPr>
-              <w:t>FocusTick、INSPECTA-Spec-Code-Proof-Copilot、mbse-local-ai-demo、mora-pochettino、sidkolapalli、sysmlv2-ai-toolkit</w:t>
+              <w:t>FocusTick、HL7-HSRA_E2-SFM2SysMLv2-Agent、INSPECTA-Spec-Code-Proof-Copilot、mbse-local-ai-demo、mbseagent2、mora-pochettino、se-buddy-agent、sidkolapalli、sysmlv2-ai-toolkit</w:t>
             </w:r>
           </w:p>
         </w:tc>
@@ -4592,7 +4592,7 @@
         <w:pageBreakBefore/>
       </w:pPr>
       <w:r>
-        <w:t>3.11 INSPECTA-Spec-Code-Proof-Copilot</w:t>
+        <w:t>3.11 HL7-HSRA_E2-SFM2SysMLv2-Agent</w:t>
       </w:r>
     </w:p>
     <w:p>
@@ -4665,7 +4665,7 @@
                 <w:color w:val="0B2545"/>
                 <w:sz w:val="18"/>
               </w:rPr>
-              <w:t>公开描述：Spec, Code, and Proofs copilot for SysML v2. This multi-agent neuro-symbolic copilot leverages the INSPECTA symbolic toolchain, coupled with highly automated human-in-the-loop mechanisms, to generate trustworthy infrastructure and  system code directly from SysML v2 models.。该功能说明由规则提取，需在下一次人工复核时确认。</w:t>
+              <w:t>公开描述：HL7 SFM ro SysNl V2 model transformation agent for HSRA E2。该功能说明由规则提取，需在下一次人工复核时确认。</w:t>
             </w:r>
           </w:p>
         </w:tc>
@@ -4713,7 +4713,7 @@
                 <w:color w:val="0B2545"/>
                 <w:sz w:val="18"/>
               </w:rPr>
-              <w:t>架构设计</w:t>
+              <w:t>模型理解、模型审查</w:t>
             </w:r>
           </w:p>
         </w:tc>
@@ -4761,7 +4761,7 @@
                 <w:color w:val="0B2545"/>
                 <w:sz w:val="18"/>
               </w:rPr>
-              <w:t>模型生成</w:t>
+              <w:t>待进一步分析</w:t>
             </w:r>
           </w:p>
         </w:tc>
@@ -4905,7 +4905,7 @@
                 <w:color w:val="0B2545"/>
                 <w:sz w:val="18"/>
               </w:rPr>
-              <w:t>https://github.com/loonwerks/INSPECTA-Spec-Code-Proof-Copilot</w:t>
+              <w:t>https://github.com/slotti64/HL7-HSRA_E2-SFM2SysMLv2-Agent</w:t>
             </w:r>
           </w:p>
         </w:tc>
@@ -4953,7 +4953,7 @@
                 <w:color w:val="0B2545"/>
                 <w:sz w:val="18"/>
               </w:rPr>
-              <w:t>https://github.com/loonwerks/INSPECTA-Spec-Code-Proof-Copilot</w:t>
+              <w:t>https://github.com/slotti64/HL7-HSRA_E2-SFM2SysMLv2-Agent</w:t>
             </w:r>
           </w:p>
         </w:tc>
@@ -4965,7 +4965,380 @@
         <w:pageBreakBefore/>
       </w:pPr>
       <w:r>
-        <w:t>3.12 jgs-magic-sysmlv1-mcp</w:t>
+        <w:t>3.12 INSPECTA-Spec-Code-Proof-Copilot</w:t>
+      </w:r>
+    </w:p>
+    <w:p>
+      <w:pPr>
+        <w:spacing w:after="160"/>
+      </w:pPr>
+      <w:r>
+        <w:rPr>
+          <w:rFonts w:ascii="Microsoft YaHei" w:hAnsi="Microsoft YaHei" w:eastAsia="Microsoft YaHei"/>
+          <w:b/>
+          <w:color w:val="007079"/>
+          <w:sz w:val="18"/>
+        </w:rPr>
+        <w:t>Agent · SysML v2 · 待验证 · 开源</w:t>
+      </w:r>
+    </w:p>
+    <w:tbl>
+      <w:tblPr>
+        <w:tblStyle w:val="TableGrid"/>
+        <w:tblW w:type="dxa" w:w="9360"/>
+        <w:jc w:val="left"/>
+        <w:tblLayout w:type="fixed"/>
+        <w:tblLook w:firstColumn="1" w:firstRow="1" w:lastColumn="0" w:lastRow="0" w:noHBand="0" w:noVBand="1" w:val="04A0"/>
+        <w:tblInd w:w="120" w:type="dxa"/>
+      </w:tblPr>
+      <w:tblGrid>
+        <w:gridCol w:w="1700"/>
+        <w:gridCol w:w="7660"/>
+      </w:tblGrid>
+      <w:tr>
+        <w:tc>
+          <w:tcPr>
+            <w:tcW w:type="dxa" w:w="1700"/>
+            <w:shd w:fill="E8EEF5"/>
+            <w:vAlign w:val="top"/>
+            <w:tcMar>
+              <w:top w:w="80" w:type="dxa"/>
+              <w:start w:w="120" w:type="dxa"/>
+              <w:bottom w:w="80" w:type="dxa"/>
+              <w:end w:w="120" w:type="dxa"/>
+            </w:tcMar>
+          </w:tcPr>
+          <w:p>
+            <w:r>
+              <w:rPr>
+                <w:rFonts w:ascii="Microsoft YaHei" w:hAnsi="Microsoft YaHei" w:eastAsia="Microsoft YaHei"/>
+                <w:b/>
+                <w:color w:val="0B2545"/>
+                <w:sz w:val="18"/>
+              </w:rPr>
+              <w:t>功能说明</w:t>
+            </w:r>
+          </w:p>
+        </w:tc>
+        <w:tc>
+          <w:tcPr>
+            <w:tcW w:type="dxa" w:w="7660"/>
+            <w:vAlign w:val="top"/>
+            <w:tcMar>
+              <w:top w:w="80" w:type="dxa"/>
+              <w:start w:w="120" w:type="dxa"/>
+              <w:bottom w:w="80" w:type="dxa"/>
+              <w:end w:w="120" w:type="dxa"/>
+            </w:tcMar>
+          </w:tcPr>
+          <w:p>
+            <w:r>
+              <w:rPr>
+                <w:rFonts w:ascii="Microsoft YaHei" w:hAnsi="Microsoft YaHei" w:eastAsia="Microsoft YaHei"/>
+                <w:color w:val="0B2545"/>
+                <w:sz w:val="18"/>
+              </w:rPr>
+              <w:t>公开描述：Spec, Code, and Proofs copilot for SysML v2. This multi-agent neuro-symbolic copilot leverages the INSPECTA symbolic toolchain, coupled with highly automated human-in-the-loop mechanisms, to generate trustworthy infrastructure and  system code directly from SysML v2 models.。该功能说明由规则提取，需在下一次人工复核时确认。</w:t>
+            </w:r>
+          </w:p>
+        </w:tc>
+      </w:tr>
+      <w:tr>
+        <w:tc>
+          <w:tcPr>
+            <w:tcW w:type="dxa" w:w="1700"/>
+            <w:shd w:fill="E8EEF5"/>
+            <w:vAlign w:val="top"/>
+            <w:tcMar>
+              <w:top w:w="80" w:type="dxa"/>
+              <w:start w:w="120" w:type="dxa"/>
+              <w:bottom w:w="80" w:type="dxa"/>
+              <w:end w:w="120" w:type="dxa"/>
+            </w:tcMar>
+          </w:tcPr>
+          <w:p>
+            <w:r>
+              <w:rPr>
+                <w:rFonts w:ascii="Microsoft YaHei" w:hAnsi="Microsoft YaHei" w:eastAsia="Microsoft YaHei"/>
+                <w:b/>
+                <w:color w:val="0B2545"/>
+                <w:sz w:val="18"/>
+              </w:rPr>
+              <w:t>适用场景</w:t>
+            </w:r>
+          </w:p>
+        </w:tc>
+        <w:tc>
+          <w:tcPr>
+            <w:tcW w:type="dxa" w:w="7660"/>
+            <w:vAlign w:val="top"/>
+            <w:tcMar>
+              <w:top w:w="80" w:type="dxa"/>
+              <w:start w:w="120" w:type="dxa"/>
+              <w:bottom w:w="80" w:type="dxa"/>
+              <w:end w:w="120" w:type="dxa"/>
+            </w:tcMar>
+          </w:tcPr>
+          <w:p>
+            <w:r>
+              <w:rPr>
+                <w:rFonts w:ascii="Microsoft YaHei" w:hAnsi="Microsoft YaHei" w:eastAsia="Microsoft YaHei"/>
+                <w:color w:val="0B2545"/>
+                <w:sz w:val="18"/>
+              </w:rPr>
+              <w:t>架构设计</w:t>
+            </w:r>
+          </w:p>
+        </w:tc>
+      </w:tr>
+      <w:tr>
+        <w:tc>
+          <w:tcPr>
+            <w:tcW w:type="dxa" w:w="1700"/>
+            <w:shd w:fill="E8EEF5"/>
+            <w:vAlign w:val="top"/>
+            <w:tcMar>
+              <w:top w:w="80" w:type="dxa"/>
+              <w:start w:w="120" w:type="dxa"/>
+              <w:bottom w:w="80" w:type="dxa"/>
+              <w:end w:w="120" w:type="dxa"/>
+            </w:tcMar>
+          </w:tcPr>
+          <w:p>
+            <w:r>
+              <w:rPr>
+                <w:rFonts w:ascii="Microsoft YaHei" w:hAnsi="Microsoft YaHei" w:eastAsia="Microsoft YaHei"/>
+                <w:b/>
+                <w:color w:val="0B2545"/>
+                <w:sz w:val="18"/>
+              </w:rPr>
+              <w:t>核心能力</w:t>
+            </w:r>
+          </w:p>
+        </w:tc>
+        <w:tc>
+          <w:tcPr>
+            <w:tcW w:type="dxa" w:w="7660"/>
+            <w:vAlign w:val="top"/>
+            <w:tcMar>
+              <w:top w:w="80" w:type="dxa"/>
+              <w:start w:w="120" w:type="dxa"/>
+              <w:bottom w:w="80" w:type="dxa"/>
+              <w:end w:w="120" w:type="dxa"/>
+            </w:tcMar>
+          </w:tcPr>
+          <w:p>
+            <w:r>
+              <w:rPr>
+                <w:rFonts w:ascii="Microsoft YaHei" w:hAnsi="Microsoft YaHei" w:eastAsia="Microsoft YaHei"/>
+                <w:color w:val="0B2545"/>
+                <w:sz w:val="18"/>
+              </w:rPr>
+              <w:t>模型生成</w:t>
+            </w:r>
+          </w:p>
+        </w:tc>
+      </w:tr>
+      <w:tr>
+        <w:tc>
+          <w:tcPr>
+            <w:tcW w:type="dxa" w:w="1700"/>
+            <w:shd w:fill="E8EEF5"/>
+            <w:vAlign w:val="top"/>
+            <w:tcMar>
+              <w:top w:w="80" w:type="dxa"/>
+              <w:start w:w="120" w:type="dxa"/>
+              <w:bottom w:w="80" w:type="dxa"/>
+              <w:end w:w="120" w:type="dxa"/>
+            </w:tcMar>
+          </w:tcPr>
+          <w:p>
+            <w:r>
+              <w:rPr>
+                <w:rFonts w:ascii="Microsoft YaHei" w:hAnsi="Microsoft YaHei" w:eastAsia="Microsoft YaHei"/>
+                <w:b/>
+                <w:color w:val="0B2545"/>
+                <w:sz w:val="18"/>
+              </w:rPr>
+              <w:t>支持平台</w:t>
+            </w:r>
+          </w:p>
+        </w:tc>
+        <w:tc>
+          <w:tcPr>
+            <w:tcW w:type="dxa" w:w="7660"/>
+            <w:vAlign w:val="top"/>
+            <w:tcMar>
+              <w:top w:w="80" w:type="dxa"/>
+              <w:start w:w="120" w:type="dxa"/>
+              <w:bottom w:w="80" w:type="dxa"/>
+              <w:end w:w="120" w:type="dxa"/>
+            </w:tcMar>
+          </w:tcPr>
+          <w:p>
+            <w:r>
+              <w:rPr>
+                <w:rFonts w:ascii="Microsoft YaHei" w:hAnsi="Microsoft YaHei" w:eastAsia="Microsoft YaHei"/>
+                <w:color w:val="0B2545"/>
+                <w:sz w:val="18"/>
+              </w:rPr>
+              <w:t>To verify</w:t>
+            </w:r>
+          </w:p>
+        </w:tc>
+      </w:tr>
+      <w:tr>
+        <w:tc>
+          <w:tcPr>
+            <w:tcW w:type="dxa" w:w="1700"/>
+            <w:shd w:fill="E8EEF5"/>
+            <w:vAlign w:val="top"/>
+            <w:tcMar>
+              <w:top w:w="80" w:type="dxa"/>
+              <w:start w:w="120" w:type="dxa"/>
+              <w:bottom w:w="80" w:type="dxa"/>
+              <w:end w:w="120" w:type="dxa"/>
+            </w:tcMar>
+          </w:tcPr>
+          <w:p>
+            <w:r>
+              <w:rPr>
+                <w:rFonts w:ascii="Microsoft YaHei" w:hAnsi="Microsoft YaHei" w:eastAsia="Microsoft YaHei"/>
+                <w:b/>
+                <w:color w:val="0B2545"/>
+                <w:sz w:val="18"/>
+              </w:rPr>
+              <w:t>隐私与离线</w:t>
+            </w:r>
+          </w:p>
+        </w:tc>
+        <w:tc>
+          <w:tcPr>
+            <w:tcW w:type="dxa" w:w="7660"/>
+            <w:vAlign w:val="top"/>
+            <w:tcMar>
+              <w:top w:w="80" w:type="dxa"/>
+              <w:start w:w="120" w:type="dxa"/>
+              <w:bottom w:w="80" w:type="dxa"/>
+              <w:end w:w="120" w:type="dxa"/>
+            </w:tcMar>
+          </w:tcPr>
+          <w:p>
+            <w:r>
+              <w:rPr>
+                <w:rFonts w:ascii="Microsoft YaHei" w:hAnsi="Microsoft YaHei" w:eastAsia="Microsoft YaHei"/>
+                <w:color w:val="0B2545"/>
+                <w:sz w:val="18"/>
+              </w:rPr>
+              <w:t>自动发现项目，数据隐私与离线能力尚待核验。（离线能力：unknown）</w:t>
+            </w:r>
+          </w:p>
+        </w:tc>
+      </w:tr>
+      <w:tr>
+        <w:tc>
+          <w:tcPr>
+            <w:tcW w:type="dxa" w:w="1700"/>
+            <w:shd w:fill="E8EEF5"/>
+            <w:vAlign w:val="top"/>
+            <w:tcMar>
+              <w:top w:w="80" w:type="dxa"/>
+              <w:start w:w="120" w:type="dxa"/>
+              <w:bottom w:w="80" w:type="dxa"/>
+              <w:end w:w="120" w:type="dxa"/>
+            </w:tcMar>
+          </w:tcPr>
+          <w:p>
+            <w:r>
+              <w:rPr>
+                <w:rFonts w:ascii="Microsoft YaHei" w:hAnsi="Microsoft YaHei" w:eastAsia="Microsoft YaHei"/>
+                <w:b/>
+                <w:color w:val="0B2545"/>
+                <w:sz w:val="18"/>
+              </w:rPr>
+              <w:t>项目地址</w:t>
+            </w:r>
+          </w:p>
+        </w:tc>
+        <w:tc>
+          <w:tcPr>
+            <w:tcW w:type="dxa" w:w="7660"/>
+            <w:vAlign w:val="top"/>
+            <w:tcMar>
+              <w:top w:w="80" w:type="dxa"/>
+              <w:start w:w="120" w:type="dxa"/>
+              <w:bottom w:w="80" w:type="dxa"/>
+              <w:end w:w="120" w:type="dxa"/>
+            </w:tcMar>
+          </w:tcPr>
+          <w:p>
+            <w:r>
+              <w:rPr>
+                <w:rFonts w:ascii="Microsoft YaHei" w:hAnsi="Microsoft YaHei" w:eastAsia="Microsoft YaHei"/>
+                <w:color w:val="0B2545"/>
+                <w:sz w:val="18"/>
+              </w:rPr>
+              <w:t>https://github.com/loonwerks/INSPECTA-Spec-Code-Proof-Copilot</w:t>
+            </w:r>
+          </w:p>
+        </w:tc>
+      </w:tr>
+      <w:tr>
+        <w:tc>
+          <w:tcPr>
+            <w:tcW w:type="dxa" w:w="1700"/>
+            <w:shd w:fill="E8EEF5"/>
+            <w:vAlign w:val="top"/>
+            <w:tcMar>
+              <w:top w:w="80" w:type="dxa"/>
+              <w:start w:w="120" w:type="dxa"/>
+              <w:bottom w:w="80" w:type="dxa"/>
+              <w:end w:w="120" w:type="dxa"/>
+            </w:tcMar>
+          </w:tcPr>
+          <w:p>
+            <w:r>
+              <w:rPr>
+                <w:rFonts w:ascii="Microsoft YaHei" w:hAnsi="Microsoft YaHei" w:eastAsia="Microsoft YaHei"/>
+                <w:b/>
+                <w:color w:val="0B2545"/>
+                <w:sz w:val="18"/>
+              </w:rPr>
+              <w:t>核验来源</w:t>
+            </w:r>
+          </w:p>
+        </w:tc>
+        <w:tc>
+          <w:tcPr>
+            <w:tcW w:type="dxa" w:w="7660"/>
+            <w:vAlign w:val="top"/>
+            <w:tcMar>
+              <w:top w:w="80" w:type="dxa"/>
+              <w:start w:w="120" w:type="dxa"/>
+              <w:bottom w:w="80" w:type="dxa"/>
+              <w:end w:w="120" w:type="dxa"/>
+            </w:tcMar>
+          </w:tcPr>
+          <w:p>
+            <w:r>
+              <w:rPr>
+                <w:rFonts w:ascii="Microsoft YaHei" w:hAnsi="Microsoft YaHei" w:eastAsia="Microsoft YaHei"/>
+                <w:color w:val="0B2545"/>
+                <w:sz w:val="18"/>
+              </w:rPr>
+              <w:t>https://github.com/loonwerks/INSPECTA-Spec-Code-Proof-Copilot</w:t>
+            </w:r>
+          </w:p>
+        </w:tc>
+      </w:tr>
+    </w:tbl>
+    <w:p>
+      <w:pPr>
+        <w:pStyle w:val="Heading2"/>
+        <w:pageBreakBefore/>
+      </w:pPr>
+      <w:r>
+        <w:t>3.13 jgs-magic-sysmlv1-mcp</w:t>
       </w:r>
     </w:p>
     <w:p>
@@ -5338,7 +5711,7 @@
         <w:pageBreakBefore/>
       </w:pPr>
       <w:r>
-        <w:t>3.13 jgs-magic-sysmlv1-pro</w:t>
+        <w:t>3.14 jgs-magic-sysmlv1-pro</w:t>
       </w:r>
     </w:p>
     <w:p>
@@ -5711,7 +6084,7 @@
         <w:pageBreakBefore/>
       </w:pPr>
       <w:r>
-        <w:t>3.14 jgs-magic-sysmlv1-read-skills</w:t>
+        <w:t>3.15 jgs-magic-sysmlv1-read-skills</w:t>
       </w:r>
     </w:p>
     <w:p>
@@ -6084,7 +6457,7 @@
         <w:pageBreakBefore/>
       </w:pPr>
       <w:r>
-        <w:t>3.15 mbse-local-ai-demo</w:t>
+        <w:t>3.16 mbse-local-ai-demo</w:t>
       </w:r>
     </w:p>
     <w:p>
@@ -6457,7 +6830,380 @@
         <w:pageBreakBefore/>
       </w:pPr>
       <w:r>
-        <w:t>3.16 mcp-syson</w:t>
+        <w:t>3.17 mbseagent2</w:t>
+      </w:r>
+    </w:p>
+    <w:p>
+      <w:pPr>
+        <w:spacing w:after="160"/>
+      </w:pPr>
+      <w:r>
+        <w:rPr>
+          <w:rFonts w:ascii="Microsoft YaHei" w:hAnsi="Microsoft YaHei" w:eastAsia="Microsoft YaHei"/>
+          <w:b/>
+          <w:color w:val="007079"/>
+          <w:sz w:val="18"/>
+        </w:rPr>
+        <w:t>Agent · SysML (version unspecified) · 待验证 · 开源</w:t>
+      </w:r>
+    </w:p>
+    <w:tbl>
+      <w:tblPr>
+        <w:tblStyle w:val="TableGrid"/>
+        <w:tblW w:type="dxa" w:w="9360"/>
+        <w:jc w:val="left"/>
+        <w:tblLayout w:type="fixed"/>
+        <w:tblLook w:firstColumn="1" w:firstRow="1" w:lastColumn="0" w:lastRow="0" w:noHBand="0" w:noVBand="1" w:val="04A0"/>
+        <w:tblInd w:w="120" w:type="dxa"/>
+      </w:tblPr>
+      <w:tblGrid>
+        <w:gridCol w:w="1700"/>
+        <w:gridCol w:w="7660"/>
+      </w:tblGrid>
+      <w:tr>
+        <w:tc>
+          <w:tcPr>
+            <w:tcW w:type="dxa" w:w="1700"/>
+            <w:shd w:fill="E8EEF5"/>
+            <w:vAlign w:val="top"/>
+            <w:tcMar>
+              <w:top w:w="80" w:type="dxa"/>
+              <w:start w:w="120" w:type="dxa"/>
+              <w:bottom w:w="80" w:type="dxa"/>
+              <w:end w:w="120" w:type="dxa"/>
+            </w:tcMar>
+          </w:tcPr>
+          <w:p>
+            <w:r>
+              <w:rPr>
+                <w:rFonts w:ascii="Microsoft YaHei" w:hAnsi="Microsoft YaHei" w:eastAsia="Microsoft YaHei"/>
+                <w:b/>
+                <w:color w:val="0B2545"/>
+                <w:sz w:val="18"/>
+              </w:rPr>
+              <w:t>功能说明</w:t>
+            </w:r>
+          </w:p>
+        </w:tc>
+        <w:tc>
+          <w:tcPr>
+            <w:tcW w:type="dxa" w:w="7660"/>
+            <w:vAlign w:val="top"/>
+            <w:tcMar>
+              <w:top w:w="80" w:type="dxa"/>
+              <w:start w:w="120" w:type="dxa"/>
+              <w:bottom w:w="80" w:type="dxa"/>
+              <w:end w:w="120" w:type="dxa"/>
+            </w:tcMar>
+          </w:tcPr>
+          <w:p>
+            <w:r>
+              <w:rPr>
+                <w:rFonts w:ascii="Microsoft YaHei" w:hAnsi="Microsoft YaHei" w:eastAsia="Microsoft YaHei"/>
+                <w:color w:val="0B2545"/>
+                <w:sz w:val="18"/>
+              </w:rPr>
+              <w:t>公开描述：自动检索发现的 SysML/MBSE AI 候选项目，等待进一步核验。。该功能说明由规则提取，需在下一次人工复核时确认。</w:t>
+            </w:r>
+          </w:p>
+        </w:tc>
+      </w:tr>
+      <w:tr>
+        <w:tc>
+          <w:tcPr>
+            <w:tcW w:type="dxa" w:w="1700"/>
+            <w:shd w:fill="E8EEF5"/>
+            <w:vAlign w:val="top"/>
+            <w:tcMar>
+              <w:top w:w="80" w:type="dxa"/>
+              <w:start w:w="120" w:type="dxa"/>
+              <w:bottom w:w="80" w:type="dxa"/>
+              <w:end w:w="120" w:type="dxa"/>
+            </w:tcMar>
+          </w:tcPr>
+          <w:p>
+            <w:r>
+              <w:rPr>
+                <w:rFonts w:ascii="Microsoft YaHei" w:hAnsi="Microsoft YaHei" w:eastAsia="Microsoft YaHei"/>
+                <w:b/>
+                <w:color w:val="0B2545"/>
+                <w:sz w:val="18"/>
+              </w:rPr>
+              <w:t>适用场景</w:t>
+            </w:r>
+          </w:p>
+        </w:tc>
+        <w:tc>
+          <w:tcPr>
+            <w:tcW w:type="dxa" w:w="7660"/>
+            <w:vAlign w:val="top"/>
+            <w:tcMar>
+              <w:top w:w="80" w:type="dxa"/>
+              <w:start w:w="120" w:type="dxa"/>
+              <w:bottom w:w="80" w:type="dxa"/>
+              <w:end w:w="120" w:type="dxa"/>
+            </w:tcMar>
+          </w:tcPr>
+          <w:p>
+            <w:r>
+              <w:rPr>
+                <w:rFonts w:ascii="Microsoft YaHei" w:hAnsi="Microsoft YaHei" w:eastAsia="Microsoft YaHei"/>
+                <w:color w:val="0B2545"/>
+                <w:sz w:val="18"/>
+              </w:rPr>
+              <w:t>模型理解</w:t>
+            </w:r>
+          </w:p>
+        </w:tc>
+      </w:tr>
+      <w:tr>
+        <w:tc>
+          <w:tcPr>
+            <w:tcW w:type="dxa" w:w="1700"/>
+            <w:shd w:fill="E8EEF5"/>
+            <w:vAlign w:val="top"/>
+            <w:tcMar>
+              <w:top w:w="80" w:type="dxa"/>
+              <w:start w:w="120" w:type="dxa"/>
+              <w:bottom w:w="80" w:type="dxa"/>
+              <w:end w:w="120" w:type="dxa"/>
+            </w:tcMar>
+          </w:tcPr>
+          <w:p>
+            <w:r>
+              <w:rPr>
+                <w:rFonts w:ascii="Microsoft YaHei" w:hAnsi="Microsoft YaHei" w:eastAsia="Microsoft YaHei"/>
+                <w:b/>
+                <w:color w:val="0B2545"/>
+                <w:sz w:val="18"/>
+              </w:rPr>
+              <w:t>核心能力</w:t>
+            </w:r>
+          </w:p>
+        </w:tc>
+        <w:tc>
+          <w:tcPr>
+            <w:tcW w:type="dxa" w:w="7660"/>
+            <w:vAlign w:val="top"/>
+            <w:tcMar>
+              <w:top w:w="80" w:type="dxa"/>
+              <w:start w:w="120" w:type="dxa"/>
+              <w:bottom w:w="80" w:type="dxa"/>
+              <w:end w:w="120" w:type="dxa"/>
+            </w:tcMar>
+          </w:tcPr>
+          <w:p>
+            <w:r>
+              <w:rPr>
+                <w:rFonts w:ascii="Microsoft YaHei" w:hAnsi="Microsoft YaHei" w:eastAsia="Microsoft YaHei"/>
+                <w:color w:val="0B2545"/>
+                <w:sz w:val="18"/>
+              </w:rPr>
+              <w:t>待进一步分析</w:t>
+            </w:r>
+          </w:p>
+        </w:tc>
+      </w:tr>
+      <w:tr>
+        <w:tc>
+          <w:tcPr>
+            <w:tcW w:type="dxa" w:w="1700"/>
+            <w:shd w:fill="E8EEF5"/>
+            <w:vAlign w:val="top"/>
+            <w:tcMar>
+              <w:top w:w="80" w:type="dxa"/>
+              <w:start w:w="120" w:type="dxa"/>
+              <w:bottom w:w="80" w:type="dxa"/>
+              <w:end w:w="120" w:type="dxa"/>
+            </w:tcMar>
+          </w:tcPr>
+          <w:p>
+            <w:r>
+              <w:rPr>
+                <w:rFonts w:ascii="Microsoft YaHei" w:hAnsi="Microsoft YaHei" w:eastAsia="Microsoft YaHei"/>
+                <w:b/>
+                <w:color w:val="0B2545"/>
+                <w:sz w:val="18"/>
+              </w:rPr>
+              <w:t>支持平台</w:t>
+            </w:r>
+          </w:p>
+        </w:tc>
+        <w:tc>
+          <w:tcPr>
+            <w:tcW w:type="dxa" w:w="7660"/>
+            <w:vAlign w:val="top"/>
+            <w:tcMar>
+              <w:top w:w="80" w:type="dxa"/>
+              <w:start w:w="120" w:type="dxa"/>
+              <w:bottom w:w="80" w:type="dxa"/>
+              <w:end w:w="120" w:type="dxa"/>
+            </w:tcMar>
+          </w:tcPr>
+          <w:p>
+            <w:r>
+              <w:rPr>
+                <w:rFonts w:ascii="Microsoft YaHei" w:hAnsi="Microsoft YaHei" w:eastAsia="Microsoft YaHei"/>
+                <w:color w:val="0B2545"/>
+                <w:sz w:val="18"/>
+              </w:rPr>
+              <w:t>To verify</w:t>
+            </w:r>
+          </w:p>
+        </w:tc>
+      </w:tr>
+      <w:tr>
+        <w:tc>
+          <w:tcPr>
+            <w:tcW w:type="dxa" w:w="1700"/>
+            <w:shd w:fill="E8EEF5"/>
+            <w:vAlign w:val="top"/>
+            <w:tcMar>
+              <w:top w:w="80" w:type="dxa"/>
+              <w:start w:w="120" w:type="dxa"/>
+              <w:bottom w:w="80" w:type="dxa"/>
+              <w:end w:w="120" w:type="dxa"/>
+            </w:tcMar>
+          </w:tcPr>
+          <w:p>
+            <w:r>
+              <w:rPr>
+                <w:rFonts w:ascii="Microsoft YaHei" w:hAnsi="Microsoft YaHei" w:eastAsia="Microsoft YaHei"/>
+                <w:b/>
+                <w:color w:val="0B2545"/>
+                <w:sz w:val="18"/>
+              </w:rPr>
+              <w:t>隐私与离线</w:t>
+            </w:r>
+          </w:p>
+        </w:tc>
+        <w:tc>
+          <w:tcPr>
+            <w:tcW w:type="dxa" w:w="7660"/>
+            <w:vAlign w:val="top"/>
+            <w:tcMar>
+              <w:top w:w="80" w:type="dxa"/>
+              <w:start w:w="120" w:type="dxa"/>
+              <w:bottom w:w="80" w:type="dxa"/>
+              <w:end w:w="120" w:type="dxa"/>
+            </w:tcMar>
+          </w:tcPr>
+          <w:p>
+            <w:r>
+              <w:rPr>
+                <w:rFonts w:ascii="Microsoft YaHei" w:hAnsi="Microsoft YaHei" w:eastAsia="Microsoft YaHei"/>
+                <w:color w:val="0B2545"/>
+                <w:sz w:val="18"/>
+              </w:rPr>
+              <w:t>自动发现项目，数据隐私与离线能力尚待核验。（离线能力：unknown）</w:t>
+            </w:r>
+          </w:p>
+        </w:tc>
+      </w:tr>
+      <w:tr>
+        <w:tc>
+          <w:tcPr>
+            <w:tcW w:type="dxa" w:w="1700"/>
+            <w:shd w:fill="E8EEF5"/>
+            <w:vAlign w:val="top"/>
+            <w:tcMar>
+              <w:top w:w="80" w:type="dxa"/>
+              <w:start w:w="120" w:type="dxa"/>
+              <w:bottom w:w="80" w:type="dxa"/>
+              <w:end w:w="120" w:type="dxa"/>
+            </w:tcMar>
+          </w:tcPr>
+          <w:p>
+            <w:r>
+              <w:rPr>
+                <w:rFonts w:ascii="Microsoft YaHei" w:hAnsi="Microsoft YaHei" w:eastAsia="Microsoft YaHei"/>
+                <w:b/>
+                <w:color w:val="0B2545"/>
+                <w:sz w:val="18"/>
+              </w:rPr>
+              <w:t>项目地址</w:t>
+            </w:r>
+          </w:p>
+        </w:tc>
+        <w:tc>
+          <w:tcPr>
+            <w:tcW w:type="dxa" w:w="7660"/>
+            <w:vAlign w:val="top"/>
+            <w:tcMar>
+              <w:top w:w="80" w:type="dxa"/>
+              <w:start w:w="120" w:type="dxa"/>
+              <w:bottom w:w="80" w:type="dxa"/>
+              <w:end w:w="120" w:type="dxa"/>
+            </w:tcMar>
+          </w:tcPr>
+          <w:p>
+            <w:r>
+              <w:rPr>
+                <w:rFonts w:ascii="Microsoft YaHei" w:hAnsi="Microsoft YaHei" w:eastAsia="Microsoft YaHei"/>
+                <w:color w:val="0B2545"/>
+                <w:sz w:val="18"/>
+              </w:rPr>
+              <w:t>https://github.com/denis71/mbseagent2</w:t>
+            </w:r>
+          </w:p>
+        </w:tc>
+      </w:tr>
+      <w:tr>
+        <w:tc>
+          <w:tcPr>
+            <w:tcW w:type="dxa" w:w="1700"/>
+            <w:shd w:fill="E8EEF5"/>
+            <w:vAlign w:val="top"/>
+            <w:tcMar>
+              <w:top w:w="80" w:type="dxa"/>
+              <w:start w:w="120" w:type="dxa"/>
+              <w:bottom w:w="80" w:type="dxa"/>
+              <w:end w:w="120" w:type="dxa"/>
+            </w:tcMar>
+          </w:tcPr>
+          <w:p>
+            <w:r>
+              <w:rPr>
+                <w:rFonts w:ascii="Microsoft YaHei" w:hAnsi="Microsoft YaHei" w:eastAsia="Microsoft YaHei"/>
+                <w:b/>
+                <w:color w:val="0B2545"/>
+                <w:sz w:val="18"/>
+              </w:rPr>
+              <w:t>核验来源</w:t>
+            </w:r>
+          </w:p>
+        </w:tc>
+        <w:tc>
+          <w:tcPr>
+            <w:tcW w:type="dxa" w:w="7660"/>
+            <w:vAlign w:val="top"/>
+            <w:tcMar>
+              <w:top w:w="80" w:type="dxa"/>
+              <w:start w:w="120" w:type="dxa"/>
+              <w:bottom w:w="80" w:type="dxa"/>
+              <w:end w:w="120" w:type="dxa"/>
+            </w:tcMar>
+          </w:tcPr>
+          <w:p>
+            <w:r>
+              <w:rPr>
+                <w:rFonts w:ascii="Microsoft YaHei" w:hAnsi="Microsoft YaHei" w:eastAsia="Microsoft YaHei"/>
+                <w:color w:val="0B2545"/>
+                <w:sz w:val="18"/>
+              </w:rPr>
+              <w:t>https://github.com/denis71/mbseagent2</w:t>
+            </w:r>
+          </w:p>
+        </w:tc>
+      </w:tr>
+    </w:tbl>
+    <w:p>
+      <w:pPr>
+        <w:pStyle w:val="Heading2"/>
+        <w:pageBreakBefore/>
+      </w:pPr>
+      <w:r>
+        <w:t>3.18 mcp-syson</w:t>
       </w:r>
     </w:p>
     <w:p>
@@ -6830,7 +7576,7 @@
         <w:pageBreakBefore/>
       </w:pPr>
       <w:r>
-        <w:t>3.17 mora-pochettino</w:t>
+        <w:t>3.19 mora-pochettino</w:t>
       </w:r>
     </w:p>
     <w:p>
@@ -7203,7 +7949,7 @@
         <w:pageBreakBefore/>
       </w:pPr>
       <w:r>
-        <w:t>3.18 mycelium-hypha</w:t>
+        <w:t>3.20 mycelium-hypha</w:t>
       </w:r>
     </w:p>
     <w:p>
@@ -7576,7 +8322,7 @@
         <w:pageBreakBefore/>
       </w:pPr>
       <w:r>
-        <w:t>3.19 sidkolapalli</w:t>
+        <w:t>3.21 se-buddy-agent</w:t>
       </w:r>
     </w:p>
     <w:p>
@@ -7649,7 +8395,7 @@
                 <w:color w:val="0B2545"/>
                 <w:sz w:val="18"/>
               </w:rPr>
-              <w:t>公开描述：Automotive systems, simulation, MBSE, and AI-assisted engineering tools.。该功能说明由规则提取，需在下一次人工复核时确认。</w:t>
+              <w:t>公开描述：A bounded systems-engineering AI Agent collaborator that acts as a systems engineer expert for MBSE work in Eclipse Capella using the Arcadia method, reusable across projects of any engineering domain.。该功能说明由规则提取，需在下一次人工复核时确认。</w:t>
             </w:r>
           </w:p>
         </w:tc>
@@ -7889,7 +8635,7 @@
                 <w:color w:val="0B2545"/>
                 <w:sz w:val="18"/>
               </w:rPr>
-              <w:t>https://github.com/sidkolapalli/sidkolapalli</w:t>
+              <w:t>https://github.com/sukrisl/se-buddy-agent</w:t>
             </w:r>
           </w:p>
         </w:tc>
@@ -7937,7 +8683,7 @@
                 <w:color w:val="0B2545"/>
                 <w:sz w:val="18"/>
               </w:rPr>
-              <w:t>https://github.com/sidkolapalli/sidkolapalli</w:t>
+              <w:t>https://github.com/sukrisl/se-buddy-agent</w:t>
             </w:r>
           </w:p>
         </w:tc>
@@ -7949,7 +8695,380 @@
         <w:pageBreakBefore/>
       </w:pPr>
       <w:r>
-        <w:t>3.20 SysML v2 MCP Server by Raghunath Torase</w:t>
+        <w:t>3.22 sidkolapalli</w:t>
+      </w:r>
+    </w:p>
+    <w:p>
+      <w:pPr>
+        <w:spacing w:after="160"/>
+      </w:pPr>
+      <w:r>
+        <w:rPr>
+          <w:rFonts w:ascii="Microsoft YaHei" w:hAnsi="Microsoft YaHei" w:eastAsia="Microsoft YaHei"/>
+          <w:b/>
+          <w:color w:val="007079"/>
+          <w:sz w:val="18"/>
+        </w:rPr>
+        <w:t>Agent · SysML (version unspecified) · 待验证 · 开源</w:t>
+      </w:r>
+    </w:p>
+    <w:tbl>
+      <w:tblPr>
+        <w:tblStyle w:val="TableGrid"/>
+        <w:tblW w:type="dxa" w:w="9360"/>
+        <w:jc w:val="left"/>
+        <w:tblLayout w:type="fixed"/>
+        <w:tblLook w:firstColumn="1" w:firstRow="1" w:lastColumn="0" w:lastRow="0" w:noHBand="0" w:noVBand="1" w:val="04A0"/>
+        <w:tblInd w:w="120" w:type="dxa"/>
+      </w:tblPr>
+      <w:tblGrid>
+        <w:gridCol w:w="1700"/>
+        <w:gridCol w:w="7660"/>
+      </w:tblGrid>
+      <w:tr>
+        <w:tc>
+          <w:tcPr>
+            <w:tcW w:type="dxa" w:w="1700"/>
+            <w:shd w:fill="E8EEF5"/>
+            <w:vAlign w:val="top"/>
+            <w:tcMar>
+              <w:top w:w="80" w:type="dxa"/>
+              <w:start w:w="120" w:type="dxa"/>
+              <w:bottom w:w="80" w:type="dxa"/>
+              <w:end w:w="120" w:type="dxa"/>
+            </w:tcMar>
+          </w:tcPr>
+          <w:p>
+            <w:r>
+              <w:rPr>
+                <w:rFonts w:ascii="Microsoft YaHei" w:hAnsi="Microsoft YaHei" w:eastAsia="Microsoft YaHei"/>
+                <w:b/>
+                <w:color w:val="0B2545"/>
+                <w:sz w:val="18"/>
+              </w:rPr>
+              <w:t>功能说明</w:t>
+            </w:r>
+          </w:p>
+        </w:tc>
+        <w:tc>
+          <w:tcPr>
+            <w:tcW w:type="dxa" w:w="7660"/>
+            <w:vAlign w:val="top"/>
+            <w:tcMar>
+              <w:top w:w="80" w:type="dxa"/>
+              <w:start w:w="120" w:type="dxa"/>
+              <w:bottom w:w="80" w:type="dxa"/>
+              <w:end w:w="120" w:type="dxa"/>
+            </w:tcMar>
+          </w:tcPr>
+          <w:p>
+            <w:r>
+              <w:rPr>
+                <w:rFonts w:ascii="Microsoft YaHei" w:hAnsi="Microsoft YaHei" w:eastAsia="Microsoft YaHei"/>
+                <w:color w:val="0B2545"/>
+                <w:sz w:val="18"/>
+              </w:rPr>
+              <w:t>公开描述：Automotive systems, simulation, MBSE, and AI-assisted engineering tools.。该功能说明由规则提取，需在下一次人工复核时确认。</w:t>
+            </w:r>
+          </w:p>
+        </w:tc>
+      </w:tr>
+      <w:tr>
+        <w:tc>
+          <w:tcPr>
+            <w:tcW w:type="dxa" w:w="1700"/>
+            <w:shd w:fill="E8EEF5"/>
+            <w:vAlign w:val="top"/>
+            <w:tcMar>
+              <w:top w:w="80" w:type="dxa"/>
+              <w:start w:w="120" w:type="dxa"/>
+              <w:bottom w:w="80" w:type="dxa"/>
+              <w:end w:w="120" w:type="dxa"/>
+            </w:tcMar>
+          </w:tcPr>
+          <w:p>
+            <w:r>
+              <w:rPr>
+                <w:rFonts w:ascii="Microsoft YaHei" w:hAnsi="Microsoft YaHei" w:eastAsia="Microsoft YaHei"/>
+                <w:b/>
+                <w:color w:val="0B2545"/>
+                <w:sz w:val="18"/>
+              </w:rPr>
+              <w:t>适用场景</w:t>
+            </w:r>
+          </w:p>
+        </w:tc>
+        <w:tc>
+          <w:tcPr>
+            <w:tcW w:type="dxa" w:w="7660"/>
+            <w:vAlign w:val="top"/>
+            <w:tcMar>
+              <w:top w:w="80" w:type="dxa"/>
+              <w:start w:w="120" w:type="dxa"/>
+              <w:bottom w:w="80" w:type="dxa"/>
+              <w:end w:w="120" w:type="dxa"/>
+            </w:tcMar>
+          </w:tcPr>
+          <w:p>
+            <w:r>
+              <w:rPr>
+                <w:rFonts w:ascii="Microsoft YaHei" w:hAnsi="Microsoft YaHei" w:eastAsia="Microsoft YaHei"/>
+                <w:color w:val="0B2545"/>
+                <w:sz w:val="18"/>
+              </w:rPr>
+              <w:t>模型理解、模型审查</w:t>
+            </w:r>
+          </w:p>
+        </w:tc>
+      </w:tr>
+      <w:tr>
+        <w:tc>
+          <w:tcPr>
+            <w:tcW w:type="dxa" w:w="1700"/>
+            <w:shd w:fill="E8EEF5"/>
+            <w:vAlign w:val="top"/>
+            <w:tcMar>
+              <w:top w:w="80" w:type="dxa"/>
+              <w:start w:w="120" w:type="dxa"/>
+              <w:bottom w:w="80" w:type="dxa"/>
+              <w:end w:w="120" w:type="dxa"/>
+            </w:tcMar>
+          </w:tcPr>
+          <w:p>
+            <w:r>
+              <w:rPr>
+                <w:rFonts w:ascii="Microsoft YaHei" w:hAnsi="Microsoft YaHei" w:eastAsia="Microsoft YaHei"/>
+                <w:b/>
+                <w:color w:val="0B2545"/>
+                <w:sz w:val="18"/>
+              </w:rPr>
+              <w:t>核心能力</w:t>
+            </w:r>
+          </w:p>
+        </w:tc>
+        <w:tc>
+          <w:tcPr>
+            <w:tcW w:type="dxa" w:w="7660"/>
+            <w:vAlign w:val="top"/>
+            <w:tcMar>
+              <w:top w:w="80" w:type="dxa"/>
+              <w:start w:w="120" w:type="dxa"/>
+              <w:bottom w:w="80" w:type="dxa"/>
+              <w:end w:w="120" w:type="dxa"/>
+            </w:tcMar>
+          </w:tcPr>
+          <w:p>
+            <w:r>
+              <w:rPr>
+                <w:rFonts w:ascii="Microsoft YaHei" w:hAnsi="Microsoft YaHei" w:eastAsia="Microsoft YaHei"/>
+                <w:color w:val="0B2545"/>
+                <w:sz w:val="18"/>
+              </w:rPr>
+              <w:t>待进一步分析</w:t>
+            </w:r>
+          </w:p>
+        </w:tc>
+      </w:tr>
+      <w:tr>
+        <w:tc>
+          <w:tcPr>
+            <w:tcW w:type="dxa" w:w="1700"/>
+            <w:shd w:fill="E8EEF5"/>
+            <w:vAlign w:val="top"/>
+            <w:tcMar>
+              <w:top w:w="80" w:type="dxa"/>
+              <w:start w:w="120" w:type="dxa"/>
+              <w:bottom w:w="80" w:type="dxa"/>
+              <w:end w:w="120" w:type="dxa"/>
+            </w:tcMar>
+          </w:tcPr>
+          <w:p>
+            <w:r>
+              <w:rPr>
+                <w:rFonts w:ascii="Microsoft YaHei" w:hAnsi="Microsoft YaHei" w:eastAsia="Microsoft YaHei"/>
+                <w:b/>
+                <w:color w:val="0B2545"/>
+                <w:sz w:val="18"/>
+              </w:rPr>
+              <w:t>支持平台</w:t>
+            </w:r>
+          </w:p>
+        </w:tc>
+        <w:tc>
+          <w:tcPr>
+            <w:tcW w:type="dxa" w:w="7660"/>
+            <w:vAlign w:val="top"/>
+            <w:tcMar>
+              <w:top w:w="80" w:type="dxa"/>
+              <w:start w:w="120" w:type="dxa"/>
+              <w:bottom w:w="80" w:type="dxa"/>
+              <w:end w:w="120" w:type="dxa"/>
+            </w:tcMar>
+          </w:tcPr>
+          <w:p>
+            <w:r>
+              <w:rPr>
+                <w:rFonts w:ascii="Microsoft YaHei" w:hAnsi="Microsoft YaHei" w:eastAsia="Microsoft YaHei"/>
+                <w:color w:val="0B2545"/>
+                <w:sz w:val="18"/>
+              </w:rPr>
+              <w:t>To verify</w:t>
+            </w:r>
+          </w:p>
+        </w:tc>
+      </w:tr>
+      <w:tr>
+        <w:tc>
+          <w:tcPr>
+            <w:tcW w:type="dxa" w:w="1700"/>
+            <w:shd w:fill="E8EEF5"/>
+            <w:vAlign w:val="top"/>
+            <w:tcMar>
+              <w:top w:w="80" w:type="dxa"/>
+              <w:start w:w="120" w:type="dxa"/>
+              <w:bottom w:w="80" w:type="dxa"/>
+              <w:end w:w="120" w:type="dxa"/>
+            </w:tcMar>
+          </w:tcPr>
+          <w:p>
+            <w:r>
+              <w:rPr>
+                <w:rFonts w:ascii="Microsoft YaHei" w:hAnsi="Microsoft YaHei" w:eastAsia="Microsoft YaHei"/>
+                <w:b/>
+                <w:color w:val="0B2545"/>
+                <w:sz w:val="18"/>
+              </w:rPr>
+              <w:t>隐私与离线</w:t>
+            </w:r>
+          </w:p>
+        </w:tc>
+        <w:tc>
+          <w:tcPr>
+            <w:tcW w:type="dxa" w:w="7660"/>
+            <w:vAlign w:val="top"/>
+            <w:tcMar>
+              <w:top w:w="80" w:type="dxa"/>
+              <w:start w:w="120" w:type="dxa"/>
+              <w:bottom w:w="80" w:type="dxa"/>
+              <w:end w:w="120" w:type="dxa"/>
+            </w:tcMar>
+          </w:tcPr>
+          <w:p>
+            <w:r>
+              <w:rPr>
+                <w:rFonts w:ascii="Microsoft YaHei" w:hAnsi="Microsoft YaHei" w:eastAsia="Microsoft YaHei"/>
+                <w:color w:val="0B2545"/>
+                <w:sz w:val="18"/>
+              </w:rPr>
+              <w:t>自动发现项目，数据隐私与离线能力尚待核验。（离线能力：unknown）</w:t>
+            </w:r>
+          </w:p>
+        </w:tc>
+      </w:tr>
+      <w:tr>
+        <w:tc>
+          <w:tcPr>
+            <w:tcW w:type="dxa" w:w="1700"/>
+            <w:shd w:fill="E8EEF5"/>
+            <w:vAlign w:val="top"/>
+            <w:tcMar>
+              <w:top w:w="80" w:type="dxa"/>
+              <w:start w:w="120" w:type="dxa"/>
+              <w:bottom w:w="80" w:type="dxa"/>
+              <w:end w:w="120" w:type="dxa"/>
+            </w:tcMar>
+          </w:tcPr>
+          <w:p>
+            <w:r>
+              <w:rPr>
+                <w:rFonts w:ascii="Microsoft YaHei" w:hAnsi="Microsoft YaHei" w:eastAsia="Microsoft YaHei"/>
+                <w:b/>
+                <w:color w:val="0B2545"/>
+                <w:sz w:val="18"/>
+              </w:rPr>
+              <w:t>项目地址</w:t>
+            </w:r>
+          </w:p>
+        </w:tc>
+        <w:tc>
+          <w:tcPr>
+            <w:tcW w:type="dxa" w:w="7660"/>
+            <w:vAlign w:val="top"/>
+            <w:tcMar>
+              <w:top w:w="80" w:type="dxa"/>
+              <w:start w:w="120" w:type="dxa"/>
+              <w:bottom w:w="80" w:type="dxa"/>
+              <w:end w:w="120" w:type="dxa"/>
+            </w:tcMar>
+          </w:tcPr>
+          <w:p>
+            <w:r>
+              <w:rPr>
+                <w:rFonts w:ascii="Microsoft YaHei" w:hAnsi="Microsoft YaHei" w:eastAsia="Microsoft YaHei"/>
+                <w:color w:val="0B2545"/>
+                <w:sz w:val="18"/>
+              </w:rPr>
+              <w:t>https://github.com/sidkolapalli/sidkolapalli</w:t>
+            </w:r>
+          </w:p>
+        </w:tc>
+      </w:tr>
+      <w:tr>
+        <w:tc>
+          <w:tcPr>
+            <w:tcW w:type="dxa" w:w="1700"/>
+            <w:shd w:fill="E8EEF5"/>
+            <w:vAlign w:val="top"/>
+            <w:tcMar>
+              <w:top w:w="80" w:type="dxa"/>
+              <w:start w:w="120" w:type="dxa"/>
+              <w:bottom w:w="80" w:type="dxa"/>
+              <w:end w:w="120" w:type="dxa"/>
+            </w:tcMar>
+          </w:tcPr>
+          <w:p>
+            <w:r>
+              <w:rPr>
+                <w:rFonts w:ascii="Microsoft YaHei" w:hAnsi="Microsoft YaHei" w:eastAsia="Microsoft YaHei"/>
+                <w:b/>
+                <w:color w:val="0B2545"/>
+                <w:sz w:val="18"/>
+              </w:rPr>
+              <w:t>核验来源</w:t>
+            </w:r>
+          </w:p>
+        </w:tc>
+        <w:tc>
+          <w:tcPr>
+            <w:tcW w:type="dxa" w:w="7660"/>
+            <w:vAlign w:val="top"/>
+            <w:tcMar>
+              <w:top w:w="80" w:type="dxa"/>
+              <w:start w:w="120" w:type="dxa"/>
+              <w:bottom w:w="80" w:type="dxa"/>
+              <w:end w:w="120" w:type="dxa"/>
+            </w:tcMar>
+          </w:tcPr>
+          <w:p>
+            <w:r>
+              <w:rPr>
+                <w:rFonts w:ascii="Microsoft YaHei" w:hAnsi="Microsoft YaHei" w:eastAsia="Microsoft YaHei"/>
+                <w:color w:val="0B2545"/>
+                <w:sz w:val="18"/>
+              </w:rPr>
+              <w:t>https://github.com/sidkolapalli/sidkolapalli</w:t>
+            </w:r>
+          </w:p>
+        </w:tc>
+      </w:tr>
+    </w:tbl>
+    <w:p>
+      <w:pPr>
+        <w:pStyle w:val="Heading2"/>
+        <w:pageBreakBefore/>
+      </w:pPr>
+      <w:r>
+        <w:t>3.23 SysML v2 MCP Server by Raghunath Torase</w:t>
       </w:r>
     </w:p>
     <w:p>
@@ -8322,7 +9441,7 @@
         <w:pageBreakBefore/>
       </w:pPr>
       <w:r>
-        <w:t>3.21 sysml-ai-hub</w:t>
+        <w:t>3.24 sysml-ai-hub</w:t>
       </w:r>
     </w:p>
     <w:p>
@@ -8695,7 +9814,7 @@
         <w:pageBreakBefore/>
       </w:pPr>
       <w:r>
-        <w:t>3.22 sysml-rs</w:t>
+        <w:t>3.25 sysml-rs</w:t>
       </w:r>
     </w:p>
     <w:p>
@@ -9068,7 +10187,7 @@
         <w:pageBreakBefore/>
       </w:pPr>
       <w:r>
-        <w:t>3.23 sysml-v2-lsp</w:t>
+        <w:t>3.26 sysml-v2-lsp</w:t>
       </w:r>
     </w:p>
     <w:p>
@@ -9441,7 +10560,7 @@
         <w:pageBreakBefore/>
       </w:pPr>
       <w:r>
-        <w:t>3.24 sysml-v2-modeling-skill</w:t>
+        <w:t>3.27 sysml-v2-modeling-skill</w:t>
       </w:r>
     </w:p>
     <w:p>
@@ -9814,7 +10933,7 @@
         <w:pageBreakBefore/>
       </w:pPr>
       <w:r>
-        <w:t>3.25 sysmlv2-ai-toolkit</w:t>
+        <w:t>3.28 sysmlv2-ai-toolkit</w:t>
       </w:r>
     </w:p>
     <w:p>
@@ -10187,7 +11306,7 @@
         <w:pageBreakBefore/>
       </w:pPr>
       <w:r>
-        <w:t>3.26 verifying_SysML_v2_agentic_rag</w:t>
+        <w:t>3.29 verifying_SysML_v2_agentic_rag</w:t>
       </w:r>
     </w:p>
     <w:p>
@@ -10617,7 +11736,7 @@
           <w:color w:val="5D6B7A"/>
           <w:sz w:val="18"/>
         </w:rPr>
-        <w:t>生成时间：2026-08-31 08:39（Asia/Shanghai）</w:t>
+        <w:t>生成时间：2026-09-01 07:49（Asia/Shanghai）</w:t>
       </w:r>
     </w:p>
     <w:sectPr>

--- a/public/reports/sysml-ai-research-report.docx
+++ b/public/reports/sysml-ai-research-report.docx
@@ -11736,7 +11736,7 @@
           <w:color w:val="5D6B7A"/>
           <w:sz w:val="18"/>
         </w:rPr>
-        <w:t>生成时间：2026-09-01 07:49（Asia/Shanghai）</w:t>
+        <w:t>生成时间：2026-09-02 07:06（Asia/Shanghai）</w:t>
       </w:r>
     </w:p>
     <w:sectPr>

--- a/public/reports/sysml-ai-research-report.docx
+++ b/public/reports/sysml-ai-research-report.docx
@@ -11736,7 +11736,7 @@
           <w:color w:val="5D6B7A"/>
           <w:sz w:val="18"/>
         </w:rPr>
-        <w:t>生成时间：2026-09-02 07:06（Asia/Shanghai）</w:t>
+        <w:t>生成时间：2026-09-03 07:10（Asia/Shanghai）</w:t>
       </w:r>
     </w:p>
     <w:sectPr>

--- a/public/reports/sysml-ai-research-report.docx
+++ b/public/reports/sysml-ai-research-report.docx
@@ -88,7 +88,7 @@
                 <w:color w:val="0B2545"/>
                 <w:sz w:val="22"/>
               </w:rPr>
-              <w:t>2026-09-01</w:t>
+              <w:t>2026-09-04</w:t>
             </w:r>
           </w:p>
         </w:tc>
@@ -122,7 +122,7 @@
                 <w:color w:val="0B2545"/>
                 <w:sz w:val="22"/>
               </w:rPr>
-              <w:t>2026-09-04</w:t>
+              <w:t>2026-09-07</w:t>
             </w:r>
           </w:p>
         </w:tc>
@@ -158,7 +158,7 @@
                 <w:color w:val="0B2545"/>
                 <w:sz w:val="22"/>
               </w:rPr>
-              <w:t>29 个</w:t>
+              <w:t>30 个</w:t>
             </w:r>
           </w:p>
         </w:tc>
@@ -220,7 +220,7 @@
           <w:rFonts w:ascii="Microsoft YaHei" w:hAnsi="Microsoft YaHei" w:eastAsia="Microsoft YaHei"/>
           <w:color w:val="0B2545"/>
         </w:rPr>
-        <w:t xml:space="preserve"> 当前共收录 29 个项目，其中 5 个已验证、26 个确认为开源。 调研重点是这些工具在系统建模生命周期中的实际用途，而不只是在何种 AI 客户端中运行。</w:t>
+        <w:t xml:space="preserve"> 当前共收录 30 个项目，其中 5 个已验证、27 个确认为开源。 调研重点是这些工具在系统建模生命周期中的实际用途，而不只是在何种 AI 客户端中运行。</w:t>
       </w:r>
     </w:p>
     <w:p>
@@ -235,7 +235,7 @@
           <w:color w:val="0B2545"/>
           <w:sz w:val="22"/>
         </w:rPr>
-        <w:t>标准覆盖：SysML v2（15）；KerML（3）；通用 MBSE（1）；SysML (version unspecified)（8）；SysML v1（5）；UML（1）</w:t>
+        <w:t>标准覆盖：SysML v2（16）；KerML（3）；通用 MBSE（1）；SysML (version unspecified)（8）；SysML v1（5）；UML（1）</w:t>
       </w:r>
     </w:p>
     <w:p>
@@ -438,7 +438,7 @@
                 <w:color w:val="0B2545"/>
                 <w:sz w:val="17"/>
               </w:rPr>
-              <w:t>FocusTick、HL7-HSRA_E2-SFM2SysMLv2-Agent、INSPECTA-Spec-Code-Proof-Copilot、mbse-local-ai-demo、mbseagent2、mora-pochettino、se-buddy-agent、sidkolapalli、sysmlv2-ai-toolkit</w:t>
+              <w:t>FocusTick、HL7-HSRA_E2-SFM2SysMLv2-Agent、INSPECTA-Spec-Code-Proof-Copilot、mbse-local-ai-demo、mbseagent2、mora-pochettino、se-buddy-agent、sidkolapalli、sysmlv2-ai-toolkit、sysprose</w:t>
             </w:r>
           </w:p>
         </w:tc>
@@ -482,7 +482,7 @@
                 <w:color w:val="0B2545"/>
                 <w:sz w:val="17"/>
               </w:rPr>
-              <w:t>待进一步分析、模型生成</w:t>
+              <w:t>待进一步分析、模型生成、模型查询</w:t>
             </w:r>
           </w:p>
         </w:tc>
@@ -11306,7 +11306,380 @@
         <w:pageBreakBefore/>
       </w:pPr>
       <w:r>
-        <w:t>3.29 verifying_SysML_v2_agentic_rag</w:t>
+        <w:t>3.29 sysprose</w:t>
+      </w:r>
+    </w:p>
+    <w:p>
+      <w:pPr>
+        <w:spacing w:after="160"/>
+      </w:pPr>
+      <w:r>
+        <w:rPr>
+          <w:rFonts w:ascii="Microsoft YaHei" w:hAnsi="Microsoft YaHei" w:eastAsia="Microsoft YaHei"/>
+          <w:b/>
+          <w:color w:val="007079"/>
+          <w:sz w:val="18"/>
+        </w:rPr>
+        <w:t>Agent · SysML v2 · 待验证 · 开源</w:t>
+      </w:r>
+    </w:p>
+    <w:tbl>
+      <w:tblPr>
+        <w:tblStyle w:val="TableGrid"/>
+        <w:tblW w:type="dxa" w:w="9360"/>
+        <w:jc w:val="left"/>
+        <w:tblLayout w:type="fixed"/>
+        <w:tblLook w:firstColumn="1" w:firstRow="1" w:lastColumn="0" w:lastRow="0" w:noHBand="0" w:noVBand="1" w:val="04A0"/>
+        <w:tblInd w:w="120" w:type="dxa"/>
+      </w:tblPr>
+      <w:tblGrid>
+        <w:gridCol w:w="1700"/>
+        <w:gridCol w:w="7660"/>
+      </w:tblGrid>
+      <w:tr>
+        <w:tc>
+          <w:tcPr>
+            <w:tcW w:type="dxa" w:w="1700"/>
+            <w:shd w:fill="E8EEF5"/>
+            <w:vAlign w:val="top"/>
+            <w:tcMar>
+              <w:top w:w="80" w:type="dxa"/>
+              <w:start w:w="120" w:type="dxa"/>
+              <w:bottom w:w="80" w:type="dxa"/>
+              <w:end w:w="120" w:type="dxa"/>
+            </w:tcMar>
+          </w:tcPr>
+          <w:p>
+            <w:r>
+              <w:rPr>
+                <w:rFonts w:ascii="Microsoft YaHei" w:hAnsi="Microsoft YaHei" w:eastAsia="Microsoft YaHei"/>
+                <w:b/>
+                <w:color w:val="0B2545"/>
+                <w:sz w:val="18"/>
+              </w:rPr>
+              <w:t>功能说明</w:t>
+            </w:r>
+          </w:p>
+        </w:tc>
+        <w:tc>
+          <w:tcPr>
+            <w:tcW w:type="dxa" w:w="7660"/>
+            <w:vAlign w:val="top"/>
+            <w:tcMar>
+              <w:top w:w="80" w:type="dxa"/>
+              <w:start w:w="120" w:type="dxa"/>
+              <w:bottom w:w="80" w:type="dxa"/>
+              <w:end w:w="120" w:type="dxa"/>
+            </w:tcMar>
+          </w:tcPr>
+          <w:p>
+            <w:r>
+              <w:rPr>
+                <w:rFonts w:ascii="Microsoft YaHei" w:hAnsi="Microsoft YaHei" w:eastAsia="Microsoft YaHei"/>
+                <w:color w:val="0B2545"/>
+                <w:sz w:val="18"/>
+              </w:rPr>
+              <w:t>公开描述：Another system modeler — models as prose, tested by agents in the browser. A pure-browser, agent-focused modeling tool implementing a SysML v2–style notation (candidate, not certified).。该功能说明由规则提取，需在下一次人工复核时确认。</w:t>
+            </w:r>
+          </w:p>
+        </w:tc>
+      </w:tr>
+      <w:tr>
+        <w:tc>
+          <w:tcPr>
+            <w:tcW w:type="dxa" w:w="1700"/>
+            <w:shd w:fill="E8EEF5"/>
+            <w:vAlign w:val="top"/>
+            <w:tcMar>
+              <w:top w:w="80" w:type="dxa"/>
+              <w:start w:w="120" w:type="dxa"/>
+              <w:bottom w:w="80" w:type="dxa"/>
+              <w:end w:w="120" w:type="dxa"/>
+            </w:tcMar>
+          </w:tcPr>
+          <w:p>
+            <w:r>
+              <w:rPr>
+                <w:rFonts w:ascii="Microsoft YaHei" w:hAnsi="Microsoft YaHei" w:eastAsia="Microsoft YaHei"/>
+                <w:b/>
+                <w:color w:val="0B2545"/>
+                <w:sz w:val="18"/>
+              </w:rPr>
+              <w:t>适用场景</w:t>
+            </w:r>
+          </w:p>
+        </w:tc>
+        <w:tc>
+          <w:tcPr>
+            <w:tcW w:type="dxa" w:w="7660"/>
+            <w:vAlign w:val="top"/>
+            <w:tcMar>
+              <w:top w:w="80" w:type="dxa"/>
+              <w:start w:w="120" w:type="dxa"/>
+              <w:bottom w:w="80" w:type="dxa"/>
+              <w:end w:w="120" w:type="dxa"/>
+            </w:tcMar>
+          </w:tcPr>
+          <w:p>
+            <w:r>
+              <w:rPr>
+                <w:rFonts w:ascii="Microsoft YaHei" w:hAnsi="Microsoft YaHei" w:eastAsia="Microsoft YaHei"/>
+                <w:color w:val="0B2545"/>
+                <w:sz w:val="18"/>
+              </w:rPr>
+              <w:t>模型理解</w:t>
+            </w:r>
+          </w:p>
+        </w:tc>
+      </w:tr>
+      <w:tr>
+        <w:tc>
+          <w:tcPr>
+            <w:tcW w:type="dxa" w:w="1700"/>
+            <w:shd w:fill="E8EEF5"/>
+            <w:vAlign w:val="top"/>
+            <w:tcMar>
+              <w:top w:w="80" w:type="dxa"/>
+              <w:start w:w="120" w:type="dxa"/>
+              <w:bottom w:w="80" w:type="dxa"/>
+              <w:end w:w="120" w:type="dxa"/>
+            </w:tcMar>
+          </w:tcPr>
+          <w:p>
+            <w:r>
+              <w:rPr>
+                <w:rFonts w:ascii="Microsoft YaHei" w:hAnsi="Microsoft YaHei" w:eastAsia="Microsoft YaHei"/>
+                <w:b/>
+                <w:color w:val="0B2545"/>
+                <w:sz w:val="18"/>
+              </w:rPr>
+              <w:t>核心能力</w:t>
+            </w:r>
+          </w:p>
+        </w:tc>
+        <w:tc>
+          <w:tcPr>
+            <w:tcW w:type="dxa" w:w="7660"/>
+            <w:vAlign w:val="top"/>
+            <w:tcMar>
+              <w:top w:w="80" w:type="dxa"/>
+              <w:start w:w="120" w:type="dxa"/>
+              <w:bottom w:w="80" w:type="dxa"/>
+              <w:end w:w="120" w:type="dxa"/>
+            </w:tcMar>
+          </w:tcPr>
+          <w:p>
+            <w:r>
+              <w:rPr>
+                <w:rFonts w:ascii="Microsoft YaHei" w:hAnsi="Microsoft YaHei" w:eastAsia="Microsoft YaHei"/>
+                <w:color w:val="0B2545"/>
+                <w:sz w:val="18"/>
+              </w:rPr>
+              <w:t>模型查询</w:t>
+            </w:r>
+          </w:p>
+        </w:tc>
+      </w:tr>
+      <w:tr>
+        <w:tc>
+          <w:tcPr>
+            <w:tcW w:type="dxa" w:w="1700"/>
+            <w:shd w:fill="E8EEF5"/>
+            <w:vAlign w:val="top"/>
+            <w:tcMar>
+              <w:top w:w="80" w:type="dxa"/>
+              <w:start w:w="120" w:type="dxa"/>
+              <w:bottom w:w="80" w:type="dxa"/>
+              <w:end w:w="120" w:type="dxa"/>
+            </w:tcMar>
+          </w:tcPr>
+          <w:p>
+            <w:r>
+              <w:rPr>
+                <w:rFonts w:ascii="Microsoft YaHei" w:hAnsi="Microsoft YaHei" w:eastAsia="Microsoft YaHei"/>
+                <w:b/>
+                <w:color w:val="0B2545"/>
+                <w:sz w:val="18"/>
+              </w:rPr>
+              <w:t>支持平台</w:t>
+            </w:r>
+          </w:p>
+        </w:tc>
+        <w:tc>
+          <w:tcPr>
+            <w:tcW w:type="dxa" w:w="7660"/>
+            <w:vAlign w:val="top"/>
+            <w:tcMar>
+              <w:top w:w="80" w:type="dxa"/>
+              <w:start w:w="120" w:type="dxa"/>
+              <w:bottom w:w="80" w:type="dxa"/>
+              <w:end w:w="120" w:type="dxa"/>
+            </w:tcMar>
+          </w:tcPr>
+          <w:p>
+            <w:r>
+              <w:rPr>
+                <w:rFonts w:ascii="Microsoft YaHei" w:hAnsi="Microsoft YaHei" w:eastAsia="Microsoft YaHei"/>
+                <w:color w:val="0B2545"/>
+                <w:sz w:val="18"/>
+              </w:rPr>
+              <w:t>To verify</w:t>
+            </w:r>
+          </w:p>
+        </w:tc>
+      </w:tr>
+      <w:tr>
+        <w:tc>
+          <w:tcPr>
+            <w:tcW w:type="dxa" w:w="1700"/>
+            <w:shd w:fill="E8EEF5"/>
+            <w:vAlign w:val="top"/>
+            <w:tcMar>
+              <w:top w:w="80" w:type="dxa"/>
+              <w:start w:w="120" w:type="dxa"/>
+              <w:bottom w:w="80" w:type="dxa"/>
+              <w:end w:w="120" w:type="dxa"/>
+            </w:tcMar>
+          </w:tcPr>
+          <w:p>
+            <w:r>
+              <w:rPr>
+                <w:rFonts w:ascii="Microsoft YaHei" w:hAnsi="Microsoft YaHei" w:eastAsia="Microsoft YaHei"/>
+                <w:b/>
+                <w:color w:val="0B2545"/>
+                <w:sz w:val="18"/>
+              </w:rPr>
+              <w:t>隐私与离线</w:t>
+            </w:r>
+          </w:p>
+        </w:tc>
+        <w:tc>
+          <w:tcPr>
+            <w:tcW w:type="dxa" w:w="7660"/>
+            <w:vAlign w:val="top"/>
+            <w:tcMar>
+              <w:top w:w="80" w:type="dxa"/>
+              <w:start w:w="120" w:type="dxa"/>
+              <w:bottom w:w="80" w:type="dxa"/>
+              <w:end w:w="120" w:type="dxa"/>
+            </w:tcMar>
+          </w:tcPr>
+          <w:p>
+            <w:r>
+              <w:rPr>
+                <w:rFonts w:ascii="Microsoft YaHei" w:hAnsi="Microsoft YaHei" w:eastAsia="Microsoft YaHei"/>
+                <w:color w:val="0B2545"/>
+                <w:sz w:val="18"/>
+              </w:rPr>
+              <w:t>自动发现项目，数据隐私与离线能力尚待核验。（离线能力：unknown）</w:t>
+            </w:r>
+          </w:p>
+        </w:tc>
+      </w:tr>
+      <w:tr>
+        <w:tc>
+          <w:tcPr>
+            <w:tcW w:type="dxa" w:w="1700"/>
+            <w:shd w:fill="E8EEF5"/>
+            <w:vAlign w:val="top"/>
+            <w:tcMar>
+              <w:top w:w="80" w:type="dxa"/>
+              <w:start w:w="120" w:type="dxa"/>
+              <w:bottom w:w="80" w:type="dxa"/>
+              <w:end w:w="120" w:type="dxa"/>
+            </w:tcMar>
+          </w:tcPr>
+          <w:p>
+            <w:r>
+              <w:rPr>
+                <w:rFonts w:ascii="Microsoft YaHei" w:hAnsi="Microsoft YaHei" w:eastAsia="Microsoft YaHei"/>
+                <w:b/>
+                <w:color w:val="0B2545"/>
+                <w:sz w:val="18"/>
+              </w:rPr>
+              <w:t>项目地址</w:t>
+            </w:r>
+          </w:p>
+        </w:tc>
+        <w:tc>
+          <w:tcPr>
+            <w:tcW w:type="dxa" w:w="7660"/>
+            <w:vAlign w:val="top"/>
+            <w:tcMar>
+              <w:top w:w="80" w:type="dxa"/>
+              <w:start w:w="120" w:type="dxa"/>
+              <w:bottom w:w="80" w:type="dxa"/>
+              <w:end w:w="120" w:type="dxa"/>
+            </w:tcMar>
+          </w:tcPr>
+          <w:p>
+            <w:r>
+              <w:rPr>
+                <w:rFonts w:ascii="Microsoft YaHei" w:hAnsi="Microsoft YaHei" w:eastAsia="Microsoft YaHei"/>
+                <w:color w:val="0B2545"/>
+                <w:sz w:val="18"/>
+              </w:rPr>
+              <w:t>https://github.com/cosmindxu/sysprose</w:t>
+            </w:r>
+          </w:p>
+        </w:tc>
+      </w:tr>
+      <w:tr>
+        <w:tc>
+          <w:tcPr>
+            <w:tcW w:type="dxa" w:w="1700"/>
+            <w:shd w:fill="E8EEF5"/>
+            <w:vAlign w:val="top"/>
+            <w:tcMar>
+              <w:top w:w="80" w:type="dxa"/>
+              <w:start w:w="120" w:type="dxa"/>
+              <w:bottom w:w="80" w:type="dxa"/>
+              <w:end w:w="120" w:type="dxa"/>
+            </w:tcMar>
+          </w:tcPr>
+          <w:p>
+            <w:r>
+              <w:rPr>
+                <w:rFonts w:ascii="Microsoft YaHei" w:hAnsi="Microsoft YaHei" w:eastAsia="Microsoft YaHei"/>
+                <w:b/>
+                <w:color w:val="0B2545"/>
+                <w:sz w:val="18"/>
+              </w:rPr>
+              <w:t>核验来源</w:t>
+            </w:r>
+          </w:p>
+        </w:tc>
+        <w:tc>
+          <w:tcPr>
+            <w:tcW w:type="dxa" w:w="7660"/>
+            <w:vAlign w:val="top"/>
+            <w:tcMar>
+              <w:top w:w="80" w:type="dxa"/>
+              <w:start w:w="120" w:type="dxa"/>
+              <w:bottom w:w="80" w:type="dxa"/>
+              <w:end w:w="120" w:type="dxa"/>
+            </w:tcMar>
+          </w:tcPr>
+          <w:p>
+            <w:r>
+              <w:rPr>
+                <w:rFonts w:ascii="Microsoft YaHei" w:hAnsi="Microsoft YaHei" w:eastAsia="Microsoft YaHei"/>
+                <w:color w:val="0B2545"/>
+                <w:sz w:val="18"/>
+              </w:rPr>
+              <w:t>https://github.com/cosmindxu/sysprose</w:t>
+            </w:r>
+          </w:p>
+        </w:tc>
+      </w:tr>
+    </w:tbl>
+    <w:p>
+      <w:pPr>
+        <w:pStyle w:val="Heading2"/>
+        <w:pageBreakBefore/>
+      </w:pPr>
+      <w:r>
+        <w:t>3.30 verifying_SysML_v2_agentic_rag</w:t>
       </w:r>
     </w:p>
     <w:p>
@@ -11736,7 +12109,7 @@
           <w:color w:val="5D6B7A"/>
           <w:sz w:val="18"/>
         </w:rPr>
-        <w:t>生成时间：2026-09-03 07:10（Asia/Shanghai）</w:t>
+        <w:t>生成时间：2026-09-04 07:14（Asia/Shanghai）</w:t>
       </w:r>
     </w:p>
     <w:sectPr>

--- a/public/reports/sysml-ai-research-report.docx
+++ b/public/reports/sysml-ai-research-report.docx
@@ -12109,7 +12109,7 @@
           <w:color w:val="5D6B7A"/>
           <w:sz w:val="18"/>
         </w:rPr>
-        <w:t>生成时间：2026-09-04 07:14（Asia/Shanghai）</w:t>
+        <w:t>生成时间：2026-09-05 06:56（Asia/Shanghai）</w:t>
       </w:r>
     </w:p>
     <w:sectPr>

--- a/public/reports/sysml-ai-research-report.docx
+++ b/public/reports/sysml-ai-research-report.docx
@@ -12109,7 +12109,7 @@
           <w:color w:val="5D6B7A"/>
           <w:sz w:val="18"/>
         </w:rPr>
-        <w:t>生成时间：2026-09-05 06:56（Asia/Shanghai）</w:t>
+        <w:t>生成时间：2026-09-06 07:07（Asia/Shanghai）</w:t>
       </w:r>
     </w:p>
     <w:sectPr>

--- a/public/reports/sysml-ai-research-report.docx
+++ b/public/reports/sysml-ai-research-report.docx
@@ -88,7 +88,7 @@
                 <w:color w:val="0B2545"/>
                 <w:sz w:val="22"/>
               </w:rPr>
-              <w:t>2026-09-04</w:t>
+              <w:t>2026-09-07</w:t>
             </w:r>
           </w:p>
         </w:tc>
@@ -122,7 +122,7 @@
                 <w:color w:val="0B2545"/>
                 <w:sz w:val="22"/>
               </w:rPr>
-              <w:t>2026-09-07</w:t>
+              <w:t>2026-09-10</w:t>
             </w:r>
           </w:p>
         </w:tc>
@@ -12109,7 +12109,7 @@
           <w:color w:val="5D6B7A"/>
           <w:sz w:val="18"/>
         </w:rPr>
-        <w:t>生成时间：2026-09-06 07:07（Asia/Shanghai）</w:t>
+        <w:t>生成时间：2026-09-07 07:20（Asia/Shanghai）</w:t>
       </w:r>
     </w:p>
     <w:sectPr>

--- a/public/reports/sysml-ai-research-report.docx
+++ b/public/reports/sysml-ai-research-report.docx
@@ -12109,7 +12109,7 @@
           <w:color w:val="5D6B7A"/>
           <w:sz w:val="18"/>
         </w:rPr>
-        <w:t>生成时间：2026-09-07 07:20（Asia/Shanghai）</w:t>
+        <w:t>生成时间：2026-09-08 07:15（Asia/Shanghai）</w:t>
       </w:r>
     </w:p>
     <w:sectPr>

--- a/public/reports/sysml-ai-research-report.docx
+++ b/public/reports/sysml-ai-research-report.docx
@@ -12109,7 +12109,7 @@
           <w:color w:val="5D6B7A"/>
           <w:sz w:val="18"/>
         </w:rPr>
-        <w:t>生成时间：2026-09-08 07:15（Asia/Shanghai）</w:t>
+        <w:t>生成时间：2026-09-09 07:23（Asia/Shanghai）</w:t>
       </w:r>
     </w:p>
     <w:sectPr>

--- a/public/reports/sysml-ai-research-report.docx
+++ b/public/reports/sysml-ai-research-report.docx
@@ -88,7 +88,7 @@
                 <w:color w:val="0B2545"/>
                 <w:sz w:val="22"/>
               </w:rPr>
-              <w:t>2026-09-07</w:t>
+              <w:t>2026-09-10</w:t>
             </w:r>
           </w:p>
         </w:tc>
@@ -122,7 +122,7 @@
                 <w:color w:val="0B2545"/>
                 <w:sz w:val="22"/>
               </w:rPr>
-              <w:t>2026-09-10</w:t>
+              <w:t>2026-09-13</w:t>
             </w:r>
           </w:p>
         </w:tc>
@@ -158,7 +158,7 @@
                 <w:color w:val="0B2545"/>
                 <w:sz w:val="22"/>
               </w:rPr>
-              <w:t>30 个</w:t>
+              <w:t>31 个</w:t>
             </w:r>
           </w:p>
         </w:tc>
@@ -220,7 +220,7 @@
           <w:rFonts w:ascii="Microsoft YaHei" w:hAnsi="Microsoft YaHei" w:eastAsia="Microsoft YaHei"/>
           <w:color w:val="0B2545"/>
         </w:rPr>
-        <w:t xml:space="preserve"> 当前共收录 30 个项目，其中 5 个已验证、27 个确认为开源。 调研重点是这些工具在系统建模生命周期中的实际用途，而不只是在何种 AI 客户端中运行。</w:t>
+        <w:t xml:space="preserve"> 当前共收录 31 个项目，其中 5 个已验证、28 个确认为开源。 调研重点是这些工具在系统建模生命周期中的实际用途，而不只是在何种 AI 客户端中运行。</w:t>
       </w:r>
     </w:p>
     <w:p>
@@ -235,7 +235,7 @@
           <w:color w:val="0B2545"/>
           <w:sz w:val="22"/>
         </w:rPr>
-        <w:t>标准覆盖：SysML v2（16）；KerML（3）；通用 MBSE（1）；SysML (version unspecified)（8）；SysML v1（5）；UML（1）</w:t>
+        <w:t>标准覆盖：SysML v2（17）；KerML（3）；通用 MBSE（1）；SysML (version unspecified)（8）；SysML v1（5）；UML（1）</w:t>
       </w:r>
     </w:p>
     <w:p>
@@ -438,7 +438,7 @@
                 <w:color w:val="0B2545"/>
                 <w:sz w:val="17"/>
               </w:rPr>
-              <w:t>FocusTick、HL7-HSRA_E2-SFM2SysMLv2-Agent、INSPECTA-Spec-Code-Proof-Copilot、mbse-local-ai-demo、mbseagent2、mora-pochettino、se-buddy-agent、sidkolapalli、sysmlv2-ai-toolkit、sysprose</w:t>
+              <w:t>FocusTick、HL7-HSRA_E2-SFM2SysMLv2-Agent、INSPECTA-Spec-Code-Proof-Copilot、mbse-local-ai-demo、mbseagent2、mora-pochettino、se-buddy-agent、sidkolapalli、SysML2-spec-gpt、sysmlv2-ai-toolkit、sysprose</w:t>
             </w:r>
           </w:p>
         </w:tc>
@@ -10933,7 +10933,7 @@
         <w:pageBreakBefore/>
       </w:pPr>
       <w:r>
-        <w:t>3.28 sysmlv2-ai-toolkit</w:t>
+        <w:t>3.28 SysML2-spec-gpt</w:t>
       </w:r>
     </w:p>
     <w:p>
@@ -11006,7 +11006,7 @@
                 <w:color w:val="0B2545"/>
                 <w:sz w:val="18"/>
               </w:rPr>
-              <w:t>公开描述：A sysmlv2-backed AI workflow template。该功能说明由规则提取，需在下一次人工复核时确认。</w:t>
+              <w:t>公开描述：自动检索发现的 SysML/MBSE AI 候选项目，等待进一步核验。。该功能说明由规则提取，需在下一次人工复核时确认。</w:t>
             </w:r>
           </w:p>
         </w:tc>
@@ -11054,7 +11054,7 @@
                 <w:color w:val="0B2545"/>
                 <w:sz w:val="18"/>
               </w:rPr>
-              <w:t>模型理解、模型审查</w:t>
+              <w:t>模型理解</w:t>
             </w:r>
           </w:p>
         </w:tc>
@@ -11246,7 +11246,7 @@
                 <w:color w:val="0B2545"/>
                 <w:sz w:val="18"/>
               </w:rPr>
-              <w:t>https://github.com/williamweatherholtz/sysmlv2-ai-toolkit</w:t>
+              <w:t>https://github.com/Elliades/SysML2-spec-gpt</w:t>
             </w:r>
           </w:p>
         </w:tc>
@@ -11294,7 +11294,7 @@
                 <w:color w:val="0B2545"/>
                 <w:sz w:val="18"/>
               </w:rPr>
-              <w:t>https://github.com/williamweatherholtz/sysmlv2-ai-toolkit</w:t>
+              <w:t>https://github.com/Elliades/SysML2-spec-gpt</w:t>
             </w:r>
           </w:p>
         </w:tc>
@@ -11306,7 +11306,7 @@
         <w:pageBreakBefore/>
       </w:pPr>
       <w:r>
-        <w:t>3.29 sysprose</w:t>
+        <w:t>3.29 sysmlv2-ai-toolkit</w:t>
       </w:r>
     </w:p>
     <w:p>
@@ -11379,7 +11379,7 @@
                 <w:color w:val="0B2545"/>
                 <w:sz w:val="18"/>
               </w:rPr>
-              <w:t>公开描述：Another system modeler — models as prose, tested by agents in the browser. A pure-browser, agent-focused modeling tool implementing a SysML v2–style notation (candidate, not certified).。该功能说明由规则提取，需在下一次人工复核时确认。</w:t>
+              <w:t>公开描述：A sysmlv2-backed AI workflow template。该功能说明由规则提取，需在下一次人工复核时确认。</w:t>
             </w:r>
           </w:p>
         </w:tc>
@@ -11427,7 +11427,7 @@
                 <w:color w:val="0B2545"/>
                 <w:sz w:val="18"/>
               </w:rPr>
-              <w:t>模型理解</w:t>
+              <w:t>模型理解、模型审查</w:t>
             </w:r>
           </w:p>
         </w:tc>
@@ -11475,7 +11475,7 @@
                 <w:color w:val="0B2545"/>
                 <w:sz w:val="18"/>
               </w:rPr>
-              <w:t>模型查询</w:t>
+              <w:t>待进一步分析</w:t>
             </w:r>
           </w:p>
         </w:tc>
@@ -11619,7 +11619,7 @@
                 <w:color w:val="0B2545"/>
                 <w:sz w:val="18"/>
               </w:rPr>
-              <w:t>https://github.com/cosmindxu/sysprose</w:t>
+              <w:t>https://github.com/williamweatherholtz/sysmlv2-ai-toolkit</w:t>
             </w:r>
           </w:p>
         </w:tc>
@@ -11667,7 +11667,7 @@
                 <w:color w:val="0B2545"/>
                 <w:sz w:val="18"/>
               </w:rPr>
-              <w:t>https://github.com/cosmindxu/sysprose</w:t>
+              <w:t>https://github.com/williamweatherholtz/sysmlv2-ai-toolkit</w:t>
             </w:r>
           </w:p>
         </w:tc>
@@ -11679,7 +11679,380 @@
         <w:pageBreakBefore/>
       </w:pPr>
       <w:r>
-        <w:t>3.30 verifying_SysML_v2_agentic_rag</w:t>
+        <w:t>3.30 sysprose</w:t>
+      </w:r>
+    </w:p>
+    <w:p>
+      <w:pPr>
+        <w:spacing w:after="160"/>
+      </w:pPr>
+      <w:r>
+        <w:rPr>
+          <w:rFonts w:ascii="Microsoft YaHei" w:hAnsi="Microsoft YaHei" w:eastAsia="Microsoft YaHei"/>
+          <w:b/>
+          <w:color w:val="007079"/>
+          <w:sz w:val="18"/>
+        </w:rPr>
+        <w:t>Agent · SysML v2 · 待验证 · 开源</w:t>
+      </w:r>
+    </w:p>
+    <w:tbl>
+      <w:tblPr>
+        <w:tblStyle w:val="TableGrid"/>
+        <w:tblW w:type="dxa" w:w="9360"/>
+        <w:jc w:val="left"/>
+        <w:tblLayout w:type="fixed"/>
+        <w:tblLook w:firstColumn="1" w:firstRow="1" w:lastColumn="0" w:lastRow="0" w:noHBand="0" w:noVBand="1" w:val="04A0"/>
+        <w:tblInd w:w="120" w:type="dxa"/>
+      </w:tblPr>
+      <w:tblGrid>
+        <w:gridCol w:w="1700"/>
+        <w:gridCol w:w="7660"/>
+      </w:tblGrid>
+      <w:tr>
+        <w:tc>
+          <w:tcPr>
+            <w:tcW w:type="dxa" w:w="1700"/>
+            <w:shd w:fill="E8EEF5"/>
+            <w:vAlign w:val="top"/>
+            <w:tcMar>
+              <w:top w:w="80" w:type="dxa"/>
+              <w:start w:w="120" w:type="dxa"/>
+              <w:bottom w:w="80" w:type="dxa"/>
+              <w:end w:w="120" w:type="dxa"/>
+            </w:tcMar>
+          </w:tcPr>
+          <w:p>
+            <w:r>
+              <w:rPr>
+                <w:rFonts w:ascii="Microsoft YaHei" w:hAnsi="Microsoft YaHei" w:eastAsia="Microsoft YaHei"/>
+                <w:b/>
+                <w:color w:val="0B2545"/>
+                <w:sz w:val="18"/>
+              </w:rPr>
+              <w:t>功能说明</w:t>
+            </w:r>
+          </w:p>
+        </w:tc>
+        <w:tc>
+          <w:tcPr>
+            <w:tcW w:type="dxa" w:w="7660"/>
+            <w:vAlign w:val="top"/>
+            <w:tcMar>
+              <w:top w:w="80" w:type="dxa"/>
+              <w:start w:w="120" w:type="dxa"/>
+              <w:bottom w:w="80" w:type="dxa"/>
+              <w:end w:w="120" w:type="dxa"/>
+            </w:tcMar>
+          </w:tcPr>
+          <w:p>
+            <w:r>
+              <w:rPr>
+                <w:rFonts w:ascii="Microsoft YaHei" w:hAnsi="Microsoft YaHei" w:eastAsia="Microsoft YaHei"/>
+                <w:color w:val="0B2545"/>
+                <w:sz w:val="18"/>
+              </w:rPr>
+              <w:t>公开描述：Another system modeler — models as prose, tested by agents in the browser. A pure-browser, agent-focused modeling tool implementing a SysML v2–style notation (candidate, not certified).。该功能说明由规则提取，需在下一次人工复核时确认。</w:t>
+            </w:r>
+          </w:p>
+        </w:tc>
+      </w:tr>
+      <w:tr>
+        <w:tc>
+          <w:tcPr>
+            <w:tcW w:type="dxa" w:w="1700"/>
+            <w:shd w:fill="E8EEF5"/>
+            <w:vAlign w:val="top"/>
+            <w:tcMar>
+              <w:top w:w="80" w:type="dxa"/>
+              <w:start w:w="120" w:type="dxa"/>
+              <w:bottom w:w="80" w:type="dxa"/>
+              <w:end w:w="120" w:type="dxa"/>
+            </w:tcMar>
+          </w:tcPr>
+          <w:p>
+            <w:r>
+              <w:rPr>
+                <w:rFonts w:ascii="Microsoft YaHei" w:hAnsi="Microsoft YaHei" w:eastAsia="Microsoft YaHei"/>
+                <w:b/>
+                <w:color w:val="0B2545"/>
+                <w:sz w:val="18"/>
+              </w:rPr>
+              <w:t>适用场景</w:t>
+            </w:r>
+          </w:p>
+        </w:tc>
+        <w:tc>
+          <w:tcPr>
+            <w:tcW w:type="dxa" w:w="7660"/>
+            <w:vAlign w:val="top"/>
+            <w:tcMar>
+              <w:top w:w="80" w:type="dxa"/>
+              <w:start w:w="120" w:type="dxa"/>
+              <w:bottom w:w="80" w:type="dxa"/>
+              <w:end w:w="120" w:type="dxa"/>
+            </w:tcMar>
+          </w:tcPr>
+          <w:p>
+            <w:r>
+              <w:rPr>
+                <w:rFonts w:ascii="Microsoft YaHei" w:hAnsi="Microsoft YaHei" w:eastAsia="Microsoft YaHei"/>
+                <w:color w:val="0B2545"/>
+                <w:sz w:val="18"/>
+              </w:rPr>
+              <w:t>模型理解</w:t>
+            </w:r>
+          </w:p>
+        </w:tc>
+      </w:tr>
+      <w:tr>
+        <w:tc>
+          <w:tcPr>
+            <w:tcW w:type="dxa" w:w="1700"/>
+            <w:shd w:fill="E8EEF5"/>
+            <w:vAlign w:val="top"/>
+            <w:tcMar>
+              <w:top w:w="80" w:type="dxa"/>
+              <w:start w:w="120" w:type="dxa"/>
+              <w:bottom w:w="80" w:type="dxa"/>
+              <w:end w:w="120" w:type="dxa"/>
+            </w:tcMar>
+          </w:tcPr>
+          <w:p>
+            <w:r>
+              <w:rPr>
+                <w:rFonts w:ascii="Microsoft YaHei" w:hAnsi="Microsoft YaHei" w:eastAsia="Microsoft YaHei"/>
+                <w:b/>
+                <w:color w:val="0B2545"/>
+                <w:sz w:val="18"/>
+              </w:rPr>
+              <w:t>核心能力</w:t>
+            </w:r>
+          </w:p>
+        </w:tc>
+        <w:tc>
+          <w:tcPr>
+            <w:tcW w:type="dxa" w:w="7660"/>
+            <w:vAlign w:val="top"/>
+            <w:tcMar>
+              <w:top w:w="80" w:type="dxa"/>
+              <w:start w:w="120" w:type="dxa"/>
+              <w:bottom w:w="80" w:type="dxa"/>
+              <w:end w:w="120" w:type="dxa"/>
+            </w:tcMar>
+          </w:tcPr>
+          <w:p>
+            <w:r>
+              <w:rPr>
+                <w:rFonts w:ascii="Microsoft YaHei" w:hAnsi="Microsoft YaHei" w:eastAsia="Microsoft YaHei"/>
+                <w:color w:val="0B2545"/>
+                <w:sz w:val="18"/>
+              </w:rPr>
+              <w:t>模型查询</w:t>
+            </w:r>
+          </w:p>
+        </w:tc>
+      </w:tr>
+      <w:tr>
+        <w:tc>
+          <w:tcPr>
+            <w:tcW w:type="dxa" w:w="1700"/>
+            <w:shd w:fill="E8EEF5"/>
+            <w:vAlign w:val="top"/>
+            <w:tcMar>
+              <w:top w:w="80" w:type="dxa"/>
+              <w:start w:w="120" w:type="dxa"/>
+              <w:bottom w:w="80" w:type="dxa"/>
+              <w:end w:w="120" w:type="dxa"/>
+            </w:tcMar>
+          </w:tcPr>
+          <w:p>
+            <w:r>
+              <w:rPr>
+                <w:rFonts w:ascii="Microsoft YaHei" w:hAnsi="Microsoft YaHei" w:eastAsia="Microsoft YaHei"/>
+                <w:b/>
+                <w:color w:val="0B2545"/>
+                <w:sz w:val="18"/>
+              </w:rPr>
+              <w:t>支持平台</w:t>
+            </w:r>
+          </w:p>
+        </w:tc>
+        <w:tc>
+          <w:tcPr>
+            <w:tcW w:type="dxa" w:w="7660"/>
+            <w:vAlign w:val="top"/>
+            <w:tcMar>
+              <w:top w:w="80" w:type="dxa"/>
+              <w:start w:w="120" w:type="dxa"/>
+              <w:bottom w:w="80" w:type="dxa"/>
+              <w:end w:w="120" w:type="dxa"/>
+            </w:tcMar>
+          </w:tcPr>
+          <w:p>
+            <w:r>
+              <w:rPr>
+                <w:rFonts w:ascii="Microsoft YaHei" w:hAnsi="Microsoft YaHei" w:eastAsia="Microsoft YaHei"/>
+                <w:color w:val="0B2545"/>
+                <w:sz w:val="18"/>
+              </w:rPr>
+              <w:t>To verify</w:t>
+            </w:r>
+          </w:p>
+        </w:tc>
+      </w:tr>
+      <w:tr>
+        <w:tc>
+          <w:tcPr>
+            <w:tcW w:type="dxa" w:w="1700"/>
+            <w:shd w:fill="E8EEF5"/>
+            <w:vAlign w:val="top"/>
+            <w:tcMar>
+              <w:top w:w="80" w:type="dxa"/>
+              <w:start w:w="120" w:type="dxa"/>
+              <w:bottom w:w="80" w:type="dxa"/>
+              <w:end w:w="120" w:type="dxa"/>
+            </w:tcMar>
+          </w:tcPr>
+          <w:p>
+            <w:r>
+              <w:rPr>
+                <w:rFonts w:ascii="Microsoft YaHei" w:hAnsi="Microsoft YaHei" w:eastAsia="Microsoft YaHei"/>
+                <w:b/>
+                <w:color w:val="0B2545"/>
+                <w:sz w:val="18"/>
+              </w:rPr>
+              <w:t>隐私与离线</w:t>
+            </w:r>
+          </w:p>
+        </w:tc>
+        <w:tc>
+          <w:tcPr>
+            <w:tcW w:type="dxa" w:w="7660"/>
+            <w:vAlign w:val="top"/>
+            <w:tcMar>
+              <w:top w:w="80" w:type="dxa"/>
+              <w:start w:w="120" w:type="dxa"/>
+              <w:bottom w:w="80" w:type="dxa"/>
+              <w:end w:w="120" w:type="dxa"/>
+            </w:tcMar>
+          </w:tcPr>
+          <w:p>
+            <w:r>
+              <w:rPr>
+                <w:rFonts w:ascii="Microsoft YaHei" w:hAnsi="Microsoft YaHei" w:eastAsia="Microsoft YaHei"/>
+                <w:color w:val="0B2545"/>
+                <w:sz w:val="18"/>
+              </w:rPr>
+              <w:t>自动发现项目，数据隐私与离线能力尚待核验。（离线能力：unknown）</w:t>
+            </w:r>
+          </w:p>
+        </w:tc>
+      </w:tr>
+      <w:tr>
+        <w:tc>
+          <w:tcPr>
+            <w:tcW w:type="dxa" w:w="1700"/>
+            <w:shd w:fill="E8EEF5"/>
+            <w:vAlign w:val="top"/>
+            <w:tcMar>
+              <w:top w:w="80" w:type="dxa"/>
+              <w:start w:w="120" w:type="dxa"/>
+              <w:bottom w:w="80" w:type="dxa"/>
+              <w:end w:w="120" w:type="dxa"/>
+            </w:tcMar>
+          </w:tcPr>
+          <w:p>
+            <w:r>
+              <w:rPr>
+                <w:rFonts w:ascii="Microsoft YaHei" w:hAnsi="Microsoft YaHei" w:eastAsia="Microsoft YaHei"/>
+                <w:b/>
+                <w:color w:val="0B2545"/>
+                <w:sz w:val="18"/>
+              </w:rPr>
+              <w:t>项目地址</w:t>
+            </w:r>
+          </w:p>
+        </w:tc>
+        <w:tc>
+          <w:tcPr>
+            <w:tcW w:type="dxa" w:w="7660"/>
+            <w:vAlign w:val="top"/>
+            <w:tcMar>
+              <w:top w:w="80" w:type="dxa"/>
+              <w:start w:w="120" w:type="dxa"/>
+              <w:bottom w:w="80" w:type="dxa"/>
+              <w:end w:w="120" w:type="dxa"/>
+            </w:tcMar>
+          </w:tcPr>
+          <w:p>
+            <w:r>
+              <w:rPr>
+                <w:rFonts w:ascii="Microsoft YaHei" w:hAnsi="Microsoft YaHei" w:eastAsia="Microsoft YaHei"/>
+                <w:color w:val="0B2545"/>
+                <w:sz w:val="18"/>
+              </w:rPr>
+              <w:t>https://github.com/cosmindxu/sysprose</w:t>
+            </w:r>
+          </w:p>
+        </w:tc>
+      </w:tr>
+      <w:tr>
+        <w:tc>
+          <w:tcPr>
+            <w:tcW w:type="dxa" w:w="1700"/>
+            <w:shd w:fill="E8EEF5"/>
+            <w:vAlign w:val="top"/>
+            <w:tcMar>
+              <w:top w:w="80" w:type="dxa"/>
+              <w:start w:w="120" w:type="dxa"/>
+              <w:bottom w:w="80" w:type="dxa"/>
+              <w:end w:w="120" w:type="dxa"/>
+            </w:tcMar>
+          </w:tcPr>
+          <w:p>
+            <w:r>
+              <w:rPr>
+                <w:rFonts w:ascii="Microsoft YaHei" w:hAnsi="Microsoft YaHei" w:eastAsia="Microsoft YaHei"/>
+                <w:b/>
+                <w:color w:val="0B2545"/>
+                <w:sz w:val="18"/>
+              </w:rPr>
+              <w:t>核验来源</w:t>
+            </w:r>
+          </w:p>
+        </w:tc>
+        <w:tc>
+          <w:tcPr>
+            <w:tcW w:type="dxa" w:w="7660"/>
+            <w:vAlign w:val="top"/>
+            <w:tcMar>
+              <w:top w:w="80" w:type="dxa"/>
+              <w:start w:w="120" w:type="dxa"/>
+              <w:bottom w:w="80" w:type="dxa"/>
+              <w:end w:w="120" w:type="dxa"/>
+            </w:tcMar>
+          </w:tcPr>
+          <w:p>
+            <w:r>
+              <w:rPr>
+                <w:rFonts w:ascii="Microsoft YaHei" w:hAnsi="Microsoft YaHei" w:eastAsia="Microsoft YaHei"/>
+                <w:color w:val="0B2545"/>
+                <w:sz w:val="18"/>
+              </w:rPr>
+              <w:t>https://github.com/cosmindxu/sysprose</w:t>
+            </w:r>
+          </w:p>
+        </w:tc>
+      </w:tr>
+    </w:tbl>
+    <w:p>
+      <w:pPr>
+        <w:pStyle w:val="Heading2"/>
+        <w:pageBreakBefore/>
+      </w:pPr>
+      <w:r>
+        <w:t>3.31 verifying_SysML_v2_agentic_rag</w:t>
       </w:r>
     </w:p>
     <w:p>
@@ -12109,7 +12482,7 @@
           <w:color w:val="5D6B7A"/>
           <w:sz w:val="18"/>
         </w:rPr>
-        <w:t>生成时间：2026-09-09 07:23（Asia/Shanghai）</w:t>
+        <w:t>生成时间：2026-09-10 07:18（Asia/Shanghai）</w:t>
       </w:r>
     </w:p>
     <w:sectPr>

--- a/public/reports/sysml-ai-research-report.docx
+++ b/public/reports/sysml-ai-research-report.docx
@@ -12482,7 +12482,7 @@
           <w:color w:val="5D6B7A"/>
           <w:sz w:val="18"/>
         </w:rPr>
-        <w:t>生成时间：2026-09-10 07:18（Asia/Shanghai）</w:t>
+        <w:t>生成时间：2026-09-11 07:17（Asia/Shanghai）</w:t>
       </w:r>
     </w:p>
     <w:sectPr>

--- a/public/reports/sysml-ai-research-report.docx
+++ b/public/reports/sysml-ai-research-report.docx
@@ -12482,7 +12482,7 @@
           <w:color w:val="5D6B7A"/>
           <w:sz w:val="18"/>
         </w:rPr>
-        <w:t>生成时间：2026-09-11 07:17（Asia/Shanghai）</w:t>
+        <w:t>生成时间：2026-09-12 07:09（Asia/Shanghai）</w:t>
       </w:r>
     </w:p>
     <w:sectPr>

--- a/public/reports/sysml-ai-research-report.docx
+++ b/public/reports/sysml-ai-research-report.docx
@@ -88,7 +88,7 @@
                 <w:color w:val="0B2545"/>
                 <w:sz w:val="22"/>
               </w:rPr>
-              <w:t>2026-09-10</w:t>
+              <w:t>2026-09-13</w:t>
             </w:r>
           </w:p>
         </w:tc>
@@ -122,7 +122,7 @@
                 <w:color w:val="0B2545"/>
                 <w:sz w:val="22"/>
               </w:rPr>
-              <w:t>2026-09-13</w:t>
+              <w:t>2026-09-16</w:t>
             </w:r>
           </w:p>
         </w:tc>
@@ -158,7 +158,7 @@
                 <w:color w:val="0B2545"/>
                 <w:sz w:val="22"/>
               </w:rPr>
-              <w:t>31 个</w:t>
+              <w:t>34 个</w:t>
             </w:r>
           </w:p>
         </w:tc>
@@ -220,7 +220,7 @@
           <w:rFonts w:ascii="Microsoft YaHei" w:hAnsi="Microsoft YaHei" w:eastAsia="Microsoft YaHei"/>
           <w:color w:val="0B2545"/>
         </w:rPr>
-        <w:t xml:space="preserve"> 当前共收录 31 个项目，其中 5 个已验证、28 个确认为开源。 调研重点是这些工具在系统建模生命周期中的实际用途，而不只是在何种 AI 客户端中运行。</w:t>
+        <w:t xml:space="preserve"> 当前共收录 34 个项目，其中 5 个已验证、31 个确认为开源。 调研重点是这些工具在系统建模生命周期中的实际用途，而不只是在何种 AI 客户端中运行。</w:t>
       </w:r>
     </w:p>
     <w:p>
@@ -235,7 +235,7 @@
           <w:color w:val="0B2545"/>
           <w:sz w:val="22"/>
         </w:rPr>
-        <w:t>标准覆盖：SysML v2（17）；KerML（3）；通用 MBSE（1）；SysML (version unspecified)（8）；SysML v1（5）；UML（1）</w:t>
+        <w:t>标准覆盖：SysML v2（18）；KerML（3）；通用 MBSE（1）；SysML (version unspecified)（10）；SysML v1（5）；UML（1）</w:t>
       </w:r>
     </w:p>
     <w:p>
@@ -438,7 +438,7 @@
                 <w:color w:val="0B2545"/>
                 <w:sz w:val="17"/>
               </w:rPr>
-              <w:t>FocusTick、HL7-HSRA_E2-SFM2SysMLv2-Agent、INSPECTA-Spec-Code-Proof-Copilot、mbse-local-ai-demo、mbseagent2、mora-pochettino、se-buddy-agent、sidkolapalli、SysML2-spec-gpt、sysmlv2-ai-toolkit、sysprose</w:t>
+              <w:t>FocusTick、HL7-HSRA_E2-SFM2SysMLv2-Agent、INSPECTA-Spec-Code-Proof-Copilot、mappy_mini、mbse-local-ai-demo、mbseagent2、mora-pochettino、se-buddy-agent、sidkolapalli、SysML2-spec-gpt、sysmlv2-ai-toolkit、sysprose</w:t>
             </w:r>
           </w:p>
         </w:tc>
@@ -708,7 +708,7 @@
                 <w:color w:val="0B2545"/>
                 <w:sz w:val="17"/>
               </w:rPr>
-              <w:t>@engineer-fumi/sysml-v2-mcp、SysMLV2-MCP、@engineer-fumi/sysml-v2-mcp、cameo-mcp-bridge、jgs-magic-sysmlv1-mcp、jgs-magic-sysmlv1-pro、mcp-syson、SysML v2 MCP Server by Raghunath Torase、sysml-rs、sysml-v2-lsp、verifying_SysML_v2_agentic_rag</w:t>
+              <w:t>@engineer-fumi/sysml-v2-mcp、SysMLV2-MCP、@engineer-fumi/sysml-v2-mcp、cameo-mcp-bridge、jgs-magic-sysmlv1-mcp、jgs-magic-sysmlv1-pro、mcp-syson、SysML v2 MCP Server by Raghunath Torase、sysml-rs、sysml-v2-lsp、sysml-v2-lsp、SysMLEdge、verifying_SysML_v2_agentic_rag</w:t>
             </w:r>
           </w:p>
         </w:tc>
@@ -6457,7 +6457,7 @@
         <w:pageBreakBefore/>
       </w:pPr>
       <w:r>
-        <w:t>3.16 mbse-local-ai-demo</w:t>
+        <w:t>3.16 mappy_mini</w:t>
       </w:r>
     </w:p>
     <w:p>
@@ -6530,7 +6530,7 @@
                 <w:color w:val="0B2545"/>
                 <w:sz w:val="18"/>
               </w:rPr>
-              <w:t>公开描述：自动检索发现的 SysML/MBSE AI 候选项目，等待进一步核验。。该功能说明由规则提取，需在下一次人工复核时确认。</w:t>
+              <w:t>公开描述：a end to end fullstack development of a MBSE AI platform for productivity。该功能说明由规则提取，需在下一次人工复核时确认。</w:t>
             </w:r>
           </w:p>
         </w:tc>
@@ -6578,7 +6578,7 @@
                 <w:color w:val="0B2545"/>
                 <w:sz w:val="18"/>
               </w:rPr>
-              <w:t>模型理解</w:t>
+              <w:t>模型理解、模型审查</w:t>
             </w:r>
           </w:p>
         </w:tc>
@@ -6770,7 +6770,7 @@
                 <w:color w:val="0B2545"/>
                 <w:sz w:val="18"/>
               </w:rPr>
-              <w:t>https://github.com/Nepomuceno/mbse-local-ai-demo</w:t>
+              <w:t>https://github.com/rahulr-1006/mappy_mini</w:t>
             </w:r>
           </w:p>
         </w:tc>
@@ -6818,7 +6818,7 @@
                 <w:color w:val="0B2545"/>
                 <w:sz w:val="18"/>
               </w:rPr>
-              <w:t>https://github.com/Nepomuceno/mbse-local-ai-demo</w:t>
+              <w:t>https://github.com/rahulr-1006/mappy_mini</w:t>
             </w:r>
           </w:p>
         </w:tc>
@@ -6830,7 +6830,7 @@
         <w:pageBreakBefore/>
       </w:pPr>
       <w:r>
-        <w:t>3.17 mbseagent2</w:t>
+        <w:t>3.17 mbse-local-ai-demo</w:t>
       </w:r>
     </w:p>
     <w:p>
@@ -7143,7 +7143,7 @@
                 <w:color w:val="0B2545"/>
                 <w:sz w:val="18"/>
               </w:rPr>
-              <w:t>https://github.com/denis71/mbseagent2</w:t>
+              <w:t>https://github.com/Nepomuceno/mbse-local-ai-demo</w:t>
             </w:r>
           </w:p>
         </w:tc>
@@ -7191,7 +7191,7 @@
                 <w:color w:val="0B2545"/>
                 <w:sz w:val="18"/>
               </w:rPr>
-              <w:t>https://github.com/denis71/mbseagent2</w:t>
+              <w:t>https://github.com/Nepomuceno/mbse-local-ai-demo</w:t>
             </w:r>
           </w:p>
         </w:tc>
@@ -7203,7 +7203,380 @@
         <w:pageBreakBefore/>
       </w:pPr>
       <w:r>
-        <w:t>3.18 mcp-syson</w:t>
+        <w:t>3.18 mbseagent2</w:t>
+      </w:r>
+    </w:p>
+    <w:p>
+      <w:pPr>
+        <w:spacing w:after="160"/>
+      </w:pPr>
+      <w:r>
+        <w:rPr>
+          <w:rFonts w:ascii="Microsoft YaHei" w:hAnsi="Microsoft YaHei" w:eastAsia="Microsoft YaHei"/>
+          <w:b/>
+          <w:color w:val="007079"/>
+          <w:sz w:val="18"/>
+        </w:rPr>
+        <w:t>Agent · SysML (version unspecified) · 待验证 · 开源</w:t>
+      </w:r>
+    </w:p>
+    <w:tbl>
+      <w:tblPr>
+        <w:tblStyle w:val="TableGrid"/>
+        <w:tblW w:type="dxa" w:w="9360"/>
+        <w:jc w:val="left"/>
+        <w:tblLayout w:type="fixed"/>
+        <w:tblLook w:firstColumn="1" w:firstRow="1" w:lastColumn="0" w:lastRow="0" w:noHBand="0" w:noVBand="1" w:val="04A0"/>
+        <w:tblInd w:w="120" w:type="dxa"/>
+      </w:tblPr>
+      <w:tblGrid>
+        <w:gridCol w:w="1700"/>
+        <w:gridCol w:w="7660"/>
+      </w:tblGrid>
+      <w:tr>
+        <w:tc>
+          <w:tcPr>
+            <w:tcW w:type="dxa" w:w="1700"/>
+            <w:shd w:fill="E8EEF5"/>
+            <w:vAlign w:val="top"/>
+            <w:tcMar>
+              <w:top w:w="80" w:type="dxa"/>
+              <w:start w:w="120" w:type="dxa"/>
+              <w:bottom w:w="80" w:type="dxa"/>
+              <w:end w:w="120" w:type="dxa"/>
+            </w:tcMar>
+          </w:tcPr>
+          <w:p>
+            <w:r>
+              <w:rPr>
+                <w:rFonts w:ascii="Microsoft YaHei" w:hAnsi="Microsoft YaHei" w:eastAsia="Microsoft YaHei"/>
+                <w:b/>
+                <w:color w:val="0B2545"/>
+                <w:sz w:val="18"/>
+              </w:rPr>
+              <w:t>功能说明</w:t>
+            </w:r>
+          </w:p>
+        </w:tc>
+        <w:tc>
+          <w:tcPr>
+            <w:tcW w:type="dxa" w:w="7660"/>
+            <w:vAlign w:val="top"/>
+            <w:tcMar>
+              <w:top w:w="80" w:type="dxa"/>
+              <w:start w:w="120" w:type="dxa"/>
+              <w:bottom w:w="80" w:type="dxa"/>
+              <w:end w:w="120" w:type="dxa"/>
+            </w:tcMar>
+          </w:tcPr>
+          <w:p>
+            <w:r>
+              <w:rPr>
+                <w:rFonts w:ascii="Microsoft YaHei" w:hAnsi="Microsoft YaHei" w:eastAsia="Microsoft YaHei"/>
+                <w:color w:val="0B2545"/>
+                <w:sz w:val="18"/>
+              </w:rPr>
+              <w:t>公开描述：自动检索发现的 SysML/MBSE AI 候选项目，等待进一步核验。。该功能说明由规则提取，需在下一次人工复核时确认。</w:t>
+            </w:r>
+          </w:p>
+        </w:tc>
+      </w:tr>
+      <w:tr>
+        <w:tc>
+          <w:tcPr>
+            <w:tcW w:type="dxa" w:w="1700"/>
+            <w:shd w:fill="E8EEF5"/>
+            <w:vAlign w:val="top"/>
+            <w:tcMar>
+              <w:top w:w="80" w:type="dxa"/>
+              <w:start w:w="120" w:type="dxa"/>
+              <w:bottom w:w="80" w:type="dxa"/>
+              <w:end w:w="120" w:type="dxa"/>
+            </w:tcMar>
+          </w:tcPr>
+          <w:p>
+            <w:r>
+              <w:rPr>
+                <w:rFonts w:ascii="Microsoft YaHei" w:hAnsi="Microsoft YaHei" w:eastAsia="Microsoft YaHei"/>
+                <w:b/>
+                <w:color w:val="0B2545"/>
+                <w:sz w:val="18"/>
+              </w:rPr>
+              <w:t>适用场景</w:t>
+            </w:r>
+          </w:p>
+        </w:tc>
+        <w:tc>
+          <w:tcPr>
+            <w:tcW w:type="dxa" w:w="7660"/>
+            <w:vAlign w:val="top"/>
+            <w:tcMar>
+              <w:top w:w="80" w:type="dxa"/>
+              <w:start w:w="120" w:type="dxa"/>
+              <w:bottom w:w="80" w:type="dxa"/>
+              <w:end w:w="120" w:type="dxa"/>
+            </w:tcMar>
+          </w:tcPr>
+          <w:p>
+            <w:r>
+              <w:rPr>
+                <w:rFonts w:ascii="Microsoft YaHei" w:hAnsi="Microsoft YaHei" w:eastAsia="Microsoft YaHei"/>
+                <w:color w:val="0B2545"/>
+                <w:sz w:val="18"/>
+              </w:rPr>
+              <w:t>模型理解</w:t>
+            </w:r>
+          </w:p>
+        </w:tc>
+      </w:tr>
+      <w:tr>
+        <w:tc>
+          <w:tcPr>
+            <w:tcW w:type="dxa" w:w="1700"/>
+            <w:shd w:fill="E8EEF5"/>
+            <w:vAlign w:val="top"/>
+            <w:tcMar>
+              <w:top w:w="80" w:type="dxa"/>
+              <w:start w:w="120" w:type="dxa"/>
+              <w:bottom w:w="80" w:type="dxa"/>
+              <w:end w:w="120" w:type="dxa"/>
+            </w:tcMar>
+          </w:tcPr>
+          <w:p>
+            <w:r>
+              <w:rPr>
+                <w:rFonts w:ascii="Microsoft YaHei" w:hAnsi="Microsoft YaHei" w:eastAsia="Microsoft YaHei"/>
+                <w:b/>
+                <w:color w:val="0B2545"/>
+                <w:sz w:val="18"/>
+              </w:rPr>
+              <w:t>核心能力</w:t>
+            </w:r>
+          </w:p>
+        </w:tc>
+        <w:tc>
+          <w:tcPr>
+            <w:tcW w:type="dxa" w:w="7660"/>
+            <w:vAlign w:val="top"/>
+            <w:tcMar>
+              <w:top w:w="80" w:type="dxa"/>
+              <w:start w:w="120" w:type="dxa"/>
+              <w:bottom w:w="80" w:type="dxa"/>
+              <w:end w:w="120" w:type="dxa"/>
+            </w:tcMar>
+          </w:tcPr>
+          <w:p>
+            <w:r>
+              <w:rPr>
+                <w:rFonts w:ascii="Microsoft YaHei" w:hAnsi="Microsoft YaHei" w:eastAsia="Microsoft YaHei"/>
+                <w:color w:val="0B2545"/>
+                <w:sz w:val="18"/>
+              </w:rPr>
+              <w:t>待进一步分析</w:t>
+            </w:r>
+          </w:p>
+        </w:tc>
+      </w:tr>
+      <w:tr>
+        <w:tc>
+          <w:tcPr>
+            <w:tcW w:type="dxa" w:w="1700"/>
+            <w:shd w:fill="E8EEF5"/>
+            <w:vAlign w:val="top"/>
+            <w:tcMar>
+              <w:top w:w="80" w:type="dxa"/>
+              <w:start w:w="120" w:type="dxa"/>
+              <w:bottom w:w="80" w:type="dxa"/>
+              <w:end w:w="120" w:type="dxa"/>
+            </w:tcMar>
+          </w:tcPr>
+          <w:p>
+            <w:r>
+              <w:rPr>
+                <w:rFonts w:ascii="Microsoft YaHei" w:hAnsi="Microsoft YaHei" w:eastAsia="Microsoft YaHei"/>
+                <w:b/>
+                <w:color w:val="0B2545"/>
+                <w:sz w:val="18"/>
+              </w:rPr>
+              <w:t>支持平台</w:t>
+            </w:r>
+          </w:p>
+        </w:tc>
+        <w:tc>
+          <w:tcPr>
+            <w:tcW w:type="dxa" w:w="7660"/>
+            <w:vAlign w:val="top"/>
+            <w:tcMar>
+              <w:top w:w="80" w:type="dxa"/>
+              <w:start w:w="120" w:type="dxa"/>
+              <w:bottom w:w="80" w:type="dxa"/>
+              <w:end w:w="120" w:type="dxa"/>
+            </w:tcMar>
+          </w:tcPr>
+          <w:p>
+            <w:r>
+              <w:rPr>
+                <w:rFonts w:ascii="Microsoft YaHei" w:hAnsi="Microsoft YaHei" w:eastAsia="Microsoft YaHei"/>
+                <w:color w:val="0B2545"/>
+                <w:sz w:val="18"/>
+              </w:rPr>
+              <w:t>To verify</w:t>
+            </w:r>
+          </w:p>
+        </w:tc>
+      </w:tr>
+      <w:tr>
+        <w:tc>
+          <w:tcPr>
+            <w:tcW w:type="dxa" w:w="1700"/>
+            <w:shd w:fill="E8EEF5"/>
+            <w:vAlign w:val="top"/>
+            <w:tcMar>
+              <w:top w:w="80" w:type="dxa"/>
+              <w:start w:w="120" w:type="dxa"/>
+              <w:bottom w:w="80" w:type="dxa"/>
+              <w:end w:w="120" w:type="dxa"/>
+            </w:tcMar>
+          </w:tcPr>
+          <w:p>
+            <w:r>
+              <w:rPr>
+                <w:rFonts w:ascii="Microsoft YaHei" w:hAnsi="Microsoft YaHei" w:eastAsia="Microsoft YaHei"/>
+                <w:b/>
+                <w:color w:val="0B2545"/>
+                <w:sz w:val="18"/>
+              </w:rPr>
+              <w:t>隐私与离线</w:t>
+            </w:r>
+          </w:p>
+        </w:tc>
+        <w:tc>
+          <w:tcPr>
+            <w:tcW w:type="dxa" w:w="7660"/>
+            <w:vAlign w:val="top"/>
+            <w:tcMar>
+              <w:top w:w="80" w:type="dxa"/>
+              <w:start w:w="120" w:type="dxa"/>
+              <w:bottom w:w="80" w:type="dxa"/>
+              <w:end w:w="120" w:type="dxa"/>
+            </w:tcMar>
+          </w:tcPr>
+          <w:p>
+            <w:r>
+              <w:rPr>
+                <w:rFonts w:ascii="Microsoft YaHei" w:hAnsi="Microsoft YaHei" w:eastAsia="Microsoft YaHei"/>
+                <w:color w:val="0B2545"/>
+                <w:sz w:val="18"/>
+              </w:rPr>
+              <w:t>自动发现项目，数据隐私与离线能力尚待核验。（离线能力：unknown）</w:t>
+            </w:r>
+          </w:p>
+        </w:tc>
+      </w:tr>
+      <w:tr>
+        <w:tc>
+          <w:tcPr>
+            <w:tcW w:type="dxa" w:w="1700"/>
+            <w:shd w:fill="E8EEF5"/>
+            <w:vAlign w:val="top"/>
+            <w:tcMar>
+              <w:top w:w="80" w:type="dxa"/>
+              <w:start w:w="120" w:type="dxa"/>
+              <w:bottom w:w="80" w:type="dxa"/>
+              <w:end w:w="120" w:type="dxa"/>
+            </w:tcMar>
+          </w:tcPr>
+          <w:p>
+            <w:r>
+              <w:rPr>
+                <w:rFonts w:ascii="Microsoft YaHei" w:hAnsi="Microsoft YaHei" w:eastAsia="Microsoft YaHei"/>
+                <w:b/>
+                <w:color w:val="0B2545"/>
+                <w:sz w:val="18"/>
+              </w:rPr>
+              <w:t>项目地址</w:t>
+            </w:r>
+          </w:p>
+        </w:tc>
+        <w:tc>
+          <w:tcPr>
+            <w:tcW w:type="dxa" w:w="7660"/>
+            <w:vAlign w:val="top"/>
+            <w:tcMar>
+              <w:top w:w="80" w:type="dxa"/>
+              <w:start w:w="120" w:type="dxa"/>
+              <w:bottom w:w="80" w:type="dxa"/>
+              <w:end w:w="120" w:type="dxa"/>
+            </w:tcMar>
+          </w:tcPr>
+          <w:p>
+            <w:r>
+              <w:rPr>
+                <w:rFonts w:ascii="Microsoft YaHei" w:hAnsi="Microsoft YaHei" w:eastAsia="Microsoft YaHei"/>
+                <w:color w:val="0B2545"/>
+                <w:sz w:val="18"/>
+              </w:rPr>
+              <w:t>https://github.com/denis71/mbseagent2</w:t>
+            </w:r>
+          </w:p>
+        </w:tc>
+      </w:tr>
+      <w:tr>
+        <w:tc>
+          <w:tcPr>
+            <w:tcW w:type="dxa" w:w="1700"/>
+            <w:shd w:fill="E8EEF5"/>
+            <w:vAlign w:val="top"/>
+            <w:tcMar>
+              <w:top w:w="80" w:type="dxa"/>
+              <w:start w:w="120" w:type="dxa"/>
+              <w:bottom w:w="80" w:type="dxa"/>
+              <w:end w:w="120" w:type="dxa"/>
+            </w:tcMar>
+          </w:tcPr>
+          <w:p>
+            <w:r>
+              <w:rPr>
+                <w:rFonts w:ascii="Microsoft YaHei" w:hAnsi="Microsoft YaHei" w:eastAsia="Microsoft YaHei"/>
+                <w:b/>
+                <w:color w:val="0B2545"/>
+                <w:sz w:val="18"/>
+              </w:rPr>
+              <w:t>核验来源</w:t>
+            </w:r>
+          </w:p>
+        </w:tc>
+        <w:tc>
+          <w:tcPr>
+            <w:tcW w:type="dxa" w:w="7660"/>
+            <w:vAlign w:val="top"/>
+            <w:tcMar>
+              <w:top w:w="80" w:type="dxa"/>
+              <w:start w:w="120" w:type="dxa"/>
+              <w:bottom w:w="80" w:type="dxa"/>
+              <w:end w:w="120" w:type="dxa"/>
+            </w:tcMar>
+          </w:tcPr>
+          <w:p>
+            <w:r>
+              <w:rPr>
+                <w:rFonts w:ascii="Microsoft YaHei" w:hAnsi="Microsoft YaHei" w:eastAsia="Microsoft YaHei"/>
+                <w:color w:val="0B2545"/>
+                <w:sz w:val="18"/>
+              </w:rPr>
+              <w:t>https://github.com/denis71/mbseagent2</w:t>
+            </w:r>
+          </w:p>
+        </w:tc>
+      </w:tr>
+    </w:tbl>
+    <w:p>
+      <w:pPr>
+        <w:pStyle w:val="Heading2"/>
+        <w:pageBreakBefore/>
+      </w:pPr>
+      <w:r>
+        <w:t>3.19 mcp-syson</w:t>
       </w:r>
     </w:p>
     <w:p>
@@ -7576,7 +7949,7 @@
         <w:pageBreakBefore/>
       </w:pPr>
       <w:r>
-        <w:t>3.19 mora-pochettino</w:t>
+        <w:t>3.20 mora-pochettino</w:t>
       </w:r>
     </w:p>
     <w:p>
@@ -7949,7 +8322,7 @@
         <w:pageBreakBefore/>
       </w:pPr>
       <w:r>
-        <w:t>3.20 mycelium-hypha</w:t>
+        <w:t>3.21 mycelium-hypha</w:t>
       </w:r>
     </w:p>
     <w:p>
@@ -8322,7 +8695,7 @@
         <w:pageBreakBefore/>
       </w:pPr>
       <w:r>
-        <w:t>3.21 se-buddy-agent</w:t>
+        <w:t>3.22 se-buddy-agent</w:t>
       </w:r>
     </w:p>
     <w:p>
@@ -8695,7 +9068,7 @@
         <w:pageBreakBefore/>
       </w:pPr>
       <w:r>
-        <w:t>3.22 sidkolapalli</w:t>
+        <w:t>3.23 sidkolapalli</w:t>
       </w:r>
     </w:p>
     <w:p>
@@ -9068,7 +9441,7 @@
         <w:pageBreakBefore/>
       </w:pPr>
       <w:r>
-        <w:t>3.23 SysML v2 MCP Server by Raghunath Torase</w:t>
+        <w:t>3.24 SysML v2 MCP Server by Raghunath Torase</w:t>
       </w:r>
     </w:p>
     <w:p>
@@ -9441,7 +9814,7 @@
         <w:pageBreakBefore/>
       </w:pPr>
       <w:r>
-        <w:t>3.24 sysml-ai-hub</w:t>
+        <w:t>3.25 sysml-ai-hub</w:t>
       </w:r>
     </w:p>
     <w:p>
@@ -9814,7 +10187,7 @@
         <w:pageBreakBefore/>
       </w:pPr>
       <w:r>
-        <w:t>3.25 sysml-rs</w:t>
+        <w:t>3.26 sysml-rs</w:t>
       </w:r>
     </w:p>
     <w:p>
@@ -10187,7 +10560,7 @@
         <w:pageBreakBefore/>
       </w:pPr>
       <w:r>
-        <w:t>3.26 sysml-v2-lsp</w:t>
+        <w:t>3.27 sysml-v2-lsp</w:t>
       </w:r>
     </w:p>
     <w:p>
@@ -10560,7 +10933,380 @@
         <w:pageBreakBefore/>
       </w:pPr>
       <w:r>
-        <w:t>3.27 sysml-v2-modeling-skill</w:t>
+        <w:t>3.28 sysml-v2-lsp</w:t>
+      </w:r>
+    </w:p>
+    <w:p>
+      <w:pPr>
+        <w:spacing w:after="160"/>
+      </w:pPr>
+      <w:r>
+        <w:rPr>
+          <w:rFonts w:ascii="Microsoft YaHei" w:hAnsi="Microsoft YaHei" w:eastAsia="Microsoft YaHei"/>
+          <w:b/>
+          <w:color w:val="007079"/>
+          <w:sz w:val="18"/>
+        </w:rPr>
+        <w:t>MCP Server · SysML v2 · 待验证 · 开源</w:t>
+      </w:r>
+    </w:p>
+    <w:tbl>
+      <w:tblPr>
+        <w:tblStyle w:val="TableGrid"/>
+        <w:tblW w:type="dxa" w:w="9360"/>
+        <w:jc w:val="left"/>
+        <w:tblLayout w:type="fixed"/>
+        <w:tblLook w:firstColumn="1" w:firstRow="1" w:lastColumn="0" w:lastRow="0" w:noHBand="0" w:noVBand="1" w:val="04A0"/>
+        <w:tblInd w:w="120" w:type="dxa"/>
+      </w:tblPr>
+      <w:tblGrid>
+        <w:gridCol w:w="1700"/>
+        <w:gridCol w:w="7660"/>
+      </w:tblGrid>
+      <w:tr>
+        <w:tc>
+          <w:tcPr>
+            <w:tcW w:type="dxa" w:w="1700"/>
+            <w:shd w:fill="E8EEF5"/>
+            <w:vAlign w:val="top"/>
+            <w:tcMar>
+              <w:top w:w="80" w:type="dxa"/>
+              <w:start w:w="120" w:type="dxa"/>
+              <w:bottom w:w="80" w:type="dxa"/>
+              <w:end w:w="120" w:type="dxa"/>
+            </w:tcMar>
+          </w:tcPr>
+          <w:p>
+            <w:r>
+              <w:rPr>
+                <w:rFonts w:ascii="Microsoft YaHei" w:hAnsi="Microsoft YaHei" w:eastAsia="Microsoft YaHei"/>
+                <w:b/>
+                <w:color w:val="0B2545"/>
+                <w:sz w:val="18"/>
+              </w:rPr>
+              <w:t>功能说明</w:t>
+            </w:r>
+          </w:p>
+        </w:tc>
+        <w:tc>
+          <w:tcPr>
+            <w:tcW w:type="dxa" w:w="7660"/>
+            <w:vAlign w:val="top"/>
+            <w:tcMar>
+              <w:top w:w="80" w:type="dxa"/>
+              <w:start w:w="120" w:type="dxa"/>
+              <w:bottom w:w="80" w:type="dxa"/>
+              <w:end w:w="120" w:type="dxa"/>
+            </w:tcMar>
+          </w:tcPr>
+          <w:p>
+            <w:r>
+              <w:rPr>
+                <w:rFonts w:ascii="Microsoft YaHei" w:hAnsi="Microsoft YaHei" w:eastAsia="Microsoft YaHei"/>
+                <w:color w:val="0B2545"/>
+                <w:sz w:val="18"/>
+              </w:rPr>
+              <w:t>公开描述：SysML v2 Language Server Protocol implementation for VS Code, powered by ANTLR4. Includes MCP server for AI tool integration.。该功能说明由规则提取，需在下一次人工复核时确认。</w:t>
+            </w:r>
+          </w:p>
+        </w:tc>
+      </w:tr>
+      <w:tr>
+        <w:tc>
+          <w:tcPr>
+            <w:tcW w:type="dxa" w:w="1700"/>
+            <w:shd w:fill="E8EEF5"/>
+            <w:vAlign w:val="top"/>
+            <w:tcMar>
+              <w:top w:w="80" w:type="dxa"/>
+              <w:start w:w="120" w:type="dxa"/>
+              <w:bottom w:w="80" w:type="dxa"/>
+              <w:end w:w="120" w:type="dxa"/>
+            </w:tcMar>
+          </w:tcPr>
+          <w:p>
+            <w:r>
+              <w:rPr>
+                <w:rFonts w:ascii="Microsoft YaHei" w:hAnsi="Microsoft YaHei" w:eastAsia="Microsoft YaHei"/>
+                <w:b/>
+                <w:color w:val="0B2545"/>
+                <w:sz w:val="18"/>
+              </w:rPr>
+              <w:t>适用场景</w:t>
+            </w:r>
+          </w:p>
+        </w:tc>
+        <w:tc>
+          <w:tcPr>
+            <w:tcW w:type="dxa" w:w="7660"/>
+            <w:vAlign w:val="top"/>
+            <w:tcMar>
+              <w:top w:w="80" w:type="dxa"/>
+              <w:start w:w="120" w:type="dxa"/>
+              <w:bottom w:w="80" w:type="dxa"/>
+              <w:end w:w="120" w:type="dxa"/>
+            </w:tcMar>
+          </w:tcPr>
+          <w:p>
+            <w:r>
+              <w:rPr>
+                <w:rFonts w:ascii="Microsoft YaHei" w:hAnsi="Microsoft YaHei" w:eastAsia="Microsoft YaHei"/>
+                <w:color w:val="0B2545"/>
+                <w:sz w:val="18"/>
+              </w:rPr>
+              <w:t>模型理解、模型审查</w:t>
+            </w:r>
+          </w:p>
+        </w:tc>
+      </w:tr>
+      <w:tr>
+        <w:tc>
+          <w:tcPr>
+            <w:tcW w:type="dxa" w:w="1700"/>
+            <w:shd w:fill="E8EEF5"/>
+            <w:vAlign w:val="top"/>
+            <w:tcMar>
+              <w:top w:w="80" w:type="dxa"/>
+              <w:start w:w="120" w:type="dxa"/>
+              <w:bottom w:w="80" w:type="dxa"/>
+              <w:end w:w="120" w:type="dxa"/>
+            </w:tcMar>
+          </w:tcPr>
+          <w:p>
+            <w:r>
+              <w:rPr>
+                <w:rFonts w:ascii="Microsoft YaHei" w:hAnsi="Microsoft YaHei" w:eastAsia="Microsoft YaHei"/>
+                <w:b/>
+                <w:color w:val="0B2545"/>
+                <w:sz w:val="18"/>
+              </w:rPr>
+              <w:t>核心能力</w:t>
+            </w:r>
+          </w:p>
+        </w:tc>
+        <w:tc>
+          <w:tcPr>
+            <w:tcW w:type="dxa" w:w="7660"/>
+            <w:vAlign w:val="top"/>
+            <w:tcMar>
+              <w:top w:w="80" w:type="dxa"/>
+              <w:start w:w="120" w:type="dxa"/>
+              <w:bottom w:w="80" w:type="dxa"/>
+              <w:end w:w="120" w:type="dxa"/>
+            </w:tcMar>
+          </w:tcPr>
+          <w:p>
+            <w:r>
+              <w:rPr>
+                <w:rFonts w:ascii="Microsoft YaHei" w:hAnsi="Microsoft YaHei" w:eastAsia="Microsoft YaHei"/>
+                <w:color w:val="0B2545"/>
+                <w:sz w:val="18"/>
+              </w:rPr>
+              <w:t>待进一步分析</w:t>
+            </w:r>
+          </w:p>
+        </w:tc>
+      </w:tr>
+      <w:tr>
+        <w:tc>
+          <w:tcPr>
+            <w:tcW w:type="dxa" w:w="1700"/>
+            <w:shd w:fill="E8EEF5"/>
+            <w:vAlign w:val="top"/>
+            <w:tcMar>
+              <w:top w:w="80" w:type="dxa"/>
+              <w:start w:w="120" w:type="dxa"/>
+              <w:bottom w:w="80" w:type="dxa"/>
+              <w:end w:w="120" w:type="dxa"/>
+            </w:tcMar>
+          </w:tcPr>
+          <w:p>
+            <w:r>
+              <w:rPr>
+                <w:rFonts w:ascii="Microsoft YaHei" w:hAnsi="Microsoft YaHei" w:eastAsia="Microsoft YaHei"/>
+                <w:b/>
+                <w:color w:val="0B2545"/>
+                <w:sz w:val="18"/>
+              </w:rPr>
+              <w:t>支持平台</w:t>
+            </w:r>
+          </w:p>
+        </w:tc>
+        <w:tc>
+          <w:tcPr>
+            <w:tcW w:type="dxa" w:w="7660"/>
+            <w:vAlign w:val="top"/>
+            <w:tcMar>
+              <w:top w:w="80" w:type="dxa"/>
+              <w:start w:w="120" w:type="dxa"/>
+              <w:bottom w:w="80" w:type="dxa"/>
+              <w:end w:w="120" w:type="dxa"/>
+            </w:tcMar>
+          </w:tcPr>
+          <w:p>
+            <w:r>
+              <w:rPr>
+                <w:rFonts w:ascii="Microsoft YaHei" w:hAnsi="Microsoft YaHei" w:eastAsia="Microsoft YaHei"/>
+                <w:color w:val="0B2545"/>
+                <w:sz w:val="18"/>
+              </w:rPr>
+              <w:t>MCP</w:t>
+            </w:r>
+          </w:p>
+        </w:tc>
+      </w:tr>
+      <w:tr>
+        <w:tc>
+          <w:tcPr>
+            <w:tcW w:type="dxa" w:w="1700"/>
+            <w:shd w:fill="E8EEF5"/>
+            <w:vAlign w:val="top"/>
+            <w:tcMar>
+              <w:top w:w="80" w:type="dxa"/>
+              <w:start w:w="120" w:type="dxa"/>
+              <w:bottom w:w="80" w:type="dxa"/>
+              <w:end w:w="120" w:type="dxa"/>
+            </w:tcMar>
+          </w:tcPr>
+          <w:p>
+            <w:r>
+              <w:rPr>
+                <w:rFonts w:ascii="Microsoft YaHei" w:hAnsi="Microsoft YaHei" w:eastAsia="Microsoft YaHei"/>
+                <w:b/>
+                <w:color w:val="0B2545"/>
+                <w:sz w:val="18"/>
+              </w:rPr>
+              <w:t>隐私与离线</w:t>
+            </w:r>
+          </w:p>
+        </w:tc>
+        <w:tc>
+          <w:tcPr>
+            <w:tcW w:type="dxa" w:w="7660"/>
+            <w:vAlign w:val="top"/>
+            <w:tcMar>
+              <w:top w:w="80" w:type="dxa"/>
+              <w:start w:w="120" w:type="dxa"/>
+              <w:bottom w:w="80" w:type="dxa"/>
+              <w:end w:w="120" w:type="dxa"/>
+            </w:tcMar>
+          </w:tcPr>
+          <w:p>
+            <w:r>
+              <w:rPr>
+                <w:rFonts w:ascii="Microsoft YaHei" w:hAnsi="Microsoft YaHei" w:eastAsia="Microsoft YaHei"/>
+                <w:color w:val="0B2545"/>
+                <w:sz w:val="18"/>
+              </w:rPr>
+              <w:t>自动发现项目，数据隐私与离线能力尚待核验。（离线能力：unknown）</w:t>
+            </w:r>
+          </w:p>
+        </w:tc>
+      </w:tr>
+      <w:tr>
+        <w:tc>
+          <w:tcPr>
+            <w:tcW w:type="dxa" w:w="1700"/>
+            <w:shd w:fill="E8EEF5"/>
+            <w:vAlign w:val="top"/>
+            <w:tcMar>
+              <w:top w:w="80" w:type="dxa"/>
+              <w:start w:w="120" w:type="dxa"/>
+              <w:bottom w:w="80" w:type="dxa"/>
+              <w:end w:w="120" w:type="dxa"/>
+            </w:tcMar>
+          </w:tcPr>
+          <w:p>
+            <w:r>
+              <w:rPr>
+                <w:rFonts w:ascii="Microsoft YaHei" w:hAnsi="Microsoft YaHei" w:eastAsia="Microsoft YaHei"/>
+                <w:b/>
+                <w:color w:val="0B2545"/>
+                <w:sz w:val="18"/>
+              </w:rPr>
+              <w:t>项目地址</w:t>
+            </w:r>
+          </w:p>
+        </w:tc>
+        <w:tc>
+          <w:tcPr>
+            <w:tcW w:type="dxa" w:w="7660"/>
+            <w:vAlign w:val="top"/>
+            <w:tcMar>
+              <w:top w:w="80" w:type="dxa"/>
+              <w:start w:w="120" w:type="dxa"/>
+              <w:bottom w:w="80" w:type="dxa"/>
+              <w:end w:w="120" w:type="dxa"/>
+            </w:tcMar>
+          </w:tcPr>
+          <w:p>
+            <w:r>
+              <w:rPr>
+                <w:rFonts w:ascii="Microsoft YaHei" w:hAnsi="Microsoft YaHei" w:eastAsia="Microsoft YaHei"/>
+                <w:color w:val="0B2545"/>
+                <w:sz w:val="18"/>
+              </w:rPr>
+              <w:t>https://github.com/daltskin/sysml-v2-lsp</w:t>
+            </w:r>
+          </w:p>
+        </w:tc>
+      </w:tr>
+      <w:tr>
+        <w:tc>
+          <w:tcPr>
+            <w:tcW w:type="dxa" w:w="1700"/>
+            <w:shd w:fill="E8EEF5"/>
+            <w:vAlign w:val="top"/>
+            <w:tcMar>
+              <w:top w:w="80" w:type="dxa"/>
+              <w:start w:w="120" w:type="dxa"/>
+              <w:bottom w:w="80" w:type="dxa"/>
+              <w:end w:w="120" w:type="dxa"/>
+            </w:tcMar>
+          </w:tcPr>
+          <w:p>
+            <w:r>
+              <w:rPr>
+                <w:rFonts w:ascii="Microsoft YaHei" w:hAnsi="Microsoft YaHei" w:eastAsia="Microsoft YaHei"/>
+                <w:b/>
+                <w:color w:val="0B2545"/>
+                <w:sz w:val="18"/>
+              </w:rPr>
+              <w:t>核验来源</w:t>
+            </w:r>
+          </w:p>
+        </w:tc>
+        <w:tc>
+          <w:tcPr>
+            <w:tcW w:type="dxa" w:w="7660"/>
+            <w:vAlign w:val="top"/>
+            <w:tcMar>
+              <w:top w:w="80" w:type="dxa"/>
+              <w:start w:w="120" w:type="dxa"/>
+              <w:bottom w:w="80" w:type="dxa"/>
+              <w:end w:w="120" w:type="dxa"/>
+            </w:tcMar>
+          </w:tcPr>
+          <w:p>
+            <w:r>
+              <w:rPr>
+                <w:rFonts w:ascii="Microsoft YaHei" w:hAnsi="Microsoft YaHei" w:eastAsia="Microsoft YaHei"/>
+                <w:color w:val="0B2545"/>
+                <w:sz w:val="18"/>
+              </w:rPr>
+              <w:t>https://github.com/daltskin/sysml-v2-lsp</w:t>
+            </w:r>
+          </w:p>
+        </w:tc>
+      </w:tr>
+    </w:tbl>
+    <w:p>
+      <w:pPr>
+        <w:pStyle w:val="Heading2"/>
+        <w:pageBreakBefore/>
+      </w:pPr>
+      <w:r>
+        <w:t>3.29 sysml-v2-modeling-skill</w:t>
       </w:r>
     </w:p>
     <w:p>
@@ -10933,7 +11679,7 @@
         <w:pageBreakBefore/>
       </w:pPr>
       <w:r>
-        <w:t>3.28 SysML2-spec-gpt</w:t>
+        <w:t>3.30 SysML2-spec-gpt</w:t>
       </w:r>
     </w:p>
     <w:p>
@@ -11306,7 +12052,380 @@
         <w:pageBreakBefore/>
       </w:pPr>
       <w:r>
-        <w:t>3.29 sysmlv2-ai-toolkit</w:t>
+        <w:t>3.31 SysMLEdge</w:t>
+      </w:r>
+    </w:p>
+    <w:p>
+      <w:pPr>
+        <w:spacing w:after="160"/>
+      </w:pPr>
+      <w:r>
+        <w:rPr>
+          <w:rFonts w:ascii="Microsoft YaHei" w:hAnsi="Microsoft YaHei" w:eastAsia="Microsoft YaHei"/>
+          <w:b/>
+          <w:color w:val="007079"/>
+          <w:sz w:val="18"/>
+        </w:rPr>
+        <w:t>MCP Server · SysML (version unspecified) · 待验证 · 开源</w:t>
+      </w:r>
+    </w:p>
+    <w:tbl>
+      <w:tblPr>
+        <w:tblStyle w:val="TableGrid"/>
+        <w:tblW w:type="dxa" w:w="9360"/>
+        <w:jc w:val="left"/>
+        <w:tblLayout w:type="fixed"/>
+        <w:tblLook w:firstColumn="1" w:firstRow="1" w:lastColumn="0" w:lastRow="0" w:noHBand="0" w:noVBand="1" w:val="04A0"/>
+        <w:tblInd w:w="120" w:type="dxa"/>
+      </w:tblPr>
+      <w:tblGrid>
+        <w:gridCol w:w="1700"/>
+        <w:gridCol w:w="7660"/>
+      </w:tblGrid>
+      <w:tr>
+        <w:tc>
+          <w:tcPr>
+            <w:tcW w:type="dxa" w:w="1700"/>
+            <w:shd w:fill="E8EEF5"/>
+            <w:vAlign w:val="top"/>
+            <w:tcMar>
+              <w:top w:w="80" w:type="dxa"/>
+              <w:start w:w="120" w:type="dxa"/>
+              <w:bottom w:w="80" w:type="dxa"/>
+              <w:end w:w="120" w:type="dxa"/>
+            </w:tcMar>
+          </w:tcPr>
+          <w:p>
+            <w:r>
+              <w:rPr>
+                <w:rFonts w:ascii="Microsoft YaHei" w:hAnsi="Microsoft YaHei" w:eastAsia="Microsoft YaHei"/>
+                <w:b/>
+                <w:color w:val="0B2545"/>
+                <w:sz w:val="18"/>
+              </w:rPr>
+              <w:t>功能说明</w:t>
+            </w:r>
+          </w:p>
+        </w:tc>
+        <w:tc>
+          <w:tcPr>
+            <w:tcW w:type="dxa" w:w="7660"/>
+            <w:vAlign w:val="top"/>
+            <w:tcMar>
+              <w:top w:w="80" w:type="dxa"/>
+              <w:start w:w="120" w:type="dxa"/>
+              <w:bottom w:w="80" w:type="dxa"/>
+              <w:end w:w="120" w:type="dxa"/>
+            </w:tcMar>
+          </w:tcPr>
+          <w:p>
+            <w:r>
+              <w:rPr>
+                <w:rFonts w:ascii="Microsoft YaHei" w:hAnsi="Microsoft YaHei" w:eastAsia="Microsoft YaHei"/>
+                <w:color w:val="0B2545"/>
+                <w:sz w:val="18"/>
+              </w:rPr>
+              <w:t>公开描述：SysMLEdge — bilingual SysML↔GQL project service (MemNet index; SaaS+MCP). Lineage: codebase-sysmledgraph.。该功能说明由规则提取，需在下一次人工复核时确认。</w:t>
+            </w:r>
+          </w:p>
+        </w:tc>
+      </w:tr>
+      <w:tr>
+        <w:tc>
+          <w:tcPr>
+            <w:tcW w:type="dxa" w:w="1700"/>
+            <w:shd w:fill="E8EEF5"/>
+            <w:vAlign w:val="top"/>
+            <w:tcMar>
+              <w:top w:w="80" w:type="dxa"/>
+              <w:start w:w="120" w:type="dxa"/>
+              <w:bottom w:w="80" w:type="dxa"/>
+              <w:end w:w="120" w:type="dxa"/>
+            </w:tcMar>
+          </w:tcPr>
+          <w:p>
+            <w:r>
+              <w:rPr>
+                <w:rFonts w:ascii="Microsoft YaHei" w:hAnsi="Microsoft YaHei" w:eastAsia="Microsoft YaHei"/>
+                <w:b/>
+                <w:color w:val="0B2545"/>
+                <w:sz w:val="18"/>
+              </w:rPr>
+              <w:t>适用场景</w:t>
+            </w:r>
+          </w:p>
+        </w:tc>
+        <w:tc>
+          <w:tcPr>
+            <w:tcW w:type="dxa" w:w="7660"/>
+            <w:vAlign w:val="top"/>
+            <w:tcMar>
+              <w:top w:w="80" w:type="dxa"/>
+              <w:start w:w="120" w:type="dxa"/>
+              <w:bottom w:w="80" w:type="dxa"/>
+              <w:end w:w="120" w:type="dxa"/>
+            </w:tcMar>
+          </w:tcPr>
+          <w:p>
+            <w:r>
+              <w:rPr>
+                <w:rFonts w:ascii="Microsoft YaHei" w:hAnsi="Microsoft YaHei" w:eastAsia="Microsoft YaHei"/>
+                <w:color w:val="0B2545"/>
+                <w:sz w:val="18"/>
+              </w:rPr>
+              <w:t>模型理解、模型审查</w:t>
+            </w:r>
+          </w:p>
+        </w:tc>
+      </w:tr>
+      <w:tr>
+        <w:tc>
+          <w:tcPr>
+            <w:tcW w:type="dxa" w:w="1700"/>
+            <w:shd w:fill="E8EEF5"/>
+            <w:vAlign w:val="top"/>
+            <w:tcMar>
+              <w:top w:w="80" w:type="dxa"/>
+              <w:start w:w="120" w:type="dxa"/>
+              <w:bottom w:w="80" w:type="dxa"/>
+              <w:end w:w="120" w:type="dxa"/>
+            </w:tcMar>
+          </w:tcPr>
+          <w:p>
+            <w:r>
+              <w:rPr>
+                <w:rFonts w:ascii="Microsoft YaHei" w:hAnsi="Microsoft YaHei" w:eastAsia="Microsoft YaHei"/>
+                <w:b/>
+                <w:color w:val="0B2545"/>
+                <w:sz w:val="18"/>
+              </w:rPr>
+              <w:t>核心能力</w:t>
+            </w:r>
+          </w:p>
+        </w:tc>
+        <w:tc>
+          <w:tcPr>
+            <w:tcW w:type="dxa" w:w="7660"/>
+            <w:vAlign w:val="top"/>
+            <w:tcMar>
+              <w:top w:w="80" w:type="dxa"/>
+              <w:start w:w="120" w:type="dxa"/>
+              <w:bottom w:w="80" w:type="dxa"/>
+              <w:end w:w="120" w:type="dxa"/>
+            </w:tcMar>
+          </w:tcPr>
+          <w:p>
+            <w:r>
+              <w:rPr>
+                <w:rFonts w:ascii="Microsoft YaHei" w:hAnsi="Microsoft YaHei" w:eastAsia="Microsoft YaHei"/>
+                <w:color w:val="0B2545"/>
+                <w:sz w:val="18"/>
+              </w:rPr>
+              <w:t>待进一步分析</w:t>
+            </w:r>
+          </w:p>
+        </w:tc>
+      </w:tr>
+      <w:tr>
+        <w:tc>
+          <w:tcPr>
+            <w:tcW w:type="dxa" w:w="1700"/>
+            <w:shd w:fill="E8EEF5"/>
+            <w:vAlign w:val="top"/>
+            <w:tcMar>
+              <w:top w:w="80" w:type="dxa"/>
+              <w:start w:w="120" w:type="dxa"/>
+              <w:bottom w:w="80" w:type="dxa"/>
+              <w:end w:w="120" w:type="dxa"/>
+            </w:tcMar>
+          </w:tcPr>
+          <w:p>
+            <w:r>
+              <w:rPr>
+                <w:rFonts w:ascii="Microsoft YaHei" w:hAnsi="Microsoft YaHei" w:eastAsia="Microsoft YaHei"/>
+                <w:b/>
+                <w:color w:val="0B2545"/>
+                <w:sz w:val="18"/>
+              </w:rPr>
+              <w:t>支持平台</w:t>
+            </w:r>
+          </w:p>
+        </w:tc>
+        <w:tc>
+          <w:tcPr>
+            <w:tcW w:type="dxa" w:w="7660"/>
+            <w:vAlign w:val="top"/>
+            <w:tcMar>
+              <w:top w:w="80" w:type="dxa"/>
+              <w:start w:w="120" w:type="dxa"/>
+              <w:bottom w:w="80" w:type="dxa"/>
+              <w:end w:w="120" w:type="dxa"/>
+            </w:tcMar>
+          </w:tcPr>
+          <w:p>
+            <w:r>
+              <w:rPr>
+                <w:rFonts w:ascii="Microsoft YaHei" w:hAnsi="Microsoft YaHei" w:eastAsia="Microsoft YaHei"/>
+                <w:color w:val="0B2545"/>
+                <w:sz w:val="18"/>
+              </w:rPr>
+              <w:t>MCP</w:t>
+            </w:r>
+          </w:p>
+        </w:tc>
+      </w:tr>
+      <w:tr>
+        <w:tc>
+          <w:tcPr>
+            <w:tcW w:type="dxa" w:w="1700"/>
+            <w:shd w:fill="E8EEF5"/>
+            <w:vAlign w:val="top"/>
+            <w:tcMar>
+              <w:top w:w="80" w:type="dxa"/>
+              <w:start w:w="120" w:type="dxa"/>
+              <w:bottom w:w="80" w:type="dxa"/>
+              <w:end w:w="120" w:type="dxa"/>
+            </w:tcMar>
+          </w:tcPr>
+          <w:p>
+            <w:r>
+              <w:rPr>
+                <w:rFonts w:ascii="Microsoft YaHei" w:hAnsi="Microsoft YaHei" w:eastAsia="Microsoft YaHei"/>
+                <w:b/>
+                <w:color w:val="0B2545"/>
+                <w:sz w:val="18"/>
+              </w:rPr>
+              <w:t>隐私与离线</w:t>
+            </w:r>
+          </w:p>
+        </w:tc>
+        <w:tc>
+          <w:tcPr>
+            <w:tcW w:type="dxa" w:w="7660"/>
+            <w:vAlign w:val="top"/>
+            <w:tcMar>
+              <w:top w:w="80" w:type="dxa"/>
+              <w:start w:w="120" w:type="dxa"/>
+              <w:bottom w:w="80" w:type="dxa"/>
+              <w:end w:w="120" w:type="dxa"/>
+            </w:tcMar>
+          </w:tcPr>
+          <w:p>
+            <w:r>
+              <w:rPr>
+                <w:rFonts w:ascii="Microsoft YaHei" w:hAnsi="Microsoft YaHei" w:eastAsia="Microsoft YaHei"/>
+                <w:color w:val="0B2545"/>
+                <w:sz w:val="18"/>
+              </w:rPr>
+              <w:t>自动发现项目，数据隐私与离线能力尚待核验。（离线能力：unknown）</w:t>
+            </w:r>
+          </w:p>
+        </w:tc>
+      </w:tr>
+      <w:tr>
+        <w:tc>
+          <w:tcPr>
+            <w:tcW w:type="dxa" w:w="1700"/>
+            <w:shd w:fill="E8EEF5"/>
+            <w:vAlign w:val="top"/>
+            <w:tcMar>
+              <w:top w:w="80" w:type="dxa"/>
+              <w:start w:w="120" w:type="dxa"/>
+              <w:bottom w:w="80" w:type="dxa"/>
+              <w:end w:w="120" w:type="dxa"/>
+            </w:tcMar>
+          </w:tcPr>
+          <w:p>
+            <w:r>
+              <w:rPr>
+                <w:rFonts w:ascii="Microsoft YaHei" w:hAnsi="Microsoft YaHei" w:eastAsia="Microsoft YaHei"/>
+                <w:b/>
+                <w:color w:val="0B2545"/>
+                <w:sz w:val="18"/>
+              </w:rPr>
+              <w:t>项目地址</w:t>
+            </w:r>
+          </w:p>
+        </w:tc>
+        <w:tc>
+          <w:tcPr>
+            <w:tcW w:type="dxa" w:w="7660"/>
+            <w:vAlign w:val="top"/>
+            <w:tcMar>
+              <w:top w:w="80" w:type="dxa"/>
+              <w:start w:w="120" w:type="dxa"/>
+              <w:bottom w:w="80" w:type="dxa"/>
+              <w:end w:w="120" w:type="dxa"/>
+            </w:tcMar>
+          </w:tcPr>
+          <w:p>
+            <w:r>
+              <w:rPr>
+                <w:rFonts w:ascii="Microsoft YaHei" w:hAnsi="Microsoft YaHei" w:eastAsia="Microsoft YaHei"/>
+                <w:color w:val="0B2545"/>
+                <w:sz w:val="18"/>
+              </w:rPr>
+              <w:t>https://github.com/chouswei/SysMLEdge</w:t>
+            </w:r>
+          </w:p>
+        </w:tc>
+      </w:tr>
+      <w:tr>
+        <w:tc>
+          <w:tcPr>
+            <w:tcW w:type="dxa" w:w="1700"/>
+            <w:shd w:fill="E8EEF5"/>
+            <w:vAlign w:val="top"/>
+            <w:tcMar>
+              <w:top w:w="80" w:type="dxa"/>
+              <w:start w:w="120" w:type="dxa"/>
+              <w:bottom w:w="80" w:type="dxa"/>
+              <w:end w:w="120" w:type="dxa"/>
+            </w:tcMar>
+          </w:tcPr>
+          <w:p>
+            <w:r>
+              <w:rPr>
+                <w:rFonts w:ascii="Microsoft YaHei" w:hAnsi="Microsoft YaHei" w:eastAsia="Microsoft YaHei"/>
+                <w:b/>
+                <w:color w:val="0B2545"/>
+                <w:sz w:val="18"/>
+              </w:rPr>
+              <w:t>核验来源</w:t>
+            </w:r>
+          </w:p>
+        </w:tc>
+        <w:tc>
+          <w:tcPr>
+            <w:tcW w:type="dxa" w:w="7660"/>
+            <w:vAlign w:val="top"/>
+            <w:tcMar>
+              <w:top w:w="80" w:type="dxa"/>
+              <w:start w:w="120" w:type="dxa"/>
+              <w:bottom w:w="80" w:type="dxa"/>
+              <w:end w:w="120" w:type="dxa"/>
+            </w:tcMar>
+          </w:tcPr>
+          <w:p>
+            <w:r>
+              <w:rPr>
+                <w:rFonts w:ascii="Microsoft YaHei" w:hAnsi="Microsoft YaHei" w:eastAsia="Microsoft YaHei"/>
+                <w:color w:val="0B2545"/>
+                <w:sz w:val="18"/>
+              </w:rPr>
+              <w:t>https://github.com/chouswei/SysMLEdge</w:t>
+            </w:r>
+          </w:p>
+        </w:tc>
+      </w:tr>
+    </w:tbl>
+    <w:p>
+      <w:pPr>
+        <w:pStyle w:val="Heading2"/>
+        <w:pageBreakBefore/>
+      </w:pPr>
+      <w:r>
+        <w:t>3.32 sysmlv2-ai-toolkit</w:t>
       </w:r>
     </w:p>
     <w:p>
@@ -11679,7 +12798,7 @@
         <w:pageBreakBefore/>
       </w:pPr>
       <w:r>
-        <w:t>3.30 sysprose</w:t>
+        <w:t>3.33 sysprose</w:t>
       </w:r>
     </w:p>
     <w:p>
@@ -12052,7 +13171,7 @@
         <w:pageBreakBefore/>
       </w:pPr>
       <w:r>
-        <w:t>3.31 verifying_SysML_v2_agentic_rag</w:t>
+        <w:t>3.34 verifying_SysML_v2_agentic_rag</w:t>
       </w:r>
     </w:p>
     <w:p>
@@ -12482,7 +13601,7 @@
           <w:color w:val="5D6B7A"/>
           <w:sz w:val="18"/>
         </w:rPr>
-        <w:t>生成时间：2026-09-12 07:09（Asia/Shanghai）</w:t>
+        <w:t>生成时间：2026-09-13 07:27（Asia/Shanghai）</w:t>
       </w:r>
     </w:p>
     <w:sectPr>
